--- a/docs/温湿度巡检仪校准系统详细使用说明书.docx
+++ b/docs/温湿度巡检仪校准系统详细使用说明书.docx
@@ -80,21 +80,6 @@
     </w:p>
     <w:p>
       <w:pPr>
-        <w:spacing w:after="140"/>
-        <w:jc w:val="center"/>
-      </w:pPr>
-      <w:r>
-        <w:rPr>
-          <w:rFonts w:ascii="微软雅黑" w:hAnsi="微软雅黑" w:eastAsia="微软雅黑"/>
-          <w:b w:val="0"/>
-          <w:color w:val="000000"/>
-          <w:sz w:val="22"/>
-        </w:rPr>
-        <w:t>适用对象：校准操作人员、核验人员、实验室管理员和软件维护人员</w:t>
-      </w:r>
-    </w:p>
-    <w:p>
-      <w:pPr>
         <w:spacing w:after="40"/>
       </w:pPr>
     </w:p>
@@ -133,12 +118,6 @@
             <w:insideH w:val="single" w:color="D9D9D9" w:sz="4" w:space="0"/>
             <w:insideV w:val="single" w:color="D9D9D9" w:sz="4" w:space="0"/>
           </w:tblBorders>
-          <w:tblCellMar>
-            <w:top w:w="0" w:type="dxa"/>
-            <w:left w:w="108" w:type="dxa"/>
-            <w:bottom w:w="0" w:type="dxa"/>
-            <w:right w:w="108" w:type="dxa"/>
-          </w:tblCellMar>
         </w:tblPrEx>
         <w:trPr>
           <w:cantSplit/>
@@ -589,21 +568,6 @@
         </w:tc>
       </w:tr>
     </w:tbl>
-    <w:p>
-      <w:pPr>
-        <w:spacing w:before="760"/>
-        <w:jc w:val="center"/>
-      </w:pPr>
-      <w:r>
-        <w:rPr>
-          <w:rFonts w:ascii="微软雅黑" w:hAnsi="微软雅黑" w:eastAsia="微软雅黑"/>
-          <w:b w:val="0"/>
-          <w:color w:val="595959"/>
-          <w:sz w:val="19"/>
-        </w:rPr>
-        <w:t>本说明书应与软件版本和实验室受控文件一并使用</w:t>
-      </w:r>
-    </w:p>
     <w:p>
       <w:pPr>
         <w:pStyle w:val="3"/>
@@ -846,95 +810,6 @@
     </w:p>
     <w:p>
       <w:pPr>
-        <w:spacing w:after="100"/>
-        <w:ind w:left="216"/>
-      </w:pPr>
-      <w:r>
-        <w:rPr>
-          <w:rFonts w:ascii="微软雅黑" w:hAnsi="微软雅黑" w:eastAsia="微软雅黑"/>
-          <w:b w:val="0"/>
-          <w:color w:val="000000"/>
-          <w:sz w:val="21"/>
-        </w:rPr>
-        <w:t>15 安全和使用边界</w:t>
-      </w:r>
-    </w:p>
-    <w:p>
-      <w:pPr>
-        <w:spacing w:after="100"/>
-        <w:ind w:left="216"/>
-      </w:pPr>
-      <w:r>
-        <w:rPr>
-          <w:rFonts w:ascii="微软雅黑" w:hAnsi="微软雅黑" w:eastAsia="微软雅黑"/>
-          <w:b w:val="0"/>
-          <w:color w:val="000000"/>
-          <w:sz w:val="21"/>
-        </w:rPr>
-        <w:t>附录 A 两项规范的软件执行差异</w:t>
-      </w:r>
-    </w:p>
-    <w:p>
-      <w:pPr>
-        <w:spacing w:after="100"/>
-        <w:ind w:left="216"/>
-      </w:pPr>
-      <w:r>
-        <w:rPr>
-          <w:rFonts w:ascii="微软雅黑" w:hAnsi="微软雅黑" w:eastAsia="微软雅黑"/>
-          <w:b w:val="0"/>
-          <w:color w:val="000000"/>
-          <w:sz w:val="21"/>
-        </w:rPr>
-        <w:t>附录 B 操作前检查表</w:t>
-      </w:r>
-    </w:p>
-    <w:p>
-      <w:pPr>
-        <w:spacing w:after="100"/>
-        <w:ind w:left="216"/>
-      </w:pPr>
-      <w:r>
-        <w:rPr>
-          <w:rFonts w:ascii="微软雅黑" w:hAnsi="微软雅黑" w:eastAsia="微软雅黑"/>
-          <w:b w:val="0"/>
-          <w:color w:val="000000"/>
-          <w:sz w:val="21"/>
-        </w:rPr>
-        <w:t>附录 C 术语</w:t>
-      </w:r>
-    </w:p>
-    <w:p>
-      <w:pPr>
-        <w:spacing w:after="100"/>
-        <w:ind w:left="216"/>
-      </w:pPr>
-      <w:r>
-        <w:rPr>
-          <w:rFonts w:ascii="微软雅黑" w:hAnsi="微软雅黑" w:eastAsia="微软雅黑"/>
-          <w:b w:val="0"/>
-          <w:color w:val="000000"/>
-          <w:sz w:val="21"/>
-        </w:rPr>
-        <w:t>附录 D 报告签发前复核表</w:t>
-      </w:r>
-    </w:p>
-    <w:p>
-      <w:pPr>
-        <w:spacing w:before="240"/>
-      </w:pPr>
-      <w:r>
-        <w:rPr>
-          <w:rFonts w:ascii="微软雅黑" w:hAnsi="微软雅黑" w:eastAsia="微软雅黑"/>
-          <w:b w:val="0"/>
-          <w:color w:val="595959"/>
-          <w:sz w:val="19"/>
-        </w:rPr>
-        <w:t>可在 Word 导航窗格中按标题快速定位章节。</w:t>
-      </w:r>
-    </w:p>
-    <w:p>
-      <w:pPr>
         <w:pStyle w:val="3"/>
         <w:pageBreakBefore/>
       </w:pPr>
@@ -1104,6 +979,16 @@
         </w:rPr>
         <w:t>从本地 CSV 生成 Excel 原始记录和 Word 校准报告；</w:t>
       </w:r>
+      <w:r>
+        <w:rPr>
+          <w:rFonts w:hint="eastAsia"/>
+          <w:b w:val="0"/>
+          <w:color w:val="000000"/>
+          <w:sz w:val="21"/>
+          <w:lang w:val="en-US" w:eastAsia="zh-CN"/>
+        </w:rPr>
+        <w:t xml:space="preserve"> </w:t>
+      </w:r>
     </w:p>
     <w:p>
       <w:pPr>
@@ -1182,12 +1067,6 @@
             <w:insideH w:val="single" w:color="D9D9D9" w:sz="4" w:space="0"/>
             <w:insideV w:val="single" w:color="D9D9D9" w:sz="4" w:space="0"/>
           </w:tblBorders>
-          <w:tblCellMar>
-            <w:top w:w="0" w:type="dxa"/>
-            <w:left w:w="108" w:type="dxa"/>
-            <w:bottom w:w="0" w:type="dxa"/>
-            <w:right w:w="108" w:type="dxa"/>
-          </w:tblCellMar>
         </w:tblPrEx>
         <w:trPr>
           <w:cantSplit/>
@@ -1844,12 +1723,6 @@
             <w:insideH w:val="single" w:color="D9D9D9" w:sz="4" w:space="0"/>
             <w:insideV w:val="single" w:color="D9D9D9" w:sz="4" w:space="0"/>
           </w:tblBorders>
-          <w:tblCellMar>
-            <w:top w:w="0" w:type="dxa"/>
-            <w:left w:w="108" w:type="dxa"/>
-            <w:bottom w:w="0" w:type="dxa"/>
-            <w:right w:w="108" w:type="dxa"/>
-          </w:tblCellMar>
         </w:tblPrEx>
         <w:trPr>
           <w:cantSplit/>
@@ -6470,17 +6343,6 @@
       </w:tr>
     </w:tbl>
     <w:p>
-      <w:r>
-        <w:rPr>
-          <w:rFonts w:ascii="微软雅黑" w:hAnsi="微软雅黑" w:eastAsia="微软雅黑"/>
-          <w:b w:val="0"/>
-          <w:color w:val="000000"/>
-          <w:sz w:val="21"/>
-        </w:rPr>
-        <w:t>JJF 1376 模式会隐藏湿度量程、湿度分辨力、湿度证书参数和湿度通道修正。</w:t>
-      </w:r>
-    </w:p>
-    <w:p>
       <w:pPr>
         <w:pStyle w:val="4"/>
       </w:pPr>
@@ -6502,7 +6364,26 @@
           <w:color w:val="000000"/>
           <w:sz w:val="21"/>
         </w:rPr>
-        <w:t>扩展不确定度 U 和包含因子 k 必须来自实际标准器校准证书。不要把证书 U 直接当作软件最终结果的不确定度。软件还会结合重复性、分辨力以及相邻校准修正值最大变化等分量计算最终扩展不确定度。</w:t>
+        <w:t xml:space="preserve">扩展不确定度 U 和包含因子 k </w:t>
+      </w:r>
+      <w:r>
+        <w:rPr>
+          <w:rFonts w:hint="eastAsia"/>
+          <w:b w:val="0"/>
+          <w:color w:val="000000"/>
+          <w:sz w:val="21"/>
+          <w:lang w:val="en-US" w:eastAsia="zh-CN"/>
+        </w:rPr>
+        <w:t>取自</w:t>
+      </w:r>
+      <w:r>
+        <w:rPr>
+          <w:rFonts w:ascii="微软雅黑" w:hAnsi="微软雅黑" w:eastAsia="微软雅黑"/>
+          <w:b w:val="0"/>
+          <w:color w:val="000000"/>
+          <w:sz w:val="21"/>
+        </w:rPr>
+        <w:t>标准器校准证书。软件还会结合重复性、分辨力以及相邻校准修正值最大变化等分量计算最终扩展不确定度。</w:t>
       </w:r>
     </w:p>
     <w:p>
@@ -8441,7 +8322,26 @@
           <w:color w:val="000000"/>
           <w:sz w:val="21"/>
         </w:rPr>
-        <w:t>被校温度分辨力和被校湿度分辨力应分别按铭牌、说明书或显示能力填写。</w:t>
+        <w:t>被校温度分辨力和被校湿度分辨力应分别</w:t>
+      </w:r>
+      <w:r>
+        <w:rPr>
+          <w:rFonts w:hint="eastAsia"/>
+          <w:b w:val="0"/>
+          <w:color w:val="000000"/>
+          <w:sz w:val="21"/>
+          <w:lang w:val="en-US" w:eastAsia="zh-CN"/>
+        </w:rPr>
+        <w:t>按照</w:t>
+      </w:r>
+      <w:r>
+        <w:rPr>
+          <w:rFonts w:ascii="微软雅黑" w:hAnsi="微软雅黑" w:eastAsia="微软雅黑"/>
+          <w:b w:val="0"/>
+          <w:color w:val="000000"/>
+          <w:sz w:val="21"/>
+        </w:rPr>
+        <w:t>说明书或显示能力填写。</w:t>
       </w:r>
     </w:p>
     <w:p>
@@ -9891,8 +9791,6 @@
         </w:rPr>
         <w:t>9.7 正式校准启动条件</w:t>
       </w:r>
-      <w:bookmarkStart w:id="0" w:name="_GoBack"/>
-      <w:bookmarkEnd w:id="0"/>
     </w:p>
     <w:p>
       <w:r>
@@ -10115,7 +10013,26 @@
           <w:color w:val="000000"/>
           <w:sz w:val="21"/>
         </w:rPr>
-        <w:t>暂停：等待当前巡检仪请求结束后停止实时测量，并正确关闭本次实时文件会话；未完成正式采样时作业标记为中断。</w:t>
+        <w:t>暂停：停</w:t>
+      </w:r>
+      <w:r>
+        <w:rPr>
+          <w:rFonts w:hint="eastAsia"/>
+          <w:b w:val="0"/>
+          <w:color w:val="000000"/>
+          <w:sz w:val="21"/>
+          <w:lang w:val="en-US" w:eastAsia="zh-CN"/>
+        </w:rPr>
+        <w:t>止</w:t>
+      </w:r>
+      <w:r>
+        <w:rPr>
+          <w:rFonts w:ascii="微软雅黑" w:hAnsi="微软雅黑" w:eastAsia="微软雅黑"/>
+          <w:b w:val="0"/>
+          <w:color w:val="000000"/>
+          <w:sz w:val="21"/>
+        </w:rPr>
+        <w:t>实时测量，并关闭本次实时文件会话；未完成正式采样时作业标记为中断。</w:t>
       </w:r>
     </w:p>
     <w:p>
@@ -10144,20 +10061,6 @@
           <w:sz w:val="21"/>
         </w:rPr>
         <w:t>返回任务配置：采集运行时不可直接返回，应先暂停。修改并保存任务后，工作台按新任务重新建立矩阵。</w:t>
-      </w:r>
-    </w:p>
-    <w:p>
-      <w:pPr>
-        <w:pStyle w:val="16"/>
-      </w:pPr>
-      <w:r>
-        <w:rPr>
-          <w:rFonts w:ascii="微软雅黑" w:hAnsi="微软雅黑" w:eastAsia="微软雅黑"/>
-          <w:b w:val="0"/>
-          <w:color w:val="000000"/>
-          <w:sz w:val="21"/>
-        </w:rPr>
-        <w:t>切换页面：切换到历史记录或系统设置不停止正在运行的采集，返回校准作业后继续显示当前数据。</w:t>
       </w:r>
     </w:p>
     <w:p>
@@ -10197,7 +10100,7 @@
           <w:color w:val="000000"/>
           <w:sz w:val="21"/>
         </w:rPr>
-        <w:t>正式样本达到计划数量后，结果页显示任务依据、现场环境、标准器快照和当前规范对应的结果。所有最终结果统一显示到小数点后三位，内部计算使用未提前舍入的完整精度。</w:t>
+        <w:t>正式样本达到计划数量后，结果页显示任务依据、现场环境、标准器快照和当前规范对应的结果。</w:t>
       </w:r>
     </w:p>
     <w:p>
@@ -10211,7 +10114,7 @@
           <w:color w:val="000000"/>
           <w:sz w:val="28"/>
         </w:rPr>
-        <w:t>10.2 JJF 1101 结果口径</w:t>
+        <w:t>10.2 JJF 1101 结果</w:t>
       </w:r>
     </w:p>
     <w:tbl>
@@ -10307,15 +10210,20 @@
               <w:keepNext/>
               <w:spacing w:after="0" w:line="264" w:lineRule="auto"/>
               <w:jc w:val="left"/>
-            </w:pPr>
-            <w:r>
-              <w:rPr>
-                <w:rFonts w:ascii="微软雅黑" w:hAnsi="微软雅黑" w:eastAsia="微软雅黑"/>
+              <w:rPr>
+                <w:rFonts w:hint="default" w:eastAsia="微软雅黑"/>
+                <w:lang w:val="en-US" w:eastAsia="zh-CN"/>
+              </w:rPr>
+            </w:pPr>
+            <w:r>
+              <w:rPr>
+                <w:rFonts w:hint="eastAsia" w:ascii="微软雅黑" w:hAnsi="微软雅黑" w:eastAsia="微软雅黑"/>
                 <w:b/>
                 <w:color w:val="FFFFFF"/>
                 <w:sz w:val="18"/>
-              </w:rPr>
-              <w:t>软件计算口径</w:t>
+                <w:lang w:val="en-US" w:eastAsia="zh-CN"/>
+              </w:rPr>
+              <w:t>结果计算方式</w:t>
             </w:r>
           </w:p>
         </w:tc>
@@ -10948,7 +10856,7 @@
           <w:color w:val="000000"/>
           <w:sz w:val="28"/>
         </w:rPr>
-        <w:t>10.3 JJF 1376 结果口径</w:t>
+        <w:t>10.3 JJF 1376 结果</w:t>
       </w:r>
     </w:p>
     <w:tbl>
@@ -11044,15 +10952,20 @@
               <w:keepNext/>
               <w:spacing w:after="0" w:line="264" w:lineRule="auto"/>
               <w:jc w:val="left"/>
-            </w:pPr>
-            <w:r>
-              <w:rPr>
-                <w:rFonts w:ascii="微软雅黑" w:hAnsi="微软雅黑" w:eastAsia="微软雅黑"/>
+              <w:rPr>
+                <w:rFonts w:hint="default" w:eastAsia="微软雅黑"/>
+                <w:lang w:val="en-US" w:eastAsia="zh-CN"/>
+              </w:rPr>
+            </w:pPr>
+            <w:r>
+              <w:rPr>
+                <w:rFonts w:hint="eastAsia"/>
                 <w:b/>
                 <w:color w:val="FFFFFF"/>
                 <w:sz w:val="18"/>
-              </w:rPr>
-              <w:t>软件计算口径</w:t>
+                <w:lang w:val="en-US" w:eastAsia="zh-CN"/>
+              </w:rPr>
+              <w:t>结果计算方式</w:t>
             </w:r>
           </w:p>
         </w:tc>
@@ -11442,17 +11355,6 @@
         </w:tc>
       </w:tr>
     </w:tbl>
-    <w:p>
-      <w:r>
-        <w:rPr>
-          <w:rFonts w:ascii="微软雅黑" w:hAnsi="微软雅黑" w:eastAsia="微软雅黑"/>
-          <w:b w:val="0"/>
-          <w:color w:val="000000"/>
-          <w:sz w:val="21"/>
-        </w:rPr>
-        <w:t>同一测点与自身相减时，不确定度贡献按完全相关抵消处理。软件不把规范中的参考技术指标直接作为被校设备合格判据。</w:t>
-      </w:r>
-    </w:p>
     <w:p>
       <w:pPr>
         <w:pStyle w:val="4"/>
@@ -11547,10 +11449,18 @@
           <w:color w:val="000000"/>
           <w:sz w:val="21"/>
         </w:rPr>
-        <w:t>，随后用默认办公软件打开。报告按 JJF 1101 或 JJF 1376 参考结构组织，声明和签发信息位于文档末尾。</w:t>
+        <w:t>，随后用默认办公软件打开。报告生成后应重点</w:t>
       </w:r>
-    </w:p>
-    <w:p>
+      <w:r>
+        <w:rPr>
+          <w:rFonts w:hint="eastAsia"/>
+          <w:b w:val="0"/>
+          <w:color w:val="000000"/>
+          <w:sz w:val="21"/>
+          <w:lang w:val="en-US" w:eastAsia="zh-CN"/>
+        </w:rPr>
+        <w:t>检查</w:t>
+      </w:r>
       <w:r>
         <w:rPr>
           <w:rFonts w:ascii="微软雅黑" w:hAnsi="微软雅黑" w:eastAsia="微软雅黑"/>
@@ -11558,7 +11468,7 @@
           <w:color w:val="000000"/>
           <w:sz w:val="21"/>
         </w:rPr>
-        <w:t>报告生成后应重点复核：委托和设备信息、规范、校准地点、设定值、环境条件、标准器证书、样本数、计算结果、不确定度、布点图、偏离说明、校准员、核验员、声明和签发日期。</w:t>
+        <w:t>：委托和设备信息、规范、校准地点、设定值、环境条件、标准器证书、样本数、计算结果、不确定度、布点图、偏离说明、校准员、核验员、声明和签发日期。</w:t>
       </w:r>
     </w:p>
     <w:p>
@@ -11583,7 +11493,47 @@
           <w:color w:val="000000"/>
           <w:sz w:val="21"/>
         </w:rPr>
-        <w:t>Excel 和 Word 只读取当前作业目录中的冻结 CSV，不读取后来修改的系统设置。因此历史任务可以重复生成相同业务内容，系统设置变化不会静默覆盖历史报告依据。</w:t>
+        <w:t>Excel 和 Word 只读取当前作业目录中的</w:t>
+      </w:r>
+      <w:r>
+        <w:rPr>
+          <w:rFonts w:hint="eastAsia"/>
+          <w:b w:val="0"/>
+          <w:color w:val="000000"/>
+          <w:sz w:val="21"/>
+          <w:lang w:val="en-US" w:eastAsia="zh-CN"/>
+        </w:rPr>
+        <w:t>原始</w:t>
+      </w:r>
+      <w:r>
+        <w:rPr>
+          <w:rFonts w:ascii="微软雅黑" w:hAnsi="微软雅黑" w:eastAsia="微软雅黑"/>
+          <w:b w:val="0"/>
+          <w:color w:val="000000"/>
+          <w:sz w:val="21"/>
+        </w:rPr>
+        <w:t xml:space="preserve"> CSV</w:t>
+      </w:r>
+      <w:r>
+        <w:rPr>
+          <w:rFonts w:hint="eastAsia"/>
+          <w:b w:val="0"/>
+          <w:color w:val="000000"/>
+          <w:sz w:val="21"/>
+          <w:lang w:val="en-US" w:eastAsia="zh-CN"/>
+        </w:rPr>
+        <w:t>数据</w:t>
+      </w:r>
+      <w:bookmarkStart w:id="0" w:name="_GoBack"/>
+      <w:bookmarkEnd w:id="0"/>
+      <w:r>
+        <w:rPr>
+          <w:rFonts w:ascii="微软雅黑" w:hAnsi="微软雅黑" w:eastAsia="微软雅黑"/>
+          <w:b w:val="0"/>
+          <w:color w:val="000000"/>
+          <w:sz w:val="21"/>
+        </w:rPr>
+        <w:t>，不读取后来修改的系统设置。因此历史任务可以重复生成相同业务内容，系统设置变化不会静默覆盖历史报告依据。</w:t>
       </w:r>
     </w:p>
     <w:p>
@@ -11766,7 +11716,121 @@
           <w:color w:val="000000"/>
           <w:sz w:val="21"/>
         </w:rPr>
-        <w:t>系统不使用数据库。业务数据采用可由 Excel 或 WPS 打开的 UTF-8 BOM CSV。Excel 和 Word 是从冻结 CSV 派生的交付文件。账户和配置使用 JSON，不能用 Excel 修改。</w:t>
+        <w:t>数据</w:t>
+      </w:r>
+      <w:r>
+        <w:rPr>
+          <w:rFonts w:hint="eastAsia"/>
+          <w:b w:val="0"/>
+          <w:color w:val="000000"/>
+          <w:sz w:val="21"/>
+          <w:lang w:val="en-US" w:eastAsia="zh-CN"/>
+        </w:rPr>
+        <w:t>存储为</w:t>
+      </w:r>
+      <w:r>
+        <w:rPr>
+          <w:rFonts w:ascii="微软雅黑" w:hAnsi="微软雅黑" w:eastAsia="微软雅黑"/>
+          <w:b w:val="0"/>
+          <w:color w:val="000000"/>
+          <w:sz w:val="21"/>
+        </w:rPr>
+        <w:t>可由 Excel 或 WPS 打开的</w:t>
+      </w:r>
+      <w:r>
+        <w:rPr>
+          <w:rFonts w:hint="eastAsia"/>
+          <w:b w:val="0"/>
+          <w:color w:val="000000"/>
+          <w:sz w:val="21"/>
+          <w:lang w:val="en-US" w:eastAsia="zh-CN"/>
+        </w:rPr>
+        <w:t>本地</w:t>
+      </w:r>
+      <w:r>
+        <w:rPr>
+          <w:rFonts w:ascii="微软雅黑" w:hAnsi="微软雅黑" w:eastAsia="微软雅黑"/>
+          <w:b w:val="0"/>
+          <w:color w:val="000000"/>
+          <w:sz w:val="21"/>
+        </w:rPr>
+        <w:t>UTF-8 BOM CSV</w:t>
+      </w:r>
+      <w:r>
+        <w:rPr>
+          <w:rFonts w:hint="eastAsia"/>
+          <w:b w:val="0"/>
+          <w:color w:val="000000"/>
+          <w:sz w:val="21"/>
+          <w:lang w:val="en-US" w:eastAsia="zh-CN"/>
+        </w:rPr>
+        <w:t>文件</w:t>
+      </w:r>
+      <w:r>
+        <w:rPr>
+          <w:rFonts w:ascii="微软雅黑" w:hAnsi="微软雅黑" w:eastAsia="微软雅黑"/>
+          <w:b w:val="0"/>
+          <w:color w:val="000000"/>
+          <w:sz w:val="21"/>
+        </w:rPr>
+        <w:t>。Excel 和 Word 是从</w:t>
+      </w:r>
+      <w:r>
+        <w:rPr>
+          <w:rFonts w:hint="eastAsia"/>
+          <w:b w:val="0"/>
+          <w:color w:val="000000"/>
+          <w:sz w:val="21"/>
+          <w:lang w:val="en-US" w:eastAsia="zh-CN"/>
+        </w:rPr>
+        <w:t>原始</w:t>
+      </w:r>
+      <w:r>
+        <w:rPr>
+          <w:rFonts w:ascii="微软雅黑" w:hAnsi="微软雅黑" w:eastAsia="微软雅黑"/>
+          <w:b w:val="0"/>
+          <w:color w:val="000000"/>
+          <w:sz w:val="21"/>
+        </w:rPr>
+        <w:t>CSV 生</w:t>
+      </w:r>
+      <w:r>
+        <w:rPr>
+          <w:rFonts w:hint="eastAsia"/>
+          <w:b w:val="0"/>
+          <w:color w:val="000000"/>
+          <w:sz w:val="21"/>
+          <w:lang w:val="en-US" w:eastAsia="zh-CN"/>
+        </w:rPr>
+        <w:t>成</w:t>
+      </w:r>
+      <w:r>
+        <w:rPr>
+          <w:rFonts w:ascii="微软雅黑" w:hAnsi="微软雅黑" w:eastAsia="微软雅黑"/>
+          <w:b w:val="0"/>
+          <w:color w:val="000000"/>
+          <w:sz w:val="21"/>
+        </w:rPr>
+        <w:t>的交付文件。账户和配置</w:t>
+      </w:r>
+      <w:r>
+        <w:rPr>
+          <w:rFonts w:hint="eastAsia"/>
+          <w:b w:val="0"/>
+          <w:color w:val="000000"/>
+          <w:sz w:val="21"/>
+          <w:lang w:val="en-US" w:eastAsia="zh-CN"/>
+        </w:rPr>
+        <w:t>数据信息</w:t>
+      </w:r>
+      <w:r>
+        <w:rPr>
+          <w:rFonts w:ascii="微软雅黑" w:hAnsi="微软雅黑" w:eastAsia="微软雅黑"/>
+          <w:b w:val="0"/>
+          <w:color w:val="000000"/>
+          <w:sz w:val="21"/>
+        </w:rPr>
+        <w:t>使用 JSON，不能用 Excel 修改。</w:t>
       </w:r>
     </w:p>
     <w:p>
@@ -11963,7 +12027,7 @@
                 <w:color w:val="000000"/>
                 <w:sz w:val="18"/>
               </w:rPr>
-              <w:t>%UserProfile%\Documents\温湿度校准数据</w:t>
+              <w:t>\Documents\温湿度校准数据</w:t>
             </w:r>
           </w:p>
         </w:tc>
@@ -12845,17 +12909,6 @@
       </w:tr>
     </w:tbl>
     <w:p>
-      <w:r>
-        <w:rPr>
-          <w:rFonts w:ascii="微软雅黑" w:hAnsi="微软雅黑" w:eastAsia="微软雅黑"/>
-          <w:b w:val="0"/>
-          <w:color w:val="000000"/>
-          <w:sz w:val="21"/>
-        </w:rPr>
-        <w:t>正式作业目录不再生成单独的不确定度分量 CSV、正式采样原始通道 CSV 或内部追溯数据文件夹。最终扩展不确定度仍保存在校准结果和报告中。</w:t>
-      </w:r>
-    </w:p>
-    <w:p>
       <w:pPr>
         <w:pStyle w:val="4"/>
       </w:pPr>
@@ -12947,7 +13000,7 @@
         </w:trPr>
         <w:tc>
           <w:tcPr>
-            <w:tcW w:w="2520" w:type="dxa"/>
+            <w:tcW w:w="4997" w:type="dxa"/>
             <w:shd w:val="clear" w:color="auto" w:fill="1F4E78"/>
             <w:tcMar>
               <w:top w:w="95" w:type="dxa"/>
@@ -12976,7 +13029,7 @@
         </w:tc>
         <w:tc>
           <w:tcPr>
-            <w:tcW w:w="7272" w:type="dxa"/>
+            <w:tcW w:w="4997" w:type="dxa"/>
             <w:shd w:val="clear" w:color="auto" w:fill="1F4E78"/>
             <w:tcMar>
               <w:top w:w="95" w:type="dxa"/>
@@ -13027,7 +13080,7 @@
         </w:trPr>
         <w:tc>
           <w:tcPr>
-            <w:tcW w:w="2520" w:type="dxa"/>
+            <w:tcW w:w="4997" w:type="dxa"/>
             <w:tcMar>
               <w:top w:w="95" w:type="dxa"/>
               <w:left w:w="110" w:type="dxa"/>
@@ -13054,7 +13107,7 @@
         </w:tc>
         <w:tc>
           <w:tcPr>
-            <w:tcW w:w="7272" w:type="dxa"/>
+            <w:tcW w:w="4997" w:type="dxa"/>
             <w:tcMar>
               <w:top w:w="95" w:type="dxa"/>
               <w:left w:w="110" w:type="dxa"/>
@@ -13103,7 +13156,7 @@
         </w:trPr>
         <w:tc>
           <w:tcPr>
-            <w:tcW w:w="2520" w:type="dxa"/>
+            <w:tcW w:w="4997" w:type="dxa"/>
             <w:shd w:val="clear" w:color="auto" w:fill="F3F6FA"/>
             <w:tcMar>
               <w:top w:w="95" w:type="dxa"/>
@@ -13131,7 +13184,7 @@
         </w:tc>
         <w:tc>
           <w:tcPr>
-            <w:tcW w:w="7272" w:type="dxa"/>
+            <w:tcW w:w="4997" w:type="dxa"/>
             <w:shd w:val="clear" w:color="auto" w:fill="F3F6FA"/>
             <w:tcMar>
               <w:top w:w="95" w:type="dxa"/>
@@ -13154,82 +13207,6 @@
                 <w:sz w:val="18"/>
               </w:rPr>
               <w:t>每轮完整响应形成的一行实时矩阵</w:t>
-            </w:r>
-          </w:p>
-        </w:tc>
-      </w:tr>
-      <w:tr>
-        <w:tblPrEx>
-          <w:tblBorders>
-            <w:top w:val="single" w:color="D9D9D9" w:sz="4" w:space="0"/>
-            <w:left w:val="single" w:color="D9D9D9" w:sz="4" w:space="0"/>
-            <w:bottom w:val="single" w:color="D9D9D9" w:sz="4" w:space="0"/>
-            <w:right w:val="single" w:color="D9D9D9" w:sz="4" w:space="0"/>
-            <w:insideH w:val="single" w:color="D9D9D9" w:sz="4" w:space="0"/>
-            <w:insideV w:val="single" w:color="D9D9D9" w:sz="4" w:space="0"/>
-          </w:tblBorders>
-          <w:tblCellMar>
-            <w:top w:w="0" w:type="dxa"/>
-            <w:left w:w="108" w:type="dxa"/>
-            <w:bottom w:w="0" w:type="dxa"/>
-            <w:right w:w="108" w:type="dxa"/>
-          </w:tblCellMar>
-        </w:tblPrEx>
-        <w:trPr>
-          <w:cantSplit/>
-          <w:jc w:val="center"/>
-        </w:trPr>
-        <w:tc>
-          <w:tcPr>
-            <w:tcW w:w="2520" w:type="dxa"/>
-            <w:tcMar>
-              <w:top w:w="95" w:type="dxa"/>
-              <w:left w:w="110" w:type="dxa"/>
-              <w:bottom w:w="95" w:type="dxa"/>
-              <w:right w:w="110" w:type="dxa"/>
-            </w:tcMar>
-            <w:vAlign w:val="center"/>
-          </w:tcPr>
-          <w:p>
-            <w:pPr>
-              <w:spacing w:after="0" w:line="264" w:lineRule="auto"/>
-              <w:jc w:val="left"/>
-            </w:pPr>
-            <w:r>
-              <w:rPr>
-                <w:rFonts w:ascii="微软雅黑" w:hAnsi="微软雅黑" w:eastAsia="微软雅黑"/>
-                <w:b w:val="0"/>
-                <w:color w:val="000000"/>
-                <w:sz w:val="18"/>
-              </w:rPr>
-              <w:t>实时测量原始通道.csv</w:t>
-            </w:r>
-          </w:p>
-        </w:tc>
-        <w:tc>
-          <w:tcPr>
-            <w:tcW w:w="7272" w:type="dxa"/>
-            <w:tcMar>
-              <w:top w:w="95" w:type="dxa"/>
-              <w:left w:w="110" w:type="dxa"/>
-              <w:bottom w:w="95" w:type="dxa"/>
-              <w:right w:w="110" w:type="dxa"/>
-            </w:tcMar>
-            <w:vAlign w:val="center"/>
-          </w:tcPr>
-          <w:p>
-            <w:pPr>
-              <w:spacing w:after="0" w:line="264" w:lineRule="auto"/>
-              <w:jc w:val="left"/>
-            </w:pPr>
-            <w:r>
-              <w:rPr>
-                <w:rFonts w:ascii="微软雅黑" w:hAnsi="微软雅黑" w:eastAsia="微软雅黑"/>
-                <w:b w:val="0"/>
-                <w:color w:val="000000"/>
-                <w:sz w:val="18"/>
-              </w:rPr>
-              <w:t>原始值、修正值、有效性、十六进制数据和寄存器信息</w:t>
             </w:r>
           </w:p>
         </w:tc>
@@ -15047,2703 +15024,19 @@
       <w:pPr>
         <w:pStyle w:val="3"/>
         <w:pageBreakBefore/>
-      </w:pPr>
-      <w:r>
         <w:rPr>
           <w:rFonts w:ascii="微软雅黑" w:hAnsi="微软雅黑" w:eastAsia="微软雅黑"/>
           <w:b/>
           <w:color w:val="000000"/>
           <w:sz w:val="36"/>
         </w:rPr>
-        <w:t>15 安全和使用边界</w:t>
-      </w:r>
-    </w:p>
-    <w:p>
-      <w:pPr>
-        <w:spacing w:after="60"/>
-        <w:ind w:left="432" w:hanging="317"/>
       </w:pPr>
-      <w:r>
-        <w:rPr>
-          <w:rFonts w:ascii="微软雅黑" w:hAnsi="微软雅黑" w:eastAsia="微软雅黑"/>
-          <w:b w:val="0"/>
-          <w:color w:val="000000"/>
-          <w:sz w:val="21"/>
-        </w:rPr>
-        <w:t>1.  本地账户不具备联网找回、分级权限、电子签名和不可抵赖审计能力。</w:t>
-      </w:r>
-    </w:p>
-    <w:p>
-      <w:pPr>
-        <w:spacing w:after="60"/>
-        <w:ind w:left="432" w:hanging="317"/>
-      </w:pPr>
-      <w:r>
-        <w:rPr>
-          <w:rFonts w:ascii="微软雅黑" w:hAnsi="微软雅黑" w:eastAsia="微软雅黑"/>
-          <w:b w:val="0"/>
-          <w:color w:val="000000"/>
-          <w:sz w:val="21"/>
-        </w:rPr>
-        <w:t>2.  忘记密码可直接重新注册，只适合受控单机。</w:t>
-      </w:r>
-    </w:p>
-    <w:p>
-      <w:pPr>
-        <w:spacing w:after="60"/>
-        <w:ind w:left="432" w:hanging="317"/>
-      </w:pPr>
-      <w:r>
-        <w:rPr>
-          <w:rFonts w:ascii="微软雅黑" w:hAnsi="微软雅黑" w:eastAsia="微软雅黑"/>
-          <w:b w:val="0"/>
-          <w:color w:val="000000"/>
-          <w:sz w:val="21"/>
-        </w:rPr>
-        <w:t>3.  一次任务只对应一个设定工况。多个温度或湿度工况应分别建立任务。</w:t>
-      </w:r>
-    </w:p>
-    <w:p>
-      <w:pPr>
-        <w:spacing w:after="60"/>
-        <w:ind w:left="432" w:hanging="317"/>
-      </w:pPr>
-      <w:r>
-        <w:rPr>
-          <w:rFonts w:ascii="微软雅黑" w:hAnsi="微软雅黑" w:eastAsia="微软雅黑"/>
-          <w:b w:val="0"/>
-          <w:color w:val="000000"/>
-          <w:sz w:val="21"/>
-        </w:rPr>
-        <w:t>4.  更换巡检仪型号或固件后，必须重新核对 Modbus 协议和寄存器映射。</w:t>
-      </w:r>
-    </w:p>
-    <w:p>
-      <w:pPr>
-        <w:spacing w:after="60"/>
-        <w:ind w:left="432" w:hanging="317"/>
-      </w:pPr>
-      <w:r>
-        <w:rPr>
-          <w:rFonts w:ascii="微软雅黑" w:hAnsi="微软雅黑" w:eastAsia="微软雅黑"/>
-          <w:b w:val="0"/>
-          <w:color w:val="000000"/>
-          <w:sz w:val="21"/>
-        </w:rPr>
-        <w:t>5.  正式样本以一轮完整设备响应为一组。设备内部各通道刷新时差属于硬件特性，应在现场验收中确认。</w:t>
-      </w:r>
-    </w:p>
-    <w:p>
-      <w:pPr>
-        <w:spacing w:after="60"/>
-        <w:ind w:left="432" w:hanging="317"/>
-      </w:pPr>
-      <w:r>
-        <w:rPr>
-          <w:rFonts w:ascii="微软雅黑" w:hAnsi="微软雅黑" w:eastAsia="微软雅黑"/>
-          <w:b w:val="0"/>
-          <w:color w:val="000000"/>
-          <w:sz w:val="21"/>
-        </w:rPr>
-        <w:t>6.  软件结果不能替代规范原文、客户技术要求和有资质人员签发。</w:t>
-      </w:r>
-    </w:p>
-    <w:p>
-      <w:pPr>
-        <w:spacing w:after="60"/>
-        <w:ind w:left="432" w:hanging="317"/>
-      </w:pPr>
-      <w:r>
-        <w:rPr>
-          <w:rFonts w:ascii="微软雅黑" w:hAnsi="微软雅黑" w:eastAsia="微软雅黑"/>
-          <w:b w:val="0"/>
-          <w:color w:val="000000"/>
-          <w:sz w:val="21"/>
-        </w:rPr>
-        <w:t>7.  未录入客户允差时，软件不会自动输出合格或不合格。</w:t>
-      </w:r>
-    </w:p>
-    <w:p>
-      <w:pPr>
-        <w:spacing w:after="60"/>
-        <w:ind w:left="432" w:hanging="317"/>
-      </w:pPr>
-      <w:r>
-        <w:rPr>
-          <w:rFonts w:ascii="微软雅黑" w:hAnsi="微软雅黑" w:eastAsia="微软雅黑"/>
-          <w:b w:val="0"/>
-          <w:color w:val="000000"/>
-          <w:sz w:val="21"/>
-        </w:rPr>
-        <w:t>8.  安装程序没有客户受信任签名时，正式部署应由交付单位按客户制度签名或完成受控放行。</w:t>
-      </w:r>
-    </w:p>
-    <w:p>
-      <w:pPr>
-        <w:pStyle w:val="3"/>
-        <w:pageBreakBefore/>
-      </w:pPr>
-      <w:r>
-        <w:rPr>
-          <w:rFonts w:ascii="微软雅黑" w:hAnsi="微软雅黑" w:eastAsia="微软雅黑"/>
-          <w:b/>
-          <w:color w:val="000000"/>
-          <w:sz w:val="36"/>
-        </w:rPr>
-        <w:t>附录 A 两项规范的软件执行差异</w:t>
-      </w:r>
-    </w:p>
-    <w:tbl>
-      <w:tblPr>
-        <w:tblStyle w:val="32"/>
-        <w:tblW w:w="0" w:type="auto"/>
-        <w:jc w:val="center"/>
-        <w:tblBorders>
-          <w:top w:val="single" w:color="D9D9D9" w:sz="4" w:space="0"/>
-          <w:left w:val="single" w:color="D9D9D9" w:sz="4" w:space="0"/>
-          <w:bottom w:val="single" w:color="D9D9D9" w:sz="4" w:space="0"/>
-          <w:right w:val="single" w:color="D9D9D9" w:sz="4" w:space="0"/>
-          <w:insideH w:val="single" w:color="D9D9D9" w:sz="4" w:space="0"/>
-          <w:insideV w:val="single" w:color="D9D9D9" w:sz="4" w:space="0"/>
-        </w:tblBorders>
-        <w:tblLayout w:type="fixed"/>
-        <w:tblCellMar>
-          <w:top w:w="0" w:type="dxa"/>
-          <w:left w:w="108" w:type="dxa"/>
-          <w:bottom w:w="0" w:type="dxa"/>
-          <w:right w:w="108" w:type="dxa"/>
-        </w:tblCellMar>
-      </w:tblPr>
-      <w:tblGrid>
-        <w:gridCol w:w="3331"/>
-        <w:gridCol w:w="3331"/>
-        <w:gridCol w:w="3331"/>
-      </w:tblGrid>
-      <w:tr>
-        <w:tblPrEx>
-          <w:tblBorders>
-            <w:top w:val="single" w:color="D9D9D9" w:sz="4" w:space="0"/>
-            <w:left w:val="single" w:color="D9D9D9" w:sz="4" w:space="0"/>
-            <w:bottom w:val="single" w:color="D9D9D9" w:sz="4" w:space="0"/>
-            <w:right w:val="single" w:color="D9D9D9" w:sz="4" w:space="0"/>
-            <w:insideH w:val="single" w:color="D9D9D9" w:sz="4" w:space="0"/>
-            <w:insideV w:val="single" w:color="D9D9D9" w:sz="4" w:space="0"/>
-          </w:tblBorders>
-          <w:tblCellMar>
-            <w:top w:w="0" w:type="dxa"/>
-            <w:left w:w="108" w:type="dxa"/>
-            <w:bottom w:w="0" w:type="dxa"/>
-            <w:right w:w="108" w:type="dxa"/>
-          </w:tblCellMar>
-        </w:tblPrEx>
-        <w:trPr>
-          <w:cantSplit/>
-          <w:tblHeader/>
-          <w:jc w:val="center"/>
-        </w:trPr>
-        <w:tc>
-          <w:tcPr>
-            <w:tcW w:w="2088" w:type="dxa"/>
-            <w:shd w:val="clear" w:color="auto" w:fill="1F4E78"/>
-            <w:tcMar>
-              <w:top w:w="95" w:type="dxa"/>
-              <w:left w:w="110" w:type="dxa"/>
-              <w:bottom w:w="95" w:type="dxa"/>
-              <w:right w:w="110" w:type="dxa"/>
-            </w:tcMar>
-            <w:vAlign w:val="center"/>
-          </w:tcPr>
-          <w:p>
-            <w:pPr>
-              <w:keepNext/>
-              <w:spacing w:after="0" w:line="264" w:lineRule="auto"/>
-              <w:jc w:val="center"/>
-            </w:pPr>
-            <w:r>
-              <w:rPr>
-                <w:rFonts w:ascii="微软雅黑" w:hAnsi="微软雅黑" w:eastAsia="微软雅黑"/>
-                <w:b/>
-                <w:color w:val="FFFFFF"/>
-                <w:sz w:val="18"/>
-              </w:rPr>
-              <w:t>项目</w:t>
-            </w:r>
-          </w:p>
-        </w:tc>
-        <w:tc>
-          <w:tcPr>
-            <w:tcW w:w="3960" w:type="dxa"/>
-            <w:shd w:val="clear" w:color="auto" w:fill="1F4E78"/>
-            <w:tcMar>
-              <w:top w:w="95" w:type="dxa"/>
-              <w:left w:w="110" w:type="dxa"/>
-              <w:bottom w:w="95" w:type="dxa"/>
-              <w:right w:w="110" w:type="dxa"/>
-            </w:tcMar>
-            <w:vAlign w:val="center"/>
-          </w:tcPr>
-          <w:p>
-            <w:pPr>
-              <w:keepNext/>
-              <w:spacing w:after="0" w:line="264" w:lineRule="auto"/>
-              <w:jc w:val="left"/>
-            </w:pPr>
-            <w:r>
-              <w:rPr>
-                <w:rFonts w:ascii="微软雅黑" w:hAnsi="微软雅黑" w:eastAsia="微软雅黑"/>
-                <w:b/>
-                <w:color w:val="FFFFFF"/>
-                <w:sz w:val="18"/>
-              </w:rPr>
-              <w:t>JJF 1101-2019</w:t>
-            </w:r>
-          </w:p>
-        </w:tc>
-        <w:tc>
-          <w:tcPr>
-            <w:tcW w:w="3744" w:type="dxa"/>
-            <w:shd w:val="clear" w:color="auto" w:fill="1F4E78"/>
-            <w:tcMar>
-              <w:top w:w="95" w:type="dxa"/>
-              <w:left w:w="110" w:type="dxa"/>
-              <w:bottom w:w="95" w:type="dxa"/>
-              <w:right w:w="110" w:type="dxa"/>
-            </w:tcMar>
-            <w:vAlign w:val="center"/>
-          </w:tcPr>
-          <w:p>
-            <w:pPr>
-              <w:keepNext/>
-              <w:spacing w:after="0" w:line="264" w:lineRule="auto"/>
-              <w:jc w:val="left"/>
-            </w:pPr>
-            <w:r>
-              <w:rPr>
-                <w:rFonts w:ascii="微软雅黑" w:hAnsi="微软雅黑" w:eastAsia="微软雅黑"/>
-                <w:b/>
-                <w:color w:val="FFFFFF"/>
-                <w:sz w:val="18"/>
-              </w:rPr>
-              <w:t>JJF 1376-2012</w:t>
-            </w:r>
-          </w:p>
-        </w:tc>
-      </w:tr>
-      <w:tr>
-        <w:tblPrEx>
-          <w:tblBorders>
-            <w:top w:val="single" w:color="D9D9D9" w:sz="4" w:space="0"/>
-            <w:left w:val="single" w:color="D9D9D9" w:sz="4" w:space="0"/>
-            <w:bottom w:val="single" w:color="D9D9D9" w:sz="4" w:space="0"/>
-            <w:right w:val="single" w:color="D9D9D9" w:sz="4" w:space="0"/>
-            <w:insideH w:val="single" w:color="D9D9D9" w:sz="4" w:space="0"/>
-            <w:insideV w:val="single" w:color="D9D9D9" w:sz="4" w:space="0"/>
-          </w:tblBorders>
-          <w:tblCellMar>
-            <w:top w:w="0" w:type="dxa"/>
-            <w:left w:w="108" w:type="dxa"/>
-            <w:bottom w:w="0" w:type="dxa"/>
-            <w:right w:w="108" w:type="dxa"/>
-          </w:tblCellMar>
-        </w:tblPrEx>
-        <w:trPr>
-          <w:cantSplit/>
-          <w:jc w:val="center"/>
-        </w:trPr>
-        <w:tc>
-          <w:tcPr>
-            <w:tcW w:w="2088" w:type="dxa"/>
-            <w:tcMar>
-              <w:top w:w="95" w:type="dxa"/>
-              <w:left w:w="110" w:type="dxa"/>
-              <w:bottom w:w="95" w:type="dxa"/>
-              <w:right w:w="110" w:type="dxa"/>
-            </w:tcMar>
-            <w:vAlign w:val="center"/>
-          </w:tcPr>
-          <w:p>
-            <w:pPr>
-              <w:spacing w:after="0" w:line="264" w:lineRule="auto"/>
-              <w:jc w:val="center"/>
-            </w:pPr>
-            <w:r>
-              <w:rPr>
-                <w:rFonts w:ascii="微软雅黑" w:hAnsi="微软雅黑" w:eastAsia="微软雅黑"/>
-                <w:b w:val="0"/>
-                <w:color w:val="000000"/>
-                <w:sz w:val="18"/>
-              </w:rPr>
-              <w:t>对象</w:t>
-            </w:r>
-          </w:p>
-        </w:tc>
-        <w:tc>
-          <w:tcPr>
-            <w:tcW w:w="3960" w:type="dxa"/>
-            <w:tcMar>
-              <w:top w:w="95" w:type="dxa"/>
-              <w:left w:w="110" w:type="dxa"/>
-              <w:bottom w:w="95" w:type="dxa"/>
-              <w:right w:w="110" w:type="dxa"/>
-            </w:tcMar>
-            <w:vAlign w:val="center"/>
-          </w:tcPr>
-          <w:p>
-            <w:pPr>
-              <w:spacing w:after="0" w:line="264" w:lineRule="auto"/>
-              <w:jc w:val="left"/>
-            </w:pPr>
-            <w:r>
-              <w:rPr>
-                <w:rFonts w:ascii="微软雅黑" w:hAnsi="微软雅黑" w:eastAsia="微软雅黑"/>
-                <w:b w:val="0"/>
-                <w:color w:val="000000"/>
-                <w:sz w:val="18"/>
-              </w:rPr>
-              <w:t>环境试验设备</w:t>
-            </w:r>
-          </w:p>
-        </w:tc>
-        <w:tc>
-          <w:tcPr>
-            <w:tcW w:w="3744" w:type="dxa"/>
-            <w:tcMar>
-              <w:top w:w="95" w:type="dxa"/>
-              <w:left w:w="110" w:type="dxa"/>
-              <w:bottom w:w="95" w:type="dxa"/>
-              <w:right w:w="110" w:type="dxa"/>
-            </w:tcMar>
-            <w:vAlign w:val="center"/>
-          </w:tcPr>
-          <w:p>
-            <w:pPr>
-              <w:spacing w:after="0" w:line="264" w:lineRule="auto"/>
-              <w:jc w:val="left"/>
-            </w:pPr>
-            <w:r>
-              <w:rPr>
-                <w:rFonts w:ascii="微软雅黑" w:hAnsi="微软雅黑" w:eastAsia="微软雅黑"/>
-                <w:b w:val="0"/>
-                <w:color w:val="000000"/>
-                <w:sz w:val="18"/>
-              </w:rPr>
-              <w:t>箱式电阻炉</w:t>
-            </w:r>
-          </w:p>
-        </w:tc>
-      </w:tr>
-      <w:tr>
-        <w:tblPrEx>
-          <w:tblBorders>
-            <w:top w:val="single" w:color="D9D9D9" w:sz="4" w:space="0"/>
-            <w:left w:val="single" w:color="D9D9D9" w:sz="4" w:space="0"/>
-            <w:bottom w:val="single" w:color="D9D9D9" w:sz="4" w:space="0"/>
-            <w:right w:val="single" w:color="D9D9D9" w:sz="4" w:space="0"/>
-            <w:insideH w:val="single" w:color="D9D9D9" w:sz="4" w:space="0"/>
-            <w:insideV w:val="single" w:color="D9D9D9" w:sz="4" w:space="0"/>
-          </w:tblBorders>
-          <w:tblCellMar>
-            <w:top w:w="0" w:type="dxa"/>
-            <w:left w:w="108" w:type="dxa"/>
-            <w:bottom w:w="0" w:type="dxa"/>
-            <w:right w:w="108" w:type="dxa"/>
-          </w:tblCellMar>
-        </w:tblPrEx>
-        <w:trPr>
-          <w:cantSplit/>
-          <w:jc w:val="center"/>
-        </w:trPr>
-        <w:tc>
-          <w:tcPr>
-            <w:tcW w:w="2088" w:type="dxa"/>
-            <w:shd w:val="clear" w:color="auto" w:fill="F3F6FA"/>
-            <w:tcMar>
-              <w:top w:w="95" w:type="dxa"/>
-              <w:left w:w="110" w:type="dxa"/>
-              <w:bottom w:w="95" w:type="dxa"/>
-              <w:right w:w="110" w:type="dxa"/>
-            </w:tcMar>
-            <w:vAlign w:val="center"/>
-          </w:tcPr>
-          <w:p>
-            <w:pPr>
-              <w:spacing w:after="0" w:line="264" w:lineRule="auto"/>
-              <w:jc w:val="center"/>
-            </w:pPr>
-            <w:r>
-              <w:rPr>
-                <w:rFonts w:ascii="微软雅黑" w:hAnsi="微软雅黑" w:eastAsia="微软雅黑"/>
-                <w:b w:val="0"/>
-                <w:color w:val="000000"/>
-                <w:sz w:val="18"/>
-              </w:rPr>
-              <w:t>工况</w:t>
-            </w:r>
-          </w:p>
-        </w:tc>
-        <w:tc>
-          <w:tcPr>
-            <w:tcW w:w="3960" w:type="dxa"/>
-            <w:shd w:val="clear" w:color="auto" w:fill="F3F6FA"/>
-            <w:tcMar>
-              <w:top w:w="95" w:type="dxa"/>
-              <w:left w:w="110" w:type="dxa"/>
-              <w:bottom w:w="95" w:type="dxa"/>
-              <w:right w:w="110" w:type="dxa"/>
-            </w:tcMar>
-            <w:vAlign w:val="center"/>
-          </w:tcPr>
-          <w:p>
-            <w:pPr>
-              <w:spacing w:after="0" w:line="264" w:lineRule="auto"/>
-              <w:jc w:val="left"/>
-            </w:pPr>
-            <w:r>
-              <w:rPr>
-                <w:rFonts w:ascii="微软雅黑" w:hAnsi="微软雅黑" w:eastAsia="微软雅黑"/>
-                <w:b w:val="0"/>
-                <w:color w:val="000000"/>
-                <w:sz w:val="18"/>
-              </w:rPr>
-              <w:t>温度或温湿度单工况</w:t>
-            </w:r>
-          </w:p>
-        </w:tc>
-        <w:tc>
-          <w:tcPr>
-            <w:tcW w:w="3744" w:type="dxa"/>
-            <w:shd w:val="clear" w:color="auto" w:fill="F3F6FA"/>
-            <w:tcMar>
-              <w:top w:w="95" w:type="dxa"/>
-              <w:left w:w="110" w:type="dxa"/>
-              <w:bottom w:w="95" w:type="dxa"/>
-              <w:right w:w="110" w:type="dxa"/>
-            </w:tcMar>
-            <w:vAlign w:val="center"/>
-          </w:tcPr>
-          <w:p>
-            <w:pPr>
-              <w:spacing w:after="0" w:line="264" w:lineRule="auto"/>
-              <w:jc w:val="left"/>
-            </w:pPr>
-            <w:r>
-              <w:rPr>
-                <w:rFonts w:ascii="微软雅黑" w:hAnsi="微软雅黑" w:eastAsia="微软雅黑"/>
-                <w:b w:val="0"/>
-                <w:color w:val="000000"/>
-                <w:sz w:val="18"/>
-              </w:rPr>
-              <w:t>温度单工况</w:t>
-            </w:r>
-          </w:p>
-        </w:tc>
-      </w:tr>
-      <w:tr>
-        <w:tblPrEx>
-          <w:tblBorders>
-            <w:top w:val="single" w:color="D9D9D9" w:sz="4" w:space="0"/>
-            <w:left w:val="single" w:color="D9D9D9" w:sz="4" w:space="0"/>
-            <w:bottom w:val="single" w:color="D9D9D9" w:sz="4" w:space="0"/>
-            <w:right w:val="single" w:color="D9D9D9" w:sz="4" w:space="0"/>
-            <w:insideH w:val="single" w:color="D9D9D9" w:sz="4" w:space="0"/>
-            <w:insideV w:val="single" w:color="D9D9D9" w:sz="4" w:space="0"/>
-          </w:tblBorders>
-          <w:tblCellMar>
-            <w:top w:w="0" w:type="dxa"/>
-            <w:left w:w="108" w:type="dxa"/>
-            <w:bottom w:w="0" w:type="dxa"/>
-            <w:right w:w="108" w:type="dxa"/>
-          </w:tblCellMar>
-        </w:tblPrEx>
-        <w:trPr>
-          <w:cantSplit/>
-          <w:jc w:val="center"/>
-        </w:trPr>
-        <w:tc>
-          <w:tcPr>
-            <w:tcW w:w="2088" w:type="dxa"/>
-            <w:tcMar>
-              <w:top w:w="95" w:type="dxa"/>
-              <w:left w:w="110" w:type="dxa"/>
-              <w:bottom w:w="95" w:type="dxa"/>
-              <w:right w:w="110" w:type="dxa"/>
-            </w:tcMar>
-            <w:vAlign w:val="center"/>
-          </w:tcPr>
-          <w:p>
-            <w:pPr>
-              <w:spacing w:after="0" w:line="264" w:lineRule="auto"/>
-              <w:jc w:val="center"/>
-            </w:pPr>
-            <w:r>
-              <w:rPr>
-                <w:rFonts w:ascii="微软雅黑" w:hAnsi="微软雅黑" w:eastAsia="微软雅黑"/>
-                <w:b w:val="0"/>
-                <w:color w:val="000000"/>
-                <w:sz w:val="18"/>
-              </w:rPr>
-              <w:t>温度范围</w:t>
-            </w:r>
-          </w:p>
-        </w:tc>
-        <w:tc>
-          <w:tcPr>
-            <w:tcW w:w="3960" w:type="dxa"/>
-            <w:tcMar>
-              <w:top w:w="95" w:type="dxa"/>
-              <w:left w:w="110" w:type="dxa"/>
-              <w:bottom w:w="95" w:type="dxa"/>
-              <w:right w:w="110" w:type="dxa"/>
-            </w:tcMar>
-            <w:vAlign w:val="center"/>
-          </w:tcPr>
-          <w:p>
-            <w:pPr>
-              <w:spacing w:after="0" w:line="264" w:lineRule="auto"/>
-              <w:jc w:val="left"/>
-            </w:pPr>
-            <w:r>
-              <w:rPr>
-                <w:rFonts w:ascii="微软雅黑" w:hAnsi="微软雅黑" w:eastAsia="微软雅黑"/>
-                <w:b w:val="0"/>
-                <w:color w:val="000000"/>
-                <w:sz w:val="18"/>
-              </w:rPr>
-              <w:t>-80 ℃ 至 300 ℃</w:t>
-            </w:r>
-          </w:p>
-        </w:tc>
-        <w:tc>
-          <w:tcPr>
-            <w:tcW w:w="3744" w:type="dxa"/>
-            <w:tcMar>
-              <w:top w:w="95" w:type="dxa"/>
-              <w:left w:w="110" w:type="dxa"/>
-              <w:bottom w:w="95" w:type="dxa"/>
-              <w:right w:w="110" w:type="dxa"/>
-            </w:tcMar>
-            <w:vAlign w:val="center"/>
-          </w:tcPr>
-          <w:p>
-            <w:pPr>
-              <w:spacing w:after="0" w:line="264" w:lineRule="auto"/>
-              <w:jc w:val="left"/>
-            </w:pPr>
-            <w:r>
-              <w:rPr>
-                <w:rFonts w:ascii="微软雅黑" w:hAnsi="微软雅黑" w:eastAsia="微软雅黑"/>
-                <w:b w:val="0"/>
-                <w:color w:val="000000"/>
-                <w:sz w:val="18"/>
-              </w:rPr>
-              <w:t>0 ℃ 至 1300 ℃</w:t>
-            </w:r>
-          </w:p>
-        </w:tc>
-      </w:tr>
-      <w:tr>
-        <w:tblPrEx>
-          <w:tblBorders>
-            <w:top w:val="single" w:color="D9D9D9" w:sz="4" w:space="0"/>
-            <w:left w:val="single" w:color="D9D9D9" w:sz="4" w:space="0"/>
-            <w:bottom w:val="single" w:color="D9D9D9" w:sz="4" w:space="0"/>
-            <w:right w:val="single" w:color="D9D9D9" w:sz="4" w:space="0"/>
-            <w:insideH w:val="single" w:color="D9D9D9" w:sz="4" w:space="0"/>
-            <w:insideV w:val="single" w:color="D9D9D9" w:sz="4" w:space="0"/>
-          </w:tblBorders>
-          <w:tblCellMar>
-            <w:top w:w="0" w:type="dxa"/>
-            <w:left w:w="108" w:type="dxa"/>
-            <w:bottom w:w="0" w:type="dxa"/>
-            <w:right w:w="108" w:type="dxa"/>
-          </w:tblCellMar>
-        </w:tblPrEx>
-        <w:trPr>
-          <w:cantSplit/>
-          <w:jc w:val="center"/>
-        </w:trPr>
-        <w:tc>
-          <w:tcPr>
-            <w:tcW w:w="2088" w:type="dxa"/>
-            <w:shd w:val="clear" w:color="auto" w:fill="F3F6FA"/>
-            <w:tcMar>
-              <w:top w:w="95" w:type="dxa"/>
-              <w:left w:w="110" w:type="dxa"/>
-              <w:bottom w:w="95" w:type="dxa"/>
-              <w:right w:w="110" w:type="dxa"/>
-            </w:tcMar>
-            <w:vAlign w:val="center"/>
-          </w:tcPr>
-          <w:p>
-            <w:pPr>
-              <w:spacing w:after="0" w:line="264" w:lineRule="auto"/>
-              <w:jc w:val="center"/>
-            </w:pPr>
-            <w:r>
-              <w:rPr>
-                <w:rFonts w:ascii="微软雅黑" w:hAnsi="微软雅黑" w:eastAsia="微软雅黑"/>
-                <w:b w:val="0"/>
-                <w:color w:val="000000"/>
-                <w:sz w:val="18"/>
-              </w:rPr>
-              <w:t>容积分界</w:t>
-            </w:r>
-          </w:p>
-        </w:tc>
-        <w:tc>
-          <w:tcPr>
-            <w:tcW w:w="3960" w:type="dxa"/>
-            <w:shd w:val="clear" w:color="auto" w:fill="F3F6FA"/>
-            <w:tcMar>
-              <w:top w:w="95" w:type="dxa"/>
-              <w:left w:w="110" w:type="dxa"/>
-              <w:bottom w:w="95" w:type="dxa"/>
-              <w:right w:w="110" w:type="dxa"/>
-            </w:tcMar>
-            <w:vAlign w:val="center"/>
-          </w:tcPr>
-          <w:p>
-            <w:pPr>
-              <w:spacing w:after="0" w:line="264" w:lineRule="auto"/>
-              <w:jc w:val="left"/>
-            </w:pPr>
-            <w:r>
-              <w:rPr>
-                <w:rFonts w:ascii="微软雅黑" w:hAnsi="微软雅黑" w:eastAsia="微软雅黑"/>
-                <w:b w:val="0"/>
-                <w:color w:val="000000"/>
-                <w:sz w:val="18"/>
-              </w:rPr>
-              <w:t>2 m³</w:t>
-            </w:r>
-          </w:p>
-        </w:tc>
-        <w:tc>
-          <w:tcPr>
-            <w:tcW w:w="3744" w:type="dxa"/>
-            <w:shd w:val="clear" w:color="auto" w:fill="F3F6FA"/>
-            <w:tcMar>
-              <w:top w:w="95" w:type="dxa"/>
-              <w:left w:w="110" w:type="dxa"/>
-              <w:bottom w:w="95" w:type="dxa"/>
-              <w:right w:w="110" w:type="dxa"/>
-            </w:tcMar>
-            <w:vAlign w:val="center"/>
-          </w:tcPr>
-          <w:p>
-            <w:pPr>
-              <w:spacing w:after="0" w:line="264" w:lineRule="auto"/>
-              <w:jc w:val="left"/>
-            </w:pPr>
-            <w:r>
-              <w:rPr>
-                <w:rFonts w:ascii="微软雅黑" w:hAnsi="微软雅黑" w:eastAsia="微软雅黑"/>
-                <w:b w:val="0"/>
-                <w:color w:val="000000"/>
-                <w:sz w:val="18"/>
-              </w:rPr>
-              <w:t>0.15 m³</w:t>
-            </w:r>
-          </w:p>
-        </w:tc>
-      </w:tr>
-      <w:tr>
-        <w:tblPrEx>
-          <w:tblBorders>
-            <w:top w:val="single" w:color="D9D9D9" w:sz="4" w:space="0"/>
-            <w:left w:val="single" w:color="D9D9D9" w:sz="4" w:space="0"/>
-            <w:bottom w:val="single" w:color="D9D9D9" w:sz="4" w:space="0"/>
-            <w:right w:val="single" w:color="D9D9D9" w:sz="4" w:space="0"/>
-            <w:insideH w:val="single" w:color="D9D9D9" w:sz="4" w:space="0"/>
-            <w:insideV w:val="single" w:color="D9D9D9" w:sz="4" w:space="0"/>
-          </w:tblBorders>
-          <w:tblCellMar>
-            <w:top w:w="0" w:type="dxa"/>
-            <w:left w:w="108" w:type="dxa"/>
-            <w:bottom w:w="0" w:type="dxa"/>
-            <w:right w:w="108" w:type="dxa"/>
-          </w:tblCellMar>
-        </w:tblPrEx>
-        <w:trPr>
-          <w:cantSplit/>
-          <w:jc w:val="center"/>
-        </w:trPr>
-        <w:tc>
-          <w:tcPr>
-            <w:tcW w:w="2088" w:type="dxa"/>
-            <w:tcMar>
-              <w:top w:w="95" w:type="dxa"/>
-              <w:left w:w="110" w:type="dxa"/>
-              <w:bottom w:w="95" w:type="dxa"/>
-              <w:right w:w="110" w:type="dxa"/>
-            </w:tcMar>
-            <w:vAlign w:val="center"/>
-          </w:tcPr>
-          <w:p>
-            <w:pPr>
-              <w:spacing w:after="0" w:line="264" w:lineRule="auto"/>
-              <w:jc w:val="center"/>
-            </w:pPr>
-            <w:r>
-              <w:rPr>
-                <w:rFonts w:ascii="微软雅黑" w:hAnsi="微软雅黑" w:eastAsia="微软雅黑"/>
-                <w:b w:val="0"/>
-                <w:color w:val="000000"/>
-                <w:sz w:val="18"/>
-              </w:rPr>
-              <w:t>默认温度点数</w:t>
-            </w:r>
-          </w:p>
-        </w:tc>
-        <w:tc>
-          <w:tcPr>
-            <w:tcW w:w="3960" w:type="dxa"/>
-            <w:tcMar>
-              <w:top w:w="95" w:type="dxa"/>
-              <w:left w:w="110" w:type="dxa"/>
-              <w:bottom w:w="95" w:type="dxa"/>
-              <w:right w:w="110" w:type="dxa"/>
-            </w:tcMar>
-            <w:vAlign w:val="center"/>
-          </w:tcPr>
-          <w:p>
-            <w:pPr>
-              <w:spacing w:after="0" w:line="264" w:lineRule="auto"/>
-              <w:jc w:val="left"/>
-            </w:pPr>
-            <w:r>
-              <w:rPr>
-                <w:rFonts w:ascii="微软雅黑" w:hAnsi="微软雅黑" w:eastAsia="微软雅黑"/>
-                <w:b w:val="0"/>
-                <w:color w:val="000000"/>
-                <w:sz w:val="18"/>
-              </w:rPr>
-              <w:t>9 或 15</w:t>
-            </w:r>
-          </w:p>
-        </w:tc>
-        <w:tc>
-          <w:tcPr>
-            <w:tcW w:w="3744" w:type="dxa"/>
-            <w:tcMar>
-              <w:top w:w="95" w:type="dxa"/>
-              <w:left w:w="110" w:type="dxa"/>
-              <w:bottom w:w="95" w:type="dxa"/>
-              <w:right w:w="110" w:type="dxa"/>
-            </w:tcMar>
-            <w:vAlign w:val="center"/>
-          </w:tcPr>
-          <w:p>
-            <w:pPr>
-              <w:spacing w:after="0" w:line="264" w:lineRule="auto"/>
-              <w:jc w:val="left"/>
-            </w:pPr>
-            <w:r>
-              <w:rPr>
-                <w:rFonts w:ascii="微软雅黑" w:hAnsi="微软雅黑" w:eastAsia="微软雅黑"/>
-                <w:b w:val="0"/>
-                <w:color w:val="000000"/>
-                <w:sz w:val="18"/>
-              </w:rPr>
-              <w:t>5 或 9</w:t>
-            </w:r>
-          </w:p>
-        </w:tc>
-      </w:tr>
-      <w:tr>
-        <w:tblPrEx>
-          <w:tblBorders>
-            <w:top w:val="single" w:color="D9D9D9" w:sz="4" w:space="0"/>
-            <w:left w:val="single" w:color="D9D9D9" w:sz="4" w:space="0"/>
-            <w:bottom w:val="single" w:color="D9D9D9" w:sz="4" w:space="0"/>
-            <w:right w:val="single" w:color="D9D9D9" w:sz="4" w:space="0"/>
-            <w:insideH w:val="single" w:color="D9D9D9" w:sz="4" w:space="0"/>
-            <w:insideV w:val="single" w:color="D9D9D9" w:sz="4" w:space="0"/>
-          </w:tblBorders>
-          <w:tblCellMar>
-            <w:top w:w="0" w:type="dxa"/>
-            <w:left w:w="108" w:type="dxa"/>
-            <w:bottom w:w="0" w:type="dxa"/>
-            <w:right w:w="108" w:type="dxa"/>
-          </w:tblCellMar>
-        </w:tblPrEx>
-        <w:trPr>
-          <w:cantSplit/>
-          <w:jc w:val="center"/>
-        </w:trPr>
-        <w:tc>
-          <w:tcPr>
-            <w:tcW w:w="2088" w:type="dxa"/>
-            <w:shd w:val="clear" w:color="auto" w:fill="F3F6FA"/>
-            <w:tcMar>
-              <w:top w:w="95" w:type="dxa"/>
-              <w:left w:w="110" w:type="dxa"/>
-              <w:bottom w:w="95" w:type="dxa"/>
-              <w:right w:w="110" w:type="dxa"/>
-            </w:tcMar>
-            <w:vAlign w:val="center"/>
-          </w:tcPr>
-          <w:p>
-            <w:pPr>
-              <w:spacing w:after="0" w:line="264" w:lineRule="auto"/>
-              <w:jc w:val="center"/>
-            </w:pPr>
-            <w:r>
-              <w:rPr>
-                <w:rFonts w:ascii="微软雅黑" w:hAnsi="微软雅黑" w:eastAsia="微软雅黑"/>
-                <w:b w:val="0"/>
-                <w:color w:val="000000"/>
-                <w:sz w:val="18"/>
-              </w:rPr>
-              <w:t>默认湿度点数</w:t>
-            </w:r>
-          </w:p>
-        </w:tc>
-        <w:tc>
-          <w:tcPr>
-            <w:tcW w:w="3960" w:type="dxa"/>
-            <w:shd w:val="clear" w:color="auto" w:fill="F3F6FA"/>
-            <w:tcMar>
-              <w:top w:w="95" w:type="dxa"/>
-              <w:left w:w="110" w:type="dxa"/>
-              <w:bottom w:w="95" w:type="dxa"/>
-              <w:right w:w="110" w:type="dxa"/>
-            </w:tcMar>
-            <w:vAlign w:val="center"/>
-          </w:tcPr>
-          <w:p>
-            <w:pPr>
-              <w:spacing w:after="0" w:line="264" w:lineRule="auto"/>
-              <w:jc w:val="left"/>
-            </w:pPr>
-            <w:r>
-              <w:rPr>
-                <w:rFonts w:ascii="微软雅黑" w:hAnsi="微软雅黑" w:eastAsia="微软雅黑"/>
-                <w:b w:val="0"/>
-                <w:color w:val="000000"/>
-                <w:sz w:val="18"/>
-              </w:rPr>
-              <w:t>0、3 或 4</w:t>
-            </w:r>
-          </w:p>
-        </w:tc>
-        <w:tc>
-          <w:tcPr>
-            <w:tcW w:w="3744" w:type="dxa"/>
-            <w:shd w:val="clear" w:color="auto" w:fill="F3F6FA"/>
-            <w:tcMar>
-              <w:top w:w="95" w:type="dxa"/>
-              <w:left w:w="110" w:type="dxa"/>
-              <w:bottom w:w="95" w:type="dxa"/>
-              <w:right w:w="110" w:type="dxa"/>
-            </w:tcMar>
-            <w:vAlign w:val="center"/>
-          </w:tcPr>
-          <w:p>
-            <w:pPr>
-              <w:spacing w:after="0" w:line="264" w:lineRule="auto"/>
-              <w:jc w:val="left"/>
-            </w:pPr>
-            <w:r>
-              <w:rPr>
-                <w:rFonts w:ascii="微软雅黑" w:hAnsi="微软雅黑" w:eastAsia="微软雅黑"/>
-                <w:b w:val="0"/>
-                <w:color w:val="000000"/>
-                <w:sz w:val="18"/>
-              </w:rPr>
-              <w:t>0</w:t>
-            </w:r>
-          </w:p>
-        </w:tc>
-      </w:tr>
-      <w:tr>
-        <w:tblPrEx>
-          <w:tblBorders>
-            <w:top w:val="single" w:color="D9D9D9" w:sz="4" w:space="0"/>
-            <w:left w:val="single" w:color="D9D9D9" w:sz="4" w:space="0"/>
-            <w:bottom w:val="single" w:color="D9D9D9" w:sz="4" w:space="0"/>
-            <w:right w:val="single" w:color="D9D9D9" w:sz="4" w:space="0"/>
-            <w:insideH w:val="single" w:color="D9D9D9" w:sz="4" w:space="0"/>
-            <w:insideV w:val="single" w:color="D9D9D9" w:sz="4" w:space="0"/>
-          </w:tblBorders>
-          <w:tblCellMar>
-            <w:top w:w="0" w:type="dxa"/>
-            <w:left w:w="108" w:type="dxa"/>
-            <w:bottom w:w="0" w:type="dxa"/>
-            <w:right w:w="108" w:type="dxa"/>
-          </w:tblCellMar>
-        </w:tblPrEx>
-        <w:trPr>
-          <w:cantSplit/>
-          <w:jc w:val="center"/>
-        </w:trPr>
-        <w:tc>
-          <w:tcPr>
-            <w:tcW w:w="2088" w:type="dxa"/>
-            <w:tcMar>
-              <w:top w:w="95" w:type="dxa"/>
-              <w:left w:w="110" w:type="dxa"/>
-              <w:bottom w:w="95" w:type="dxa"/>
-              <w:right w:w="110" w:type="dxa"/>
-            </w:tcMar>
-            <w:vAlign w:val="center"/>
-          </w:tcPr>
-          <w:p>
-            <w:pPr>
-              <w:spacing w:after="0" w:line="264" w:lineRule="auto"/>
-              <w:jc w:val="center"/>
-            </w:pPr>
-            <w:r>
-              <w:rPr>
-                <w:rFonts w:ascii="微软雅黑" w:hAnsi="微软雅黑" w:eastAsia="微软雅黑"/>
-                <w:b w:val="0"/>
-                <w:color w:val="000000"/>
-                <w:sz w:val="18"/>
-              </w:rPr>
-              <w:t>默认样本</w:t>
-            </w:r>
-          </w:p>
-        </w:tc>
-        <w:tc>
-          <w:tcPr>
-            <w:tcW w:w="3960" w:type="dxa"/>
-            <w:tcMar>
-              <w:top w:w="95" w:type="dxa"/>
-              <w:left w:w="110" w:type="dxa"/>
-              <w:bottom w:w="95" w:type="dxa"/>
-              <w:right w:w="110" w:type="dxa"/>
-            </w:tcMar>
-            <w:vAlign w:val="center"/>
-          </w:tcPr>
-          <w:p>
-            <w:pPr>
-              <w:spacing w:after="0" w:line="264" w:lineRule="auto"/>
-              <w:jc w:val="left"/>
-            </w:pPr>
-            <w:r>
-              <w:rPr>
-                <w:rFonts w:ascii="微软雅黑" w:hAnsi="微软雅黑" w:eastAsia="微软雅黑"/>
-                <w:b w:val="0"/>
-                <w:color w:val="000000"/>
-                <w:sz w:val="18"/>
-              </w:rPr>
-              <w:t>16 组</w:t>
-            </w:r>
-          </w:p>
-        </w:tc>
-        <w:tc>
-          <w:tcPr>
-            <w:tcW w:w="3744" w:type="dxa"/>
-            <w:tcMar>
-              <w:top w:w="95" w:type="dxa"/>
-              <w:left w:w="110" w:type="dxa"/>
-              <w:bottom w:w="95" w:type="dxa"/>
-              <w:right w:w="110" w:type="dxa"/>
-            </w:tcMar>
-            <w:vAlign w:val="center"/>
-          </w:tcPr>
-          <w:p>
-            <w:pPr>
-              <w:spacing w:after="0" w:line="264" w:lineRule="auto"/>
-              <w:jc w:val="left"/>
-            </w:pPr>
-            <w:r>
-              <w:rPr>
-                <w:rFonts w:ascii="微软雅黑" w:hAnsi="微软雅黑" w:eastAsia="微软雅黑"/>
-                <w:b w:val="0"/>
-                <w:color w:val="000000"/>
-                <w:sz w:val="18"/>
-              </w:rPr>
-              <w:t>至少 20 组</w:t>
-            </w:r>
-          </w:p>
-        </w:tc>
-      </w:tr>
-      <w:tr>
-        <w:tblPrEx>
-          <w:tblBorders>
-            <w:top w:val="single" w:color="D9D9D9" w:sz="4" w:space="0"/>
-            <w:left w:val="single" w:color="D9D9D9" w:sz="4" w:space="0"/>
-            <w:bottom w:val="single" w:color="D9D9D9" w:sz="4" w:space="0"/>
-            <w:right w:val="single" w:color="D9D9D9" w:sz="4" w:space="0"/>
-            <w:insideH w:val="single" w:color="D9D9D9" w:sz="4" w:space="0"/>
-            <w:insideV w:val="single" w:color="D9D9D9" w:sz="4" w:space="0"/>
-          </w:tblBorders>
-          <w:tblCellMar>
-            <w:top w:w="0" w:type="dxa"/>
-            <w:left w:w="108" w:type="dxa"/>
-            <w:bottom w:w="0" w:type="dxa"/>
-            <w:right w:w="108" w:type="dxa"/>
-          </w:tblCellMar>
-        </w:tblPrEx>
-        <w:trPr>
-          <w:cantSplit/>
-          <w:jc w:val="center"/>
-        </w:trPr>
-        <w:tc>
-          <w:tcPr>
-            <w:tcW w:w="2088" w:type="dxa"/>
-            <w:shd w:val="clear" w:color="auto" w:fill="F3F6FA"/>
-            <w:tcMar>
-              <w:top w:w="95" w:type="dxa"/>
-              <w:left w:w="110" w:type="dxa"/>
-              <w:bottom w:w="95" w:type="dxa"/>
-              <w:right w:w="110" w:type="dxa"/>
-            </w:tcMar>
-            <w:vAlign w:val="center"/>
-          </w:tcPr>
-          <w:p>
-            <w:pPr>
-              <w:spacing w:after="0" w:line="264" w:lineRule="auto"/>
-              <w:jc w:val="center"/>
-            </w:pPr>
-            <w:r>
-              <w:rPr>
-                <w:rFonts w:ascii="微软雅黑" w:hAnsi="微软雅黑" w:eastAsia="微软雅黑"/>
-                <w:b w:val="0"/>
-                <w:color w:val="000000"/>
-                <w:sz w:val="18"/>
-              </w:rPr>
-              <w:t>默认间隔</w:t>
-            </w:r>
-          </w:p>
-        </w:tc>
-        <w:tc>
-          <w:tcPr>
-            <w:tcW w:w="3960" w:type="dxa"/>
-            <w:shd w:val="clear" w:color="auto" w:fill="F3F6FA"/>
-            <w:tcMar>
-              <w:top w:w="95" w:type="dxa"/>
-              <w:left w:w="110" w:type="dxa"/>
-              <w:bottom w:w="95" w:type="dxa"/>
-              <w:right w:w="110" w:type="dxa"/>
-            </w:tcMar>
-            <w:vAlign w:val="center"/>
-          </w:tcPr>
-          <w:p>
-            <w:pPr>
-              <w:spacing w:after="0" w:line="264" w:lineRule="auto"/>
-              <w:jc w:val="left"/>
-            </w:pPr>
-            <w:r>
-              <w:rPr>
-                <w:rFonts w:ascii="微软雅黑" w:hAnsi="微软雅黑" w:eastAsia="微软雅黑"/>
-                <w:b w:val="0"/>
-                <w:color w:val="000000"/>
-                <w:sz w:val="18"/>
-              </w:rPr>
-              <w:t>120 s</w:t>
-            </w:r>
-          </w:p>
-        </w:tc>
-        <w:tc>
-          <w:tcPr>
-            <w:tcW w:w="3744" w:type="dxa"/>
-            <w:shd w:val="clear" w:color="auto" w:fill="F3F6FA"/>
-            <w:tcMar>
-              <w:top w:w="95" w:type="dxa"/>
-              <w:left w:w="110" w:type="dxa"/>
-              <w:bottom w:w="95" w:type="dxa"/>
-              <w:right w:w="110" w:type="dxa"/>
-            </w:tcMar>
-            <w:vAlign w:val="center"/>
-          </w:tcPr>
-          <w:p>
-            <w:pPr>
-              <w:spacing w:after="0" w:line="264" w:lineRule="auto"/>
-              <w:jc w:val="left"/>
-            </w:pPr>
-            <w:r>
-              <w:rPr>
-                <w:rFonts w:ascii="微软雅黑" w:hAnsi="微软雅黑" w:eastAsia="微软雅黑"/>
-                <w:b w:val="0"/>
-                <w:color w:val="000000"/>
-                <w:sz w:val="18"/>
-              </w:rPr>
-              <w:t>180 s</w:t>
-            </w:r>
-          </w:p>
-        </w:tc>
-      </w:tr>
-      <w:tr>
-        <w:tblPrEx>
-          <w:tblBorders>
-            <w:top w:val="single" w:color="D9D9D9" w:sz="4" w:space="0"/>
-            <w:left w:val="single" w:color="D9D9D9" w:sz="4" w:space="0"/>
-            <w:bottom w:val="single" w:color="D9D9D9" w:sz="4" w:space="0"/>
-            <w:right w:val="single" w:color="D9D9D9" w:sz="4" w:space="0"/>
-            <w:insideH w:val="single" w:color="D9D9D9" w:sz="4" w:space="0"/>
-            <w:insideV w:val="single" w:color="D9D9D9" w:sz="4" w:space="0"/>
-          </w:tblBorders>
-          <w:tblCellMar>
-            <w:top w:w="0" w:type="dxa"/>
-            <w:left w:w="108" w:type="dxa"/>
-            <w:bottom w:w="0" w:type="dxa"/>
-            <w:right w:w="108" w:type="dxa"/>
-          </w:tblCellMar>
-        </w:tblPrEx>
-        <w:trPr>
-          <w:cantSplit/>
-          <w:jc w:val="center"/>
-        </w:trPr>
-        <w:tc>
-          <w:tcPr>
-            <w:tcW w:w="2088" w:type="dxa"/>
-            <w:tcMar>
-              <w:top w:w="95" w:type="dxa"/>
-              <w:left w:w="110" w:type="dxa"/>
-              <w:bottom w:w="95" w:type="dxa"/>
-              <w:right w:w="110" w:type="dxa"/>
-            </w:tcMar>
-            <w:vAlign w:val="center"/>
-          </w:tcPr>
-          <w:p>
-            <w:pPr>
-              <w:spacing w:after="0" w:line="264" w:lineRule="auto"/>
-              <w:jc w:val="center"/>
-            </w:pPr>
-            <w:r>
-              <w:rPr>
-                <w:rFonts w:ascii="微软雅黑" w:hAnsi="微软雅黑" w:eastAsia="微软雅黑"/>
-                <w:b w:val="0"/>
-                <w:color w:val="000000"/>
-                <w:sz w:val="18"/>
-              </w:rPr>
-              <w:t>稳定确认</w:t>
-            </w:r>
-          </w:p>
-        </w:tc>
-        <w:tc>
-          <w:tcPr>
-            <w:tcW w:w="3960" w:type="dxa"/>
-            <w:tcMar>
-              <w:top w:w="95" w:type="dxa"/>
-              <w:left w:w="110" w:type="dxa"/>
-              <w:bottom w:w="95" w:type="dxa"/>
-              <w:right w:w="110" w:type="dxa"/>
-            </w:tcMar>
-            <w:vAlign w:val="center"/>
-          </w:tcPr>
-          <w:p>
-            <w:pPr>
-              <w:spacing w:after="0" w:line="264" w:lineRule="auto"/>
-              <w:jc w:val="left"/>
-            </w:pPr>
-            <w:r>
-              <w:rPr>
-                <w:rFonts w:ascii="微软雅黑" w:hAnsi="微软雅黑" w:eastAsia="微软雅黑"/>
-                <w:b w:val="0"/>
-                <w:color w:val="000000"/>
-                <w:sz w:val="18"/>
-              </w:rPr>
-              <w:t>说明书优先，或 30 min 至 60 min 等待</w:t>
-            </w:r>
-          </w:p>
-        </w:tc>
-        <w:tc>
-          <w:tcPr>
-            <w:tcW w:w="3744" w:type="dxa"/>
-            <w:tcMar>
-              <w:top w:w="95" w:type="dxa"/>
-              <w:left w:w="110" w:type="dxa"/>
-              <w:bottom w:w="95" w:type="dxa"/>
-              <w:right w:w="110" w:type="dxa"/>
-            </w:tcMar>
-            <w:vAlign w:val="center"/>
-          </w:tcPr>
-          <w:p>
-            <w:pPr>
-              <w:spacing w:after="0" w:line="264" w:lineRule="auto"/>
-              <w:jc w:val="left"/>
-            </w:pPr>
-            <w:r>
-              <w:rPr>
-                <w:rFonts w:ascii="微软雅黑" w:hAnsi="微软雅黑" w:eastAsia="微软雅黑"/>
-                <w:b w:val="0"/>
-                <w:color w:val="000000"/>
-                <w:sz w:val="18"/>
-              </w:rPr>
-              <w:t>操作人员确认热稳定</w:t>
-            </w:r>
-          </w:p>
-        </w:tc>
-      </w:tr>
-      <w:tr>
-        <w:tblPrEx>
-          <w:tblBorders>
-            <w:top w:val="single" w:color="D9D9D9" w:sz="4" w:space="0"/>
-            <w:left w:val="single" w:color="D9D9D9" w:sz="4" w:space="0"/>
-            <w:bottom w:val="single" w:color="D9D9D9" w:sz="4" w:space="0"/>
-            <w:right w:val="single" w:color="D9D9D9" w:sz="4" w:space="0"/>
-            <w:insideH w:val="single" w:color="D9D9D9" w:sz="4" w:space="0"/>
-            <w:insideV w:val="single" w:color="D9D9D9" w:sz="4" w:space="0"/>
-          </w:tblBorders>
-          <w:tblCellMar>
-            <w:top w:w="0" w:type="dxa"/>
-            <w:left w:w="108" w:type="dxa"/>
-            <w:bottom w:w="0" w:type="dxa"/>
-            <w:right w:w="108" w:type="dxa"/>
-          </w:tblCellMar>
-        </w:tblPrEx>
-        <w:trPr>
-          <w:cantSplit/>
-          <w:jc w:val="center"/>
-        </w:trPr>
-        <w:tc>
-          <w:tcPr>
-            <w:tcW w:w="2088" w:type="dxa"/>
-            <w:shd w:val="clear" w:color="auto" w:fill="F3F6FA"/>
-            <w:tcMar>
-              <w:top w:w="95" w:type="dxa"/>
-              <w:left w:w="110" w:type="dxa"/>
-              <w:bottom w:w="95" w:type="dxa"/>
-              <w:right w:w="110" w:type="dxa"/>
-            </w:tcMar>
-            <w:vAlign w:val="center"/>
-          </w:tcPr>
-          <w:p>
-            <w:pPr>
-              <w:spacing w:after="0" w:line="264" w:lineRule="auto"/>
-              <w:jc w:val="center"/>
-            </w:pPr>
-            <w:r>
-              <w:rPr>
-                <w:rFonts w:ascii="微软雅黑" w:hAnsi="微软雅黑" w:eastAsia="微软雅黑"/>
-                <w:b w:val="0"/>
-                <w:color w:val="000000"/>
-                <w:sz w:val="18"/>
-              </w:rPr>
-              <w:t>环境气压</w:t>
-            </w:r>
-          </w:p>
-        </w:tc>
-        <w:tc>
-          <w:tcPr>
-            <w:tcW w:w="3960" w:type="dxa"/>
-            <w:shd w:val="clear" w:color="auto" w:fill="F3F6FA"/>
-            <w:tcMar>
-              <w:top w:w="95" w:type="dxa"/>
-              <w:left w:w="110" w:type="dxa"/>
-              <w:bottom w:w="95" w:type="dxa"/>
-              <w:right w:w="110" w:type="dxa"/>
-            </w:tcMar>
-            <w:vAlign w:val="center"/>
-          </w:tcPr>
-          <w:p>
-            <w:pPr>
-              <w:spacing w:after="0" w:line="264" w:lineRule="auto"/>
-              <w:jc w:val="left"/>
-            </w:pPr>
-            <w:r>
-              <w:rPr>
-                <w:rFonts w:ascii="微软雅黑" w:hAnsi="微软雅黑" w:eastAsia="微软雅黑"/>
-                <w:b w:val="0"/>
-                <w:color w:val="000000"/>
-                <w:sz w:val="18"/>
-              </w:rPr>
-              <w:t>80 kPa 至 106 kPa</w:t>
-            </w:r>
-          </w:p>
-        </w:tc>
-        <w:tc>
-          <w:tcPr>
-            <w:tcW w:w="3744" w:type="dxa"/>
-            <w:shd w:val="clear" w:color="auto" w:fill="F3F6FA"/>
-            <w:tcMar>
-              <w:top w:w="95" w:type="dxa"/>
-              <w:left w:w="110" w:type="dxa"/>
-              <w:bottom w:w="95" w:type="dxa"/>
-              <w:right w:w="110" w:type="dxa"/>
-            </w:tcMar>
-            <w:vAlign w:val="center"/>
-          </w:tcPr>
-          <w:p>
-            <w:pPr>
-              <w:spacing w:after="0" w:line="264" w:lineRule="auto"/>
-              <w:jc w:val="left"/>
-            </w:pPr>
-            <w:r>
-              <w:rPr>
-                <w:rFonts w:ascii="微软雅黑" w:hAnsi="微软雅黑" w:eastAsia="微软雅黑"/>
-                <w:b w:val="0"/>
-                <w:color w:val="000000"/>
-                <w:sz w:val="18"/>
-              </w:rPr>
-              <w:t>页面不要求气压</w:t>
-            </w:r>
-          </w:p>
-        </w:tc>
-      </w:tr>
-      <w:tr>
-        <w:tblPrEx>
-          <w:tblBorders>
-            <w:top w:val="single" w:color="D9D9D9" w:sz="4" w:space="0"/>
-            <w:left w:val="single" w:color="D9D9D9" w:sz="4" w:space="0"/>
-            <w:bottom w:val="single" w:color="D9D9D9" w:sz="4" w:space="0"/>
-            <w:right w:val="single" w:color="D9D9D9" w:sz="4" w:space="0"/>
-            <w:insideH w:val="single" w:color="D9D9D9" w:sz="4" w:space="0"/>
-            <w:insideV w:val="single" w:color="D9D9D9" w:sz="4" w:space="0"/>
-          </w:tblBorders>
-          <w:tblCellMar>
-            <w:top w:w="0" w:type="dxa"/>
-            <w:left w:w="108" w:type="dxa"/>
-            <w:bottom w:w="0" w:type="dxa"/>
-            <w:right w:w="108" w:type="dxa"/>
-          </w:tblCellMar>
-        </w:tblPrEx>
-        <w:trPr>
-          <w:cantSplit/>
-          <w:jc w:val="center"/>
-        </w:trPr>
-        <w:tc>
-          <w:tcPr>
-            <w:tcW w:w="2088" w:type="dxa"/>
-            <w:tcMar>
-              <w:top w:w="95" w:type="dxa"/>
-              <w:left w:w="110" w:type="dxa"/>
-              <w:bottom w:w="95" w:type="dxa"/>
-              <w:right w:w="110" w:type="dxa"/>
-            </w:tcMar>
-            <w:vAlign w:val="center"/>
-          </w:tcPr>
-          <w:p>
-            <w:pPr>
-              <w:spacing w:after="0" w:line="264" w:lineRule="auto"/>
-              <w:jc w:val="center"/>
-            </w:pPr>
-            <w:r>
-              <w:rPr>
-                <w:rFonts w:ascii="微软雅黑" w:hAnsi="微软雅黑" w:eastAsia="微软雅黑"/>
-                <w:b w:val="0"/>
-                <w:color w:val="000000"/>
-                <w:sz w:val="18"/>
-              </w:rPr>
-              <w:t>主要结果</w:t>
-            </w:r>
-          </w:p>
-        </w:tc>
-        <w:tc>
-          <w:tcPr>
-            <w:tcW w:w="3960" w:type="dxa"/>
-            <w:tcMar>
-              <w:top w:w="95" w:type="dxa"/>
-              <w:left w:w="110" w:type="dxa"/>
-              <w:bottom w:w="95" w:type="dxa"/>
-              <w:right w:w="110" w:type="dxa"/>
-            </w:tcMar>
-            <w:vAlign w:val="center"/>
-          </w:tcPr>
-          <w:p>
-            <w:pPr>
-              <w:spacing w:after="0" w:line="264" w:lineRule="auto"/>
-              <w:jc w:val="left"/>
-            </w:pPr>
-            <w:r>
-              <w:rPr>
-                <w:rFonts w:ascii="微软雅黑" w:hAnsi="微软雅黑" w:eastAsia="微软雅黑"/>
-                <w:b w:val="0"/>
-                <w:color w:val="000000"/>
-                <w:sz w:val="18"/>
-              </w:rPr>
-              <w:t>偏差、均匀度、波动度、不确定度</w:t>
-            </w:r>
-          </w:p>
-        </w:tc>
-        <w:tc>
-          <w:tcPr>
-            <w:tcW w:w="3744" w:type="dxa"/>
-            <w:tcMar>
-              <w:top w:w="95" w:type="dxa"/>
-              <w:left w:w="110" w:type="dxa"/>
-              <w:bottom w:w="95" w:type="dxa"/>
-              <w:right w:w="110" w:type="dxa"/>
-            </w:tcMar>
-            <w:vAlign w:val="center"/>
-          </w:tcPr>
-          <w:p>
-            <w:pPr>
-              <w:spacing w:after="0" w:line="264" w:lineRule="auto"/>
-              <w:jc w:val="left"/>
-            </w:pPr>
-            <w:r>
-              <w:rPr>
-                <w:rFonts w:ascii="微软雅黑" w:hAnsi="微软雅黑" w:eastAsia="微软雅黑"/>
-                <w:b w:val="0"/>
-                <w:color w:val="000000"/>
-                <w:sz w:val="18"/>
-              </w:rPr>
-              <w:t>均匀度、稳定度、偏差、最大温差、不确定度</w:t>
-            </w:r>
-          </w:p>
-        </w:tc>
-      </w:tr>
-    </w:tbl>
-    <w:p>
-      <w:pPr>
-        <w:pStyle w:val="3"/>
-        <w:pageBreakBefore/>
-      </w:pPr>
-      <w:r>
-        <w:rPr>
-          <w:rFonts w:ascii="微软雅黑" w:hAnsi="微软雅黑" w:eastAsia="微软雅黑"/>
-          <w:b/>
-          <w:color w:val="000000"/>
-          <w:sz w:val="36"/>
-        </w:rPr>
-        <w:t>附录 B 操作前检查表</w:t>
-      </w:r>
     </w:p>
     <w:p>
       <w:pPr>
         <w:spacing w:after="60"/>
         <w:ind w:left="403" w:hanging="288"/>
       </w:pPr>
-      <w:r>
-        <w:rPr>
-          <w:rFonts w:ascii="微软雅黑" w:hAnsi="微软雅黑" w:eastAsia="微软雅黑"/>
-          <w:b w:val="0"/>
-          <w:color w:val="000000"/>
-          <w:sz w:val="21"/>
-        </w:rPr>
-        <w:t>□  巡检仪、传感器和被校设备供电正常。</w:t>
-      </w:r>
-    </w:p>
-    <w:p>
-      <w:pPr>
-        <w:spacing w:after="60"/>
-        <w:ind w:left="403" w:hanging="288"/>
-      </w:pPr>
-      <w:r>
-        <w:rPr>
-          <w:rFonts w:ascii="微软雅黑" w:hAnsi="微软雅黑" w:eastAsia="微软雅黑"/>
-          <w:b w:val="0"/>
-          <w:color w:val="000000"/>
-          <w:sz w:val="21"/>
-        </w:rPr>
-        <w:t>□  通道与空间测点对应关系已经记录。</w:t>
-      </w:r>
-    </w:p>
-    <w:p>
-      <w:pPr>
-        <w:spacing w:after="60"/>
-        <w:ind w:left="403" w:hanging="288"/>
-      </w:pPr>
-      <w:r>
-        <w:rPr>
-          <w:rFonts w:ascii="微软雅黑" w:hAnsi="微软雅黑" w:eastAsia="微软雅黑"/>
-          <w:b w:val="0"/>
-          <w:color w:val="000000"/>
-          <w:sz w:val="21"/>
-        </w:rPr>
-        <w:t>□  USB 转串口驱动和 COM 口正常。</w:t>
-      </w:r>
-    </w:p>
-    <w:p>
-      <w:pPr>
-        <w:spacing w:after="60"/>
-        <w:ind w:left="403" w:hanging="288"/>
-      </w:pPr>
-      <w:r>
-        <w:rPr>
-          <w:rFonts w:ascii="微软雅黑" w:hAnsi="微软雅黑" w:eastAsia="微软雅黑"/>
-          <w:b w:val="0"/>
-          <w:color w:val="000000"/>
-          <w:sz w:val="21"/>
-        </w:rPr>
-        <w:t>□  Qt 旧程序和串口调试工具已经关闭。</w:t>
-      </w:r>
-    </w:p>
-    <w:p>
-      <w:pPr>
-        <w:spacing w:after="60"/>
-        <w:ind w:left="403" w:hanging="288"/>
-      </w:pPr>
-      <w:r>
-        <w:rPr>
-          <w:rFonts w:ascii="微软雅黑" w:hAnsi="微软雅黑" w:eastAsia="微软雅黑"/>
-          <w:b w:val="0"/>
-          <w:color w:val="000000"/>
-          <w:sz w:val="21"/>
-        </w:rPr>
-        <w:t>□  标准器证书在有效期内。</w:t>
-      </w:r>
-    </w:p>
-    <w:p>
-      <w:pPr>
-        <w:spacing w:after="60"/>
-        <w:ind w:left="403" w:hanging="288"/>
-      </w:pPr>
-      <w:r>
-        <w:rPr>
-          <w:rFonts w:ascii="微软雅黑" w:hAnsi="微软雅黑" w:eastAsia="微软雅黑"/>
-          <w:b w:val="0"/>
-          <w:color w:val="000000"/>
-          <w:sz w:val="21"/>
-        </w:rPr>
-        <w:t>□  系统设置中的量程、分辨力、U、k 和修正值与证书一致。</w:t>
-      </w:r>
-    </w:p>
-    <w:p>
-      <w:pPr>
-        <w:spacing w:after="60"/>
-        <w:ind w:left="403" w:hanging="288"/>
-      </w:pPr>
-      <w:r>
-        <w:rPr>
-          <w:rFonts w:ascii="微软雅黑" w:hAnsi="微软雅黑" w:eastAsia="微软雅黑"/>
-          <w:b w:val="0"/>
-          <w:color w:val="000000"/>
-          <w:sz w:val="21"/>
-        </w:rPr>
-        <w:t>□  任务规范、项目、容积分档和设定值正确。</w:t>
-      </w:r>
-    </w:p>
-    <w:p>
-      <w:pPr>
-        <w:spacing w:after="60"/>
-        <w:ind w:left="403" w:hanging="288"/>
-      </w:pPr>
-      <w:r>
-        <w:rPr>
-          <w:rFonts w:ascii="微软雅黑" w:hAnsi="微软雅黑" w:eastAsia="微软雅黑"/>
-          <w:b w:val="0"/>
-          <w:color w:val="000000"/>
-          <w:sz w:val="21"/>
-        </w:rPr>
-        <w:t>□  布点图、中心点和湿度 O 点通道已经现场核对。</w:t>
-      </w:r>
-    </w:p>
-    <w:p>
-      <w:pPr>
-        <w:spacing w:after="60"/>
-        <w:ind w:left="403" w:hanging="288"/>
-      </w:pPr>
-      <w:r>
-        <w:rPr>
-          <w:rFonts w:ascii="微软雅黑" w:hAnsi="微软雅黑" w:eastAsia="微软雅黑"/>
-          <w:b w:val="0"/>
-          <w:color w:val="000000"/>
-          <w:sz w:val="21"/>
-        </w:rPr>
-        <w:t>□  环境条件符合规范并完成干扰确认。</w:t>
-      </w:r>
-    </w:p>
-    <w:p>
-      <w:pPr>
-        <w:spacing w:after="60"/>
-        <w:ind w:left="403" w:hanging="288"/>
-      </w:pPr>
-      <w:r>
-        <w:rPr>
-          <w:rFonts w:ascii="微软雅黑" w:hAnsi="微软雅黑" w:eastAsia="微软雅黑"/>
-          <w:b w:val="0"/>
-          <w:color w:val="000000"/>
-          <w:sz w:val="21"/>
-        </w:rPr>
-        <w:t>□  业务数据目录可写且磁盘空间充足。</w:t>
-      </w:r>
-    </w:p>
-    <w:p>
-      <w:pPr>
-        <w:spacing w:after="60"/>
-        <w:ind w:left="403" w:hanging="288"/>
-      </w:pPr>
-      <w:r>
-        <w:rPr>
-          <w:rFonts w:ascii="微软雅黑" w:hAnsi="微软雅黑" w:eastAsia="微软雅黑"/>
-          <w:b w:val="0"/>
-          <w:color w:val="000000"/>
-          <w:sz w:val="21"/>
-        </w:rPr>
-        <w:t>□  实时矩阵的所有任务通道均有效。</w:t>
-      </w:r>
-    </w:p>
-    <w:p>
-      <w:pPr>
-        <w:spacing w:after="60"/>
-        <w:ind w:left="403" w:hanging="288"/>
-      </w:pPr>
-      <w:r>
-        <w:rPr>
-          <w:rFonts w:ascii="微软雅黑" w:hAnsi="微软雅黑" w:eastAsia="微软雅黑"/>
-          <w:b w:val="0"/>
-          <w:color w:val="000000"/>
-          <w:sz w:val="21"/>
-        </w:rPr>
-        <w:t>□  被校设备示值已经填写。</w:t>
-      </w:r>
-    </w:p>
-    <w:p>
-      <w:pPr>
-        <w:spacing w:after="60"/>
-        <w:ind w:left="403" w:hanging="288"/>
-      </w:pPr>
-      <w:r>
-        <w:rPr>
-          <w:rFonts w:ascii="微软雅黑" w:hAnsi="微软雅黑" w:eastAsia="微软雅黑"/>
-          <w:b w:val="0"/>
-          <w:color w:val="000000"/>
-          <w:sz w:val="21"/>
-        </w:rPr>
-        <w:t>□  已按设备说明书或规范确认稳定。</w:t>
-      </w:r>
-    </w:p>
-    <w:p>
-      <w:pPr>
-        <w:pStyle w:val="3"/>
-        <w:pageBreakBefore/>
-      </w:pPr>
-      <w:r>
-        <w:rPr>
-          <w:rFonts w:ascii="微软雅黑" w:hAnsi="微软雅黑" w:eastAsia="微软雅黑"/>
-          <w:b/>
-          <w:color w:val="000000"/>
-          <w:sz w:val="36"/>
-        </w:rPr>
-        <w:t>附录 C 术语</w:t>
-      </w:r>
-    </w:p>
-    <w:tbl>
-      <w:tblPr>
-        <w:tblStyle w:val="32"/>
-        <w:tblW w:w="0" w:type="auto"/>
-        <w:jc w:val="center"/>
-        <w:tblBorders>
-          <w:top w:val="single" w:color="D9D9D9" w:sz="4" w:space="0"/>
-          <w:left w:val="single" w:color="D9D9D9" w:sz="4" w:space="0"/>
-          <w:bottom w:val="single" w:color="D9D9D9" w:sz="4" w:space="0"/>
-          <w:right w:val="single" w:color="D9D9D9" w:sz="4" w:space="0"/>
-          <w:insideH w:val="single" w:color="D9D9D9" w:sz="4" w:space="0"/>
-          <w:insideV w:val="single" w:color="D9D9D9" w:sz="4" w:space="0"/>
-        </w:tblBorders>
-        <w:tblLayout w:type="fixed"/>
-        <w:tblCellMar>
-          <w:top w:w="0" w:type="dxa"/>
-          <w:left w:w="108" w:type="dxa"/>
-          <w:bottom w:w="0" w:type="dxa"/>
-          <w:right w:w="108" w:type="dxa"/>
-        </w:tblCellMar>
-      </w:tblPr>
-      <w:tblGrid>
-        <w:gridCol w:w="4997"/>
-        <w:gridCol w:w="4997"/>
-      </w:tblGrid>
-      <w:tr>
-        <w:tblPrEx>
-          <w:tblBorders>
-            <w:top w:val="single" w:color="D9D9D9" w:sz="4" w:space="0"/>
-            <w:left w:val="single" w:color="D9D9D9" w:sz="4" w:space="0"/>
-            <w:bottom w:val="single" w:color="D9D9D9" w:sz="4" w:space="0"/>
-            <w:right w:val="single" w:color="D9D9D9" w:sz="4" w:space="0"/>
-            <w:insideH w:val="single" w:color="D9D9D9" w:sz="4" w:space="0"/>
-            <w:insideV w:val="single" w:color="D9D9D9" w:sz="4" w:space="0"/>
-          </w:tblBorders>
-          <w:tblCellMar>
-            <w:top w:w="0" w:type="dxa"/>
-            <w:left w:w="108" w:type="dxa"/>
-            <w:bottom w:w="0" w:type="dxa"/>
-            <w:right w:w="108" w:type="dxa"/>
-          </w:tblCellMar>
-        </w:tblPrEx>
-        <w:trPr>
-          <w:cantSplit/>
-          <w:tblHeader/>
-          <w:jc w:val="center"/>
-        </w:trPr>
-        <w:tc>
-          <w:tcPr>
-            <w:tcW w:w="2520" w:type="dxa"/>
-            <w:shd w:val="clear" w:color="auto" w:fill="1F4E78"/>
-            <w:tcMar>
-              <w:top w:w="95" w:type="dxa"/>
-              <w:left w:w="110" w:type="dxa"/>
-              <w:bottom w:w="95" w:type="dxa"/>
-              <w:right w:w="110" w:type="dxa"/>
-            </w:tcMar>
-            <w:vAlign w:val="center"/>
-          </w:tcPr>
-          <w:p>
-            <w:pPr>
-              <w:keepNext/>
-              <w:spacing w:after="0" w:line="264" w:lineRule="auto"/>
-              <w:jc w:val="left"/>
-            </w:pPr>
-            <w:r>
-              <w:rPr>
-                <w:rFonts w:ascii="微软雅黑" w:hAnsi="微软雅黑" w:eastAsia="微软雅黑"/>
-                <w:b/>
-                <w:color w:val="FFFFFF"/>
-                <w:sz w:val="18"/>
-              </w:rPr>
-              <w:t>术语</w:t>
-            </w:r>
-          </w:p>
-        </w:tc>
-        <w:tc>
-          <w:tcPr>
-            <w:tcW w:w="7272" w:type="dxa"/>
-            <w:shd w:val="clear" w:color="auto" w:fill="1F4E78"/>
-            <w:tcMar>
-              <w:top w:w="95" w:type="dxa"/>
-              <w:left w:w="110" w:type="dxa"/>
-              <w:bottom w:w="95" w:type="dxa"/>
-              <w:right w:w="110" w:type="dxa"/>
-            </w:tcMar>
-            <w:vAlign w:val="center"/>
-          </w:tcPr>
-          <w:p>
-            <w:pPr>
-              <w:keepNext/>
-              <w:spacing w:after="0" w:line="264" w:lineRule="auto"/>
-              <w:jc w:val="left"/>
-            </w:pPr>
-            <w:r>
-              <w:rPr>
-                <w:rFonts w:ascii="微软雅黑" w:hAnsi="微软雅黑" w:eastAsia="微软雅黑"/>
-                <w:b/>
-                <w:color w:val="FFFFFF"/>
-                <w:sz w:val="18"/>
-              </w:rPr>
-              <w:t>说明</w:t>
-            </w:r>
-          </w:p>
-        </w:tc>
-      </w:tr>
-      <w:tr>
-        <w:tblPrEx>
-          <w:tblBorders>
-            <w:top w:val="single" w:color="D9D9D9" w:sz="4" w:space="0"/>
-            <w:left w:val="single" w:color="D9D9D9" w:sz="4" w:space="0"/>
-            <w:bottom w:val="single" w:color="D9D9D9" w:sz="4" w:space="0"/>
-            <w:right w:val="single" w:color="D9D9D9" w:sz="4" w:space="0"/>
-            <w:insideH w:val="single" w:color="D9D9D9" w:sz="4" w:space="0"/>
-            <w:insideV w:val="single" w:color="D9D9D9" w:sz="4" w:space="0"/>
-          </w:tblBorders>
-          <w:tblCellMar>
-            <w:top w:w="0" w:type="dxa"/>
-            <w:left w:w="108" w:type="dxa"/>
-            <w:bottom w:w="0" w:type="dxa"/>
-            <w:right w:w="108" w:type="dxa"/>
-          </w:tblCellMar>
-        </w:tblPrEx>
-        <w:trPr>
-          <w:cantSplit/>
-          <w:jc w:val="center"/>
-        </w:trPr>
-        <w:tc>
-          <w:tcPr>
-            <w:tcW w:w="2520" w:type="dxa"/>
-            <w:tcMar>
-              <w:top w:w="95" w:type="dxa"/>
-              <w:left w:w="110" w:type="dxa"/>
-              <w:bottom w:w="95" w:type="dxa"/>
-              <w:right w:w="110" w:type="dxa"/>
-            </w:tcMar>
-            <w:vAlign w:val="center"/>
-          </w:tcPr>
-          <w:p>
-            <w:pPr>
-              <w:spacing w:after="0" w:line="264" w:lineRule="auto"/>
-              <w:jc w:val="left"/>
-            </w:pPr>
-            <w:r>
-              <w:rPr>
-                <w:rFonts w:ascii="微软雅黑" w:hAnsi="微软雅黑" w:eastAsia="微软雅黑"/>
-                <w:b w:val="0"/>
-                <w:color w:val="000000"/>
-                <w:sz w:val="18"/>
-              </w:rPr>
-              <w:t>MPE</w:t>
-            </w:r>
-          </w:p>
-        </w:tc>
-        <w:tc>
-          <w:tcPr>
-            <w:tcW w:w="7272" w:type="dxa"/>
-            <w:tcMar>
-              <w:top w:w="95" w:type="dxa"/>
-              <w:left w:w="110" w:type="dxa"/>
-              <w:bottom w:w="95" w:type="dxa"/>
-              <w:right w:w="110" w:type="dxa"/>
-            </w:tcMar>
-            <w:vAlign w:val="center"/>
-          </w:tcPr>
-          <w:p>
-            <w:pPr>
-              <w:spacing w:after="0" w:line="264" w:lineRule="auto"/>
-              <w:jc w:val="left"/>
-            </w:pPr>
-            <w:r>
-              <w:rPr>
-                <w:rFonts w:ascii="微软雅黑" w:hAnsi="微软雅黑" w:eastAsia="微软雅黑"/>
-                <w:b w:val="0"/>
-                <w:color w:val="000000"/>
-                <w:sz w:val="18"/>
-              </w:rPr>
-              <w:t>最大允许误差。系统设置中显示的是规范对测量标准的要求，不是被校设备自动判定限值</w:t>
-            </w:r>
-          </w:p>
-        </w:tc>
-      </w:tr>
-      <w:tr>
-        <w:tblPrEx>
-          <w:tblBorders>
-            <w:top w:val="single" w:color="D9D9D9" w:sz="4" w:space="0"/>
-            <w:left w:val="single" w:color="D9D9D9" w:sz="4" w:space="0"/>
-            <w:bottom w:val="single" w:color="D9D9D9" w:sz="4" w:space="0"/>
-            <w:right w:val="single" w:color="D9D9D9" w:sz="4" w:space="0"/>
-            <w:insideH w:val="single" w:color="D9D9D9" w:sz="4" w:space="0"/>
-            <w:insideV w:val="single" w:color="D9D9D9" w:sz="4" w:space="0"/>
-          </w:tblBorders>
-          <w:tblCellMar>
-            <w:top w:w="0" w:type="dxa"/>
-            <w:left w:w="108" w:type="dxa"/>
-            <w:bottom w:w="0" w:type="dxa"/>
-            <w:right w:w="108" w:type="dxa"/>
-          </w:tblCellMar>
-        </w:tblPrEx>
-        <w:trPr>
-          <w:cantSplit/>
-          <w:jc w:val="center"/>
-        </w:trPr>
-        <w:tc>
-          <w:tcPr>
-            <w:tcW w:w="2520" w:type="dxa"/>
-            <w:shd w:val="clear" w:color="auto" w:fill="F3F6FA"/>
-            <w:tcMar>
-              <w:top w:w="95" w:type="dxa"/>
-              <w:left w:w="110" w:type="dxa"/>
-              <w:bottom w:w="95" w:type="dxa"/>
-              <w:right w:w="110" w:type="dxa"/>
-            </w:tcMar>
-            <w:vAlign w:val="center"/>
-          </w:tcPr>
-          <w:p>
-            <w:pPr>
-              <w:spacing w:after="0" w:line="264" w:lineRule="auto"/>
-              <w:jc w:val="left"/>
-            </w:pPr>
-            <w:r>
-              <w:rPr>
-                <w:rFonts w:ascii="微软雅黑" w:hAnsi="微软雅黑" w:eastAsia="微软雅黑"/>
-                <w:b w:val="0"/>
-                <w:color w:val="000000"/>
-                <w:sz w:val="18"/>
-              </w:rPr>
-              <w:t>U</w:t>
-            </w:r>
-          </w:p>
-        </w:tc>
-        <w:tc>
-          <w:tcPr>
-            <w:tcW w:w="7272" w:type="dxa"/>
-            <w:shd w:val="clear" w:color="auto" w:fill="F3F6FA"/>
-            <w:tcMar>
-              <w:top w:w="95" w:type="dxa"/>
-              <w:left w:w="110" w:type="dxa"/>
-              <w:bottom w:w="95" w:type="dxa"/>
-              <w:right w:w="110" w:type="dxa"/>
-            </w:tcMar>
-            <w:vAlign w:val="center"/>
-          </w:tcPr>
-          <w:p>
-            <w:pPr>
-              <w:spacing w:after="0" w:line="264" w:lineRule="auto"/>
-              <w:jc w:val="left"/>
-            </w:pPr>
-            <w:r>
-              <w:rPr>
-                <w:rFonts w:ascii="微软雅黑" w:hAnsi="微软雅黑" w:eastAsia="微软雅黑"/>
-                <w:b w:val="0"/>
-                <w:color w:val="000000"/>
-                <w:sz w:val="18"/>
-              </w:rPr>
-              <w:t>扩展不确定度，通常由标准器证书给出或由软件评定结果输出</w:t>
-            </w:r>
-          </w:p>
-        </w:tc>
-      </w:tr>
-      <w:tr>
-        <w:tblPrEx>
-          <w:tblBorders>
-            <w:top w:val="single" w:color="D9D9D9" w:sz="4" w:space="0"/>
-            <w:left w:val="single" w:color="D9D9D9" w:sz="4" w:space="0"/>
-            <w:bottom w:val="single" w:color="D9D9D9" w:sz="4" w:space="0"/>
-            <w:right w:val="single" w:color="D9D9D9" w:sz="4" w:space="0"/>
-            <w:insideH w:val="single" w:color="D9D9D9" w:sz="4" w:space="0"/>
-            <w:insideV w:val="single" w:color="D9D9D9" w:sz="4" w:space="0"/>
-          </w:tblBorders>
-          <w:tblCellMar>
-            <w:top w:w="0" w:type="dxa"/>
-            <w:left w:w="108" w:type="dxa"/>
-            <w:bottom w:w="0" w:type="dxa"/>
-            <w:right w:w="108" w:type="dxa"/>
-          </w:tblCellMar>
-        </w:tblPrEx>
-        <w:trPr>
-          <w:cantSplit/>
-          <w:jc w:val="center"/>
-        </w:trPr>
-        <w:tc>
-          <w:tcPr>
-            <w:tcW w:w="2520" w:type="dxa"/>
-            <w:tcMar>
-              <w:top w:w="95" w:type="dxa"/>
-              <w:left w:w="110" w:type="dxa"/>
-              <w:bottom w:w="95" w:type="dxa"/>
-              <w:right w:w="110" w:type="dxa"/>
-            </w:tcMar>
-            <w:vAlign w:val="center"/>
-          </w:tcPr>
-          <w:p>
-            <w:pPr>
-              <w:spacing w:after="0" w:line="264" w:lineRule="auto"/>
-              <w:jc w:val="left"/>
-            </w:pPr>
-            <w:r>
-              <w:rPr>
-                <w:rFonts w:ascii="微软雅黑" w:hAnsi="微软雅黑" w:eastAsia="微软雅黑"/>
-                <w:b w:val="0"/>
-                <w:color w:val="000000"/>
-                <w:sz w:val="18"/>
-              </w:rPr>
-              <w:t>k</w:t>
-            </w:r>
-          </w:p>
-        </w:tc>
-        <w:tc>
-          <w:tcPr>
-            <w:tcW w:w="7272" w:type="dxa"/>
-            <w:tcMar>
-              <w:top w:w="95" w:type="dxa"/>
-              <w:left w:w="110" w:type="dxa"/>
-              <w:bottom w:w="95" w:type="dxa"/>
-              <w:right w:w="110" w:type="dxa"/>
-            </w:tcMar>
-            <w:vAlign w:val="center"/>
-          </w:tcPr>
-          <w:p>
-            <w:pPr>
-              <w:spacing w:after="0" w:line="264" w:lineRule="auto"/>
-              <w:jc w:val="left"/>
-            </w:pPr>
-            <w:r>
-              <w:rPr>
-                <w:rFonts w:ascii="微软雅黑" w:hAnsi="微软雅黑" w:eastAsia="微软雅黑"/>
-                <w:b w:val="0"/>
-                <w:color w:val="000000"/>
-                <w:sz w:val="18"/>
-              </w:rPr>
-              <w:t>包含因子，用于由合成标准不确定度得到扩展不确定度</w:t>
-            </w:r>
-          </w:p>
-        </w:tc>
-      </w:tr>
-      <w:tr>
-        <w:tblPrEx>
-          <w:tblBorders>
-            <w:top w:val="single" w:color="D9D9D9" w:sz="4" w:space="0"/>
-            <w:left w:val="single" w:color="D9D9D9" w:sz="4" w:space="0"/>
-            <w:bottom w:val="single" w:color="D9D9D9" w:sz="4" w:space="0"/>
-            <w:right w:val="single" w:color="D9D9D9" w:sz="4" w:space="0"/>
-            <w:insideH w:val="single" w:color="D9D9D9" w:sz="4" w:space="0"/>
-            <w:insideV w:val="single" w:color="D9D9D9" w:sz="4" w:space="0"/>
-          </w:tblBorders>
-          <w:tblCellMar>
-            <w:top w:w="0" w:type="dxa"/>
-            <w:left w:w="108" w:type="dxa"/>
-            <w:bottom w:w="0" w:type="dxa"/>
-            <w:right w:w="108" w:type="dxa"/>
-          </w:tblCellMar>
-        </w:tblPrEx>
-        <w:trPr>
-          <w:cantSplit/>
-          <w:jc w:val="center"/>
-        </w:trPr>
-        <w:tc>
-          <w:tcPr>
-            <w:tcW w:w="2520" w:type="dxa"/>
-            <w:shd w:val="clear" w:color="auto" w:fill="F3F6FA"/>
-            <w:tcMar>
-              <w:top w:w="95" w:type="dxa"/>
-              <w:left w:w="110" w:type="dxa"/>
-              <w:bottom w:w="95" w:type="dxa"/>
-              <w:right w:w="110" w:type="dxa"/>
-            </w:tcMar>
-            <w:vAlign w:val="center"/>
-          </w:tcPr>
-          <w:p>
-            <w:pPr>
-              <w:spacing w:after="0" w:line="264" w:lineRule="auto"/>
-              <w:jc w:val="left"/>
-            </w:pPr>
-            <w:r>
-              <w:rPr>
-                <w:rFonts w:ascii="微软雅黑" w:hAnsi="微软雅黑" w:eastAsia="微软雅黑"/>
-                <w:b w:val="0"/>
-                <w:color w:val="000000"/>
-                <w:sz w:val="18"/>
-              </w:rPr>
-              <w:t>中心点</w:t>
-            </w:r>
-          </w:p>
-        </w:tc>
-        <w:tc>
-          <w:tcPr>
-            <w:tcW w:w="7272" w:type="dxa"/>
-            <w:shd w:val="clear" w:color="auto" w:fill="F3F6FA"/>
-            <w:tcMar>
-              <w:top w:w="95" w:type="dxa"/>
-              <w:left w:w="110" w:type="dxa"/>
-              <w:bottom w:w="95" w:type="dxa"/>
-              <w:right w:w="110" w:type="dxa"/>
-            </w:tcMar>
-            <w:vAlign w:val="center"/>
-          </w:tcPr>
-          <w:p>
-            <w:pPr>
-              <w:spacing w:after="0" w:line="264" w:lineRule="auto"/>
-              <w:jc w:val="left"/>
-            </w:pPr>
-            <w:r>
-              <w:rPr>
-                <w:rFonts w:ascii="微软雅黑" w:hAnsi="微软雅黑" w:eastAsia="微软雅黑"/>
-                <w:b w:val="0"/>
-                <w:color w:val="000000"/>
-                <w:sz w:val="18"/>
-              </w:rPr>
-              <w:t>环境设备工作空间几何中心附近的温度测点</w:t>
-            </w:r>
-          </w:p>
-        </w:tc>
-      </w:tr>
-      <w:tr>
-        <w:tblPrEx>
-          <w:tblBorders>
-            <w:top w:val="single" w:color="D9D9D9" w:sz="4" w:space="0"/>
-            <w:left w:val="single" w:color="D9D9D9" w:sz="4" w:space="0"/>
-            <w:bottom w:val="single" w:color="D9D9D9" w:sz="4" w:space="0"/>
-            <w:right w:val="single" w:color="D9D9D9" w:sz="4" w:space="0"/>
-            <w:insideH w:val="single" w:color="D9D9D9" w:sz="4" w:space="0"/>
-            <w:insideV w:val="single" w:color="D9D9D9" w:sz="4" w:space="0"/>
-          </w:tblBorders>
-          <w:tblCellMar>
-            <w:top w:w="0" w:type="dxa"/>
-            <w:left w:w="108" w:type="dxa"/>
-            <w:bottom w:w="0" w:type="dxa"/>
-            <w:right w:w="108" w:type="dxa"/>
-          </w:tblCellMar>
-        </w:tblPrEx>
-        <w:trPr>
-          <w:cantSplit/>
-          <w:jc w:val="center"/>
-        </w:trPr>
-        <w:tc>
-          <w:tcPr>
-            <w:tcW w:w="2520" w:type="dxa"/>
-            <w:tcMar>
-              <w:top w:w="95" w:type="dxa"/>
-              <w:left w:w="110" w:type="dxa"/>
-              <w:bottom w:w="95" w:type="dxa"/>
-              <w:right w:w="110" w:type="dxa"/>
-            </w:tcMar>
-            <w:vAlign w:val="center"/>
-          </w:tcPr>
-          <w:p>
-            <w:pPr>
-              <w:spacing w:after="0" w:line="264" w:lineRule="auto"/>
-              <w:jc w:val="left"/>
-            </w:pPr>
-            <w:r>
-              <w:rPr>
-                <w:rFonts w:ascii="微软雅黑" w:hAnsi="微软雅黑" w:eastAsia="微软雅黑"/>
-                <w:b w:val="0"/>
-                <w:color w:val="000000"/>
-                <w:sz w:val="18"/>
-              </w:rPr>
-              <w:t>湿度 O 点</w:t>
-            </w:r>
-          </w:p>
-        </w:tc>
-        <w:tc>
-          <w:tcPr>
-            <w:tcW w:w="7272" w:type="dxa"/>
-            <w:tcMar>
-              <w:top w:w="95" w:type="dxa"/>
-              <w:left w:w="110" w:type="dxa"/>
-              <w:bottom w:w="95" w:type="dxa"/>
-              <w:right w:w="110" w:type="dxa"/>
-            </w:tcMar>
-            <w:vAlign w:val="center"/>
-          </w:tcPr>
-          <w:p>
-            <w:pPr>
-              <w:spacing w:after="0" w:line="264" w:lineRule="auto"/>
-              <w:jc w:val="left"/>
-            </w:pPr>
-            <w:r>
-              <w:rPr>
-                <w:rFonts w:ascii="微软雅黑" w:hAnsi="微软雅黑" w:eastAsia="微软雅黑"/>
-                <w:b w:val="0"/>
-                <w:color w:val="000000"/>
-                <w:sz w:val="18"/>
-              </w:rPr>
-              <w:t>环境设备中层几何中心的湿度测点，具体巡检仪通道由实际接线决定</w:t>
-            </w:r>
-          </w:p>
-        </w:tc>
-      </w:tr>
-      <w:tr>
-        <w:tblPrEx>
-          <w:tblBorders>
-            <w:top w:val="single" w:color="D9D9D9" w:sz="4" w:space="0"/>
-            <w:left w:val="single" w:color="D9D9D9" w:sz="4" w:space="0"/>
-            <w:bottom w:val="single" w:color="D9D9D9" w:sz="4" w:space="0"/>
-            <w:right w:val="single" w:color="D9D9D9" w:sz="4" w:space="0"/>
-            <w:insideH w:val="single" w:color="D9D9D9" w:sz="4" w:space="0"/>
-            <w:insideV w:val="single" w:color="D9D9D9" w:sz="4" w:space="0"/>
-          </w:tblBorders>
-          <w:tblCellMar>
-            <w:top w:w="0" w:type="dxa"/>
-            <w:left w:w="108" w:type="dxa"/>
-            <w:bottom w:w="0" w:type="dxa"/>
-            <w:right w:w="108" w:type="dxa"/>
-          </w:tblCellMar>
-        </w:tblPrEx>
-        <w:trPr>
-          <w:cantSplit/>
-          <w:jc w:val="center"/>
-        </w:trPr>
-        <w:tc>
-          <w:tcPr>
-            <w:tcW w:w="2520" w:type="dxa"/>
-            <w:shd w:val="clear" w:color="auto" w:fill="F3F6FA"/>
-            <w:tcMar>
-              <w:top w:w="95" w:type="dxa"/>
-              <w:left w:w="110" w:type="dxa"/>
-              <w:bottom w:w="95" w:type="dxa"/>
-              <w:right w:w="110" w:type="dxa"/>
-            </w:tcMar>
-            <w:vAlign w:val="center"/>
-          </w:tcPr>
-          <w:p>
-            <w:pPr>
-              <w:spacing w:after="0" w:line="264" w:lineRule="auto"/>
-              <w:jc w:val="left"/>
-            </w:pPr>
-            <w:r>
-              <w:rPr>
-                <w:rFonts w:ascii="微软雅黑" w:hAnsi="微软雅黑" w:eastAsia="微软雅黑"/>
-                <w:b w:val="0"/>
-                <w:color w:val="000000"/>
-                <w:sz w:val="18"/>
-              </w:rPr>
-              <w:t>监控点</w:t>
-            </w:r>
-          </w:p>
-        </w:tc>
-        <w:tc>
-          <w:tcPr>
-            <w:tcW w:w="7272" w:type="dxa"/>
-            <w:shd w:val="clear" w:color="auto" w:fill="F3F6FA"/>
-            <w:tcMar>
-              <w:top w:w="95" w:type="dxa"/>
-              <w:left w:w="110" w:type="dxa"/>
-              <w:bottom w:w="95" w:type="dxa"/>
-              <w:right w:w="110" w:type="dxa"/>
-            </w:tcMar>
-            <w:vAlign w:val="center"/>
-          </w:tcPr>
-          <w:p>
-            <w:pPr>
-              <w:spacing w:after="0" w:line="264" w:lineRule="auto"/>
-              <w:jc w:val="left"/>
-            </w:pPr>
-            <w:r>
-              <w:rPr>
-                <w:rFonts w:ascii="微软雅黑" w:hAnsi="微软雅黑" w:eastAsia="微软雅黑"/>
-                <w:b w:val="0"/>
-                <w:color w:val="000000"/>
-                <w:sz w:val="18"/>
-              </w:rPr>
-              <w:t>箱式电阻炉用于稳定度和均匀度计算的中心或规定监控测点</w:t>
-            </w:r>
-          </w:p>
-        </w:tc>
-      </w:tr>
-      <w:tr>
-        <w:tblPrEx>
-          <w:tblBorders>
-            <w:top w:val="single" w:color="D9D9D9" w:sz="4" w:space="0"/>
-            <w:left w:val="single" w:color="D9D9D9" w:sz="4" w:space="0"/>
-            <w:bottom w:val="single" w:color="D9D9D9" w:sz="4" w:space="0"/>
-            <w:right w:val="single" w:color="D9D9D9" w:sz="4" w:space="0"/>
-            <w:insideH w:val="single" w:color="D9D9D9" w:sz="4" w:space="0"/>
-            <w:insideV w:val="single" w:color="D9D9D9" w:sz="4" w:space="0"/>
-          </w:tblBorders>
-          <w:tblCellMar>
-            <w:top w:w="0" w:type="dxa"/>
-            <w:left w:w="108" w:type="dxa"/>
-            <w:bottom w:w="0" w:type="dxa"/>
-            <w:right w:w="108" w:type="dxa"/>
-          </w:tblCellMar>
-        </w:tblPrEx>
-        <w:trPr>
-          <w:cantSplit/>
-          <w:jc w:val="center"/>
-        </w:trPr>
-        <w:tc>
-          <w:tcPr>
-            <w:tcW w:w="2520" w:type="dxa"/>
-            <w:tcMar>
-              <w:top w:w="95" w:type="dxa"/>
-              <w:left w:w="110" w:type="dxa"/>
-              <w:bottom w:w="95" w:type="dxa"/>
-              <w:right w:w="110" w:type="dxa"/>
-            </w:tcMar>
-            <w:vAlign w:val="center"/>
-          </w:tcPr>
-          <w:p>
-            <w:pPr>
-              <w:spacing w:after="0" w:line="264" w:lineRule="auto"/>
-              <w:jc w:val="left"/>
-            </w:pPr>
-            <w:r>
-              <w:rPr>
-                <w:rFonts w:ascii="微软雅黑" w:hAnsi="微软雅黑" w:eastAsia="微软雅黑"/>
-                <w:b w:val="0"/>
-                <w:color w:val="000000"/>
-                <w:sz w:val="18"/>
-              </w:rPr>
-              <w:t>任务快照</w:t>
-            </w:r>
-          </w:p>
-        </w:tc>
-        <w:tc>
-          <w:tcPr>
-            <w:tcW w:w="7272" w:type="dxa"/>
-            <w:tcMar>
-              <w:top w:w="95" w:type="dxa"/>
-              <w:left w:w="110" w:type="dxa"/>
-              <w:bottom w:w="95" w:type="dxa"/>
-              <w:right w:w="110" w:type="dxa"/>
-            </w:tcMar>
-            <w:vAlign w:val="center"/>
-          </w:tcPr>
-          <w:p>
-            <w:pPr>
-              <w:spacing w:after="0" w:line="264" w:lineRule="auto"/>
-              <w:jc w:val="left"/>
-            </w:pPr>
-            <w:r>
-              <w:rPr>
-                <w:rFonts w:ascii="微软雅黑" w:hAnsi="微软雅黑" w:eastAsia="微软雅黑"/>
-                <w:b w:val="0"/>
-                <w:color w:val="000000"/>
-                <w:sz w:val="18"/>
-              </w:rPr>
-              <w:t>保存任务时冻结的规范、现场条件和标准器资料副本</w:t>
-            </w:r>
-          </w:p>
-        </w:tc>
-      </w:tr>
-      <w:tr>
-        <w:tblPrEx>
-          <w:tblBorders>
-            <w:top w:val="single" w:color="D9D9D9" w:sz="4" w:space="0"/>
-            <w:left w:val="single" w:color="D9D9D9" w:sz="4" w:space="0"/>
-            <w:bottom w:val="single" w:color="D9D9D9" w:sz="4" w:space="0"/>
-            <w:right w:val="single" w:color="D9D9D9" w:sz="4" w:space="0"/>
-            <w:insideH w:val="single" w:color="D9D9D9" w:sz="4" w:space="0"/>
-            <w:insideV w:val="single" w:color="D9D9D9" w:sz="4" w:space="0"/>
-          </w:tblBorders>
-          <w:tblCellMar>
-            <w:top w:w="0" w:type="dxa"/>
-            <w:left w:w="108" w:type="dxa"/>
-            <w:bottom w:w="0" w:type="dxa"/>
-            <w:right w:w="108" w:type="dxa"/>
-          </w:tblCellMar>
-        </w:tblPrEx>
-        <w:trPr>
-          <w:cantSplit/>
-          <w:jc w:val="center"/>
-        </w:trPr>
-        <w:tc>
-          <w:tcPr>
-            <w:tcW w:w="2520" w:type="dxa"/>
-            <w:shd w:val="clear" w:color="auto" w:fill="F3F6FA"/>
-            <w:tcMar>
-              <w:top w:w="95" w:type="dxa"/>
-              <w:left w:w="110" w:type="dxa"/>
-              <w:bottom w:w="95" w:type="dxa"/>
-              <w:right w:w="110" w:type="dxa"/>
-            </w:tcMar>
-            <w:vAlign w:val="center"/>
-          </w:tcPr>
-          <w:p>
-            <w:pPr>
-              <w:spacing w:after="0" w:line="264" w:lineRule="auto"/>
-              <w:jc w:val="left"/>
-            </w:pPr>
-            <w:r>
-              <w:rPr>
-                <w:rFonts w:ascii="微软雅黑" w:hAnsi="微软雅黑" w:eastAsia="微软雅黑"/>
-                <w:b w:val="0"/>
-                <w:color w:val="000000"/>
-                <w:sz w:val="18"/>
-              </w:rPr>
-              <w:t>完整响应</w:t>
-            </w:r>
-          </w:p>
-        </w:tc>
-        <w:tc>
-          <w:tcPr>
-            <w:tcW w:w="7272" w:type="dxa"/>
-            <w:shd w:val="clear" w:color="auto" w:fill="F3F6FA"/>
-            <w:tcMar>
-              <w:top w:w="95" w:type="dxa"/>
-              <w:left w:w="110" w:type="dxa"/>
-              <w:bottom w:w="95" w:type="dxa"/>
-              <w:right w:w="110" w:type="dxa"/>
-            </w:tcMar>
-            <w:vAlign w:val="center"/>
-          </w:tcPr>
-          <w:p>
-            <w:pPr>
-              <w:spacing w:after="0" w:line="264" w:lineRule="auto"/>
-              <w:jc w:val="left"/>
-            </w:pPr>
-            <w:r>
-              <w:rPr>
-                <w:rFonts w:ascii="微软雅黑" w:hAnsi="微软雅黑" w:eastAsia="微软雅黑"/>
-                <w:b w:val="0"/>
-                <w:color w:val="000000"/>
-                <w:sz w:val="18"/>
-              </w:rPr>
-              <w:t>一轮协议请求返回并通过校验的完整温度块或温湿度数据块</w:t>
-            </w:r>
-          </w:p>
-        </w:tc>
-      </w:tr>
-      <w:tr>
-        <w:tblPrEx>
-          <w:tblBorders>
-            <w:top w:val="single" w:color="D9D9D9" w:sz="4" w:space="0"/>
-            <w:left w:val="single" w:color="D9D9D9" w:sz="4" w:space="0"/>
-            <w:bottom w:val="single" w:color="D9D9D9" w:sz="4" w:space="0"/>
-            <w:right w:val="single" w:color="D9D9D9" w:sz="4" w:space="0"/>
-            <w:insideH w:val="single" w:color="D9D9D9" w:sz="4" w:space="0"/>
-            <w:insideV w:val="single" w:color="D9D9D9" w:sz="4" w:space="0"/>
-          </w:tblBorders>
-          <w:tblCellMar>
-            <w:top w:w="0" w:type="dxa"/>
-            <w:left w:w="108" w:type="dxa"/>
-            <w:bottom w:w="0" w:type="dxa"/>
-            <w:right w:w="108" w:type="dxa"/>
-          </w:tblCellMar>
-        </w:tblPrEx>
-        <w:trPr>
-          <w:cantSplit/>
-          <w:jc w:val="center"/>
-        </w:trPr>
-        <w:tc>
-          <w:tcPr>
-            <w:tcW w:w="2520" w:type="dxa"/>
-            <w:tcMar>
-              <w:top w:w="95" w:type="dxa"/>
-              <w:left w:w="110" w:type="dxa"/>
-              <w:bottom w:w="95" w:type="dxa"/>
-              <w:right w:w="110" w:type="dxa"/>
-            </w:tcMar>
-            <w:vAlign w:val="center"/>
-          </w:tcPr>
-          <w:p>
-            <w:pPr>
-              <w:spacing w:after="0" w:line="264" w:lineRule="auto"/>
-              <w:jc w:val="left"/>
-            </w:pPr>
-            <w:r>
-              <w:rPr>
-                <w:rFonts w:ascii="微软雅黑" w:hAnsi="微软雅黑" w:eastAsia="微软雅黑"/>
-                <w:b w:val="0"/>
-                <w:color w:val="000000"/>
-                <w:sz w:val="18"/>
-              </w:rPr>
-              <w:t>实时记录</w:t>
-            </w:r>
-          </w:p>
-        </w:tc>
-        <w:tc>
-          <w:tcPr>
-            <w:tcW w:w="7272" w:type="dxa"/>
-            <w:tcMar>
-              <w:top w:w="95" w:type="dxa"/>
-              <w:left w:w="110" w:type="dxa"/>
-              <w:bottom w:w="95" w:type="dxa"/>
-              <w:right w:w="110" w:type="dxa"/>
-            </w:tcMar>
-            <w:vAlign w:val="center"/>
-          </w:tcPr>
-          <w:p>
-            <w:pPr>
-              <w:spacing w:after="0" w:line="264" w:lineRule="auto"/>
-              <w:jc w:val="left"/>
-            </w:pPr>
-            <w:r>
-              <w:rPr>
-                <w:rFonts w:ascii="微软雅黑" w:hAnsi="微软雅黑" w:eastAsia="微软雅黑"/>
-                <w:b w:val="0"/>
-                <w:color w:val="000000"/>
-                <w:sz w:val="18"/>
-              </w:rPr>
-              <w:t>用于观察和设备诊断的连续数据，不等同于正式校准样本</w:t>
-            </w:r>
-          </w:p>
-        </w:tc>
-      </w:tr>
-      <w:tr>
-        <w:tblPrEx>
-          <w:tblBorders>
-            <w:top w:val="single" w:color="D9D9D9" w:sz="4" w:space="0"/>
-            <w:left w:val="single" w:color="D9D9D9" w:sz="4" w:space="0"/>
-            <w:bottom w:val="single" w:color="D9D9D9" w:sz="4" w:space="0"/>
-            <w:right w:val="single" w:color="D9D9D9" w:sz="4" w:space="0"/>
-            <w:insideH w:val="single" w:color="D9D9D9" w:sz="4" w:space="0"/>
-            <w:insideV w:val="single" w:color="D9D9D9" w:sz="4" w:space="0"/>
-          </w:tblBorders>
-          <w:tblCellMar>
-            <w:top w:w="0" w:type="dxa"/>
-            <w:left w:w="108" w:type="dxa"/>
-            <w:bottom w:w="0" w:type="dxa"/>
-            <w:right w:w="108" w:type="dxa"/>
-          </w:tblCellMar>
-        </w:tblPrEx>
-        <w:trPr>
-          <w:cantSplit/>
-          <w:jc w:val="center"/>
-        </w:trPr>
-        <w:tc>
-          <w:tcPr>
-            <w:tcW w:w="2520" w:type="dxa"/>
-            <w:shd w:val="clear" w:color="auto" w:fill="F3F6FA"/>
-            <w:tcMar>
-              <w:top w:w="95" w:type="dxa"/>
-              <w:left w:w="110" w:type="dxa"/>
-              <w:bottom w:w="95" w:type="dxa"/>
-              <w:right w:w="110" w:type="dxa"/>
-            </w:tcMar>
-            <w:vAlign w:val="center"/>
-          </w:tcPr>
-          <w:p>
-            <w:pPr>
-              <w:spacing w:after="0" w:line="264" w:lineRule="auto"/>
-              <w:jc w:val="left"/>
-            </w:pPr>
-            <w:r>
-              <w:rPr>
-                <w:rFonts w:ascii="微软雅黑" w:hAnsi="微软雅黑" w:eastAsia="微软雅黑"/>
-                <w:b w:val="0"/>
-                <w:color w:val="000000"/>
-                <w:sz w:val="18"/>
-              </w:rPr>
-              <w:t>正式样本</w:t>
-            </w:r>
-          </w:p>
-        </w:tc>
-        <w:tc>
-          <w:tcPr>
-            <w:tcW w:w="7272" w:type="dxa"/>
-            <w:shd w:val="clear" w:color="auto" w:fill="F3F6FA"/>
-            <w:tcMar>
-              <w:top w:w="95" w:type="dxa"/>
-              <w:left w:w="110" w:type="dxa"/>
-              <w:bottom w:w="95" w:type="dxa"/>
-              <w:right w:w="110" w:type="dxa"/>
-            </w:tcMar>
-            <w:vAlign w:val="center"/>
-          </w:tcPr>
-          <w:p>
-            <w:pPr>
-              <w:spacing w:after="0" w:line="264" w:lineRule="auto"/>
-              <w:jc w:val="left"/>
-            </w:pPr>
-            <w:r>
-              <w:rPr>
-                <w:rFonts w:ascii="微软雅黑" w:hAnsi="微软雅黑" w:eastAsia="微软雅黑"/>
-                <w:b w:val="0"/>
-                <w:color w:val="000000"/>
-                <w:sz w:val="18"/>
-              </w:rPr>
-              <w:t>在满足稳定条件后，按任务计划间隔保存并参与结果计算的数据组</w:t>
-            </w:r>
-          </w:p>
-        </w:tc>
-      </w:tr>
-    </w:tbl>
-    <w:p>
-      <w:pPr>
-        <w:pStyle w:val="3"/>
-        <w:pageBreakBefore/>
-      </w:pPr>
-      <w:r>
-        <w:rPr>
-          <w:rFonts w:ascii="微软雅黑" w:hAnsi="微软雅黑" w:eastAsia="微软雅黑"/>
-          <w:b/>
-          <w:color w:val="000000"/>
-          <w:sz w:val="36"/>
-        </w:rPr>
-        <w:t>附录 D 报告签发前复核表</w:t>
-      </w:r>
-    </w:p>
-    <w:p>
-      <w:pPr>
-        <w:spacing w:after="60"/>
-        <w:ind w:left="403" w:hanging="288"/>
-      </w:pPr>
-      <w:r>
-        <w:rPr>
-          <w:rFonts w:ascii="微软雅黑" w:hAnsi="微软雅黑" w:eastAsia="微软雅黑"/>
-          <w:b w:val="0"/>
-          <w:color w:val="000000"/>
-          <w:sz w:val="21"/>
-        </w:rPr>
-        <w:t>□  委托单位、设备名称、型号、编号和制造厂完整。</w:t>
-      </w:r>
-    </w:p>
-    <w:p>
-      <w:pPr>
-        <w:spacing w:after="60"/>
-        <w:ind w:left="403" w:hanging="288"/>
-      </w:pPr>
-      <w:r>
-        <w:rPr>
-          <w:rFonts w:ascii="微软雅黑" w:hAnsi="微软雅黑" w:eastAsia="微软雅黑"/>
-          <w:b w:val="0"/>
-          <w:color w:val="000000"/>
-          <w:sz w:val="21"/>
-        </w:rPr>
-        <w:t>□  校准规范、校准地点、日期和人员信息正确。</w:t>
-      </w:r>
-    </w:p>
-    <w:p>
-      <w:pPr>
-        <w:spacing w:after="60"/>
-        <w:ind w:left="403" w:hanging="288"/>
-      </w:pPr>
-      <w:r>
-        <w:rPr>
-          <w:rFonts w:ascii="微软雅黑" w:hAnsi="微软雅黑" w:eastAsia="微软雅黑"/>
-          <w:b w:val="0"/>
-          <w:color w:val="000000"/>
-          <w:sz w:val="21"/>
-        </w:rPr>
-        <w:t>□  设定值、环境条件、负载状态和偏离说明与现场一致。</w:t>
-      </w:r>
-    </w:p>
-    <w:p>
-      <w:pPr>
-        <w:spacing w:after="60"/>
-        <w:ind w:left="403" w:hanging="288"/>
-      </w:pPr>
-      <w:r>
-        <w:rPr>
-          <w:rFonts w:ascii="微软雅黑" w:hAnsi="微软雅黑" w:eastAsia="微软雅黑"/>
-          <w:b w:val="0"/>
-          <w:color w:val="000000"/>
-          <w:sz w:val="21"/>
-        </w:rPr>
-        <w:t>□  标准器名称、证书编号、有效期、U、k 和修正值正确。</w:t>
-      </w:r>
-    </w:p>
-    <w:p>
-      <w:pPr>
-        <w:spacing w:after="60"/>
-        <w:ind w:left="403" w:hanging="288"/>
-      </w:pPr>
-      <w:r>
-        <w:rPr>
-          <w:rFonts w:ascii="微软雅黑" w:hAnsi="微软雅黑" w:eastAsia="微软雅黑"/>
-          <w:b w:val="0"/>
-          <w:color w:val="000000"/>
-          <w:sz w:val="21"/>
-        </w:rPr>
-        <w:t>□  布点图、测点数、中心点和实际接线一致。</w:t>
-      </w:r>
-    </w:p>
-    <w:p>
-      <w:pPr>
-        <w:spacing w:after="60"/>
-        <w:ind w:left="403" w:hanging="288"/>
-      </w:pPr>
-      <w:r>
-        <w:rPr>
-          <w:rFonts w:ascii="微软雅黑" w:hAnsi="微软雅黑" w:eastAsia="微软雅黑"/>
-          <w:b w:val="0"/>
-          <w:color w:val="000000"/>
-          <w:sz w:val="21"/>
-        </w:rPr>
-        <w:t>□  正式样本数量达到计划值且没有缺失通道。</w:t>
-      </w:r>
-    </w:p>
-    <w:p>
-      <w:pPr>
-        <w:spacing w:after="60"/>
-        <w:ind w:left="403" w:hanging="288"/>
-      </w:pPr>
-      <w:r>
-        <w:rPr>
-          <w:rFonts w:ascii="微软雅黑" w:hAnsi="微软雅黑" w:eastAsia="微软雅黑"/>
-          <w:b w:val="0"/>
-          <w:color w:val="000000"/>
-          <w:sz w:val="21"/>
-        </w:rPr>
-        <w:t>□  Excel 原始记录与 CSV 正式采样一致。</w:t>
-      </w:r>
-    </w:p>
-    <w:p>
-      <w:pPr>
-        <w:spacing w:after="60"/>
-        <w:ind w:left="403" w:hanging="288"/>
-      </w:pPr>
-      <w:r>
-        <w:rPr>
-          <w:rFonts w:ascii="微软雅黑" w:hAnsi="微软雅黑" w:eastAsia="微软雅黑"/>
-          <w:b w:val="0"/>
-          <w:color w:val="000000"/>
-          <w:sz w:val="21"/>
-        </w:rPr>
-        <w:t>□  Word 报告中的偏差、均匀度、波动度或稳定度、不确定度均保留三位小数。</w:t>
-      </w:r>
-    </w:p>
-    <w:p>
-      <w:pPr>
-        <w:spacing w:after="60"/>
-        <w:ind w:left="403" w:hanging="288"/>
-      </w:pPr>
-      <w:r>
-        <w:rPr>
-          <w:rFonts w:ascii="微软雅黑" w:hAnsi="微软雅黑" w:eastAsia="微软雅黑"/>
-          <w:b w:val="0"/>
-          <w:color w:val="000000"/>
-          <w:sz w:val="21"/>
-        </w:rPr>
-        <w:t>□  未把规范参考指标直接当作客户合格判据。</w:t>
-      </w:r>
-    </w:p>
-    <w:p>
-      <w:pPr>
-        <w:spacing w:after="60"/>
-        <w:ind w:left="403" w:hanging="288"/>
-      </w:pPr>
-      <w:r>
-        <w:rPr>
-          <w:rFonts w:ascii="微软雅黑" w:hAnsi="微软雅黑" w:eastAsia="微软雅黑"/>
-          <w:b w:val="0"/>
-          <w:color w:val="000000"/>
-          <w:sz w:val="21"/>
-        </w:rPr>
-        <w:t>□  声明、校准员、核验员和签发信息位于报告末尾并已完成审核。</w:t>
-      </w:r>
     </w:p>
     <w:sectPr>
       <w:headerReference r:id="rId5" w:type="default"/>
@@ -18182,21 +15475,21 @@
     <w:lsdException w:qFormat="1" w:unhideWhenUsed="0" w:uiPriority="1" w:semiHidden="0" w:name="No Spacing"/>
     <w:lsdException w:unhideWhenUsed="0" w:uiPriority="60" w:semiHidden="0" w:name="Light Shading"/>
     <w:lsdException w:unhideWhenUsed="0" w:uiPriority="61" w:semiHidden="0" w:name="Light List"/>
-    <w:lsdException w:unhideWhenUsed="0" w:uiPriority="62" w:semiHidden="0" w:name="Light Grid"/>
-    <w:lsdException w:unhideWhenUsed="0" w:uiPriority="63" w:semiHidden="0" w:name="Medium Shading 1"/>
+    <w:lsdException w:qFormat="1" w:unhideWhenUsed="0" w:uiPriority="62" w:semiHidden="0" w:name="Light Grid"/>
+    <w:lsdException w:qFormat="1" w:unhideWhenUsed="0" w:uiPriority="63" w:semiHidden="0" w:name="Medium Shading 1"/>
     <w:lsdException w:qFormat="1" w:unhideWhenUsed="0" w:uiPriority="64" w:semiHidden="0" w:name="Medium Shading 2"/>
-    <w:lsdException w:unhideWhenUsed="0" w:uiPriority="65" w:semiHidden="0" w:name="Medium List 1"/>
+    <w:lsdException w:qFormat="1" w:unhideWhenUsed="0" w:uiPriority="65" w:semiHidden="0" w:name="Medium List 1"/>
     <w:lsdException w:qFormat="1" w:unhideWhenUsed="0" w:uiPriority="66" w:semiHidden="0" w:name="Medium List 2"/>
     <w:lsdException w:qFormat="1" w:unhideWhenUsed="0" w:uiPriority="67" w:semiHidden="0" w:name="Medium Grid 1"/>
-    <w:lsdException w:unhideWhenUsed="0" w:uiPriority="68" w:semiHidden="0" w:name="Medium Grid 2"/>
-    <w:lsdException w:unhideWhenUsed="0" w:uiPriority="69" w:semiHidden="0" w:name="Medium Grid 3"/>
+    <w:lsdException w:qFormat="1" w:unhideWhenUsed="0" w:uiPriority="68" w:semiHidden="0" w:name="Medium Grid 2"/>
+    <w:lsdException w:qFormat="1" w:unhideWhenUsed="0" w:uiPriority="69" w:semiHidden="0" w:name="Medium Grid 3"/>
     <w:lsdException w:unhideWhenUsed="0" w:uiPriority="70" w:semiHidden="0" w:name="Dark List"/>
     <w:lsdException w:unhideWhenUsed="0" w:uiPriority="71" w:semiHidden="0" w:name="Colorful Shading"/>
     <w:lsdException w:unhideWhenUsed="0" w:uiPriority="72" w:semiHidden="0" w:name="Colorful List"/>
     <w:lsdException w:unhideWhenUsed="0" w:uiPriority="73" w:semiHidden="0" w:name="Colorful Grid"/>
     <w:lsdException w:unhideWhenUsed="0" w:uiPriority="60" w:semiHidden="0" w:name="Light Shading Accent 1"/>
     <w:lsdException w:unhideWhenUsed="0" w:uiPriority="61" w:semiHidden="0" w:name="Light List Accent 1"/>
-    <w:lsdException w:unhideWhenUsed="0" w:uiPriority="62" w:semiHidden="0" w:name="Light Grid Accent 1"/>
+    <w:lsdException w:qFormat="1" w:unhideWhenUsed="0" w:uiPriority="62" w:semiHidden="0" w:name="Light Grid Accent 1"/>
     <w:lsdException w:qFormat="1" w:unhideWhenUsed="0" w:uiPriority="63" w:semiHidden="0" w:name="Medium Shading 1 Accent 1"/>
     <w:lsdException w:qFormat="1" w:unhideWhenUsed="0" w:uiPriority="64" w:semiHidden="0" w:name="Medium Shading 2 Accent 1"/>
     <w:lsdException w:qFormat="1" w:unhideWhenUsed="0" w:uiPriority="65" w:semiHidden="0" w:name="Medium List 1 Accent 1"/>
@@ -18205,77 +15498,77 @@
     <w:lsdException w:qFormat="1" w:unhideWhenUsed="0" w:uiPriority="30" w:semiHidden="0" w:name="Intense Quote"/>
     <w:lsdException w:qFormat="1" w:unhideWhenUsed="0" w:uiPriority="66" w:semiHidden="0" w:name="Medium List 2 Accent 1"/>
     <w:lsdException w:qFormat="1" w:unhideWhenUsed="0" w:uiPriority="67" w:semiHidden="0" w:name="Medium Grid 1 Accent 1"/>
-    <w:lsdException w:unhideWhenUsed="0" w:uiPriority="68" w:semiHidden="0" w:name="Medium Grid 2 Accent 1"/>
-    <w:lsdException w:unhideWhenUsed="0" w:uiPriority="69" w:semiHidden="0" w:name="Medium Grid 3 Accent 1"/>
+    <w:lsdException w:qFormat="1" w:unhideWhenUsed="0" w:uiPriority="68" w:semiHidden="0" w:name="Medium Grid 2 Accent 1"/>
+    <w:lsdException w:qFormat="1" w:unhideWhenUsed="0" w:uiPriority="69" w:semiHidden="0" w:name="Medium Grid 3 Accent 1"/>
     <w:lsdException w:unhideWhenUsed="0" w:uiPriority="70" w:semiHidden="0" w:name="Dark List Accent 1"/>
     <w:lsdException w:unhideWhenUsed="0" w:uiPriority="71" w:semiHidden="0" w:name="Colorful Shading Accent 1"/>
     <w:lsdException w:unhideWhenUsed="0" w:uiPriority="72" w:semiHidden="0" w:name="Colorful List Accent 1"/>
     <w:lsdException w:unhideWhenUsed="0" w:uiPriority="73" w:semiHidden="0" w:name="Colorful Grid Accent 1"/>
     <w:lsdException w:unhideWhenUsed="0" w:uiPriority="60" w:semiHidden="0" w:name="Light Shading Accent 2"/>
-    <w:lsdException w:unhideWhenUsed="0" w:uiPriority="61" w:semiHidden="0" w:name="Light List Accent 2"/>
-    <w:lsdException w:unhideWhenUsed="0" w:uiPriority="62" w:semiHidden="0" w:name="Light Grid Accent 2"/>
+    <w:lsdException w:qFormat="1" w:unhideWhenUsed="0" w:uiPriority="61" w:semiHidden="0" w:name="Light List Accent 2"/>
+    <w:lsdException w:qFormat="1" w:unhideWhenUsed="0" w:uiPriority="62" w:semiHidden="0" w:name="Light Grid Accent 2"/>
     <w:lsdException w:qFormat="1" w:unhideWhenUsed="0" w:uiPriority="63" w:semiHidden="0" w:name="Medium Shading 1 Accent 2"/>
-    <w:lsdException w:unhideWhenUsed="0" w:uiPriority="64" w:semiHidden="0" w:name="Medium Shading 2 Accent 2"/>
-    <w:lsdException w:unhideWhenUsed="0" w:uiPriority="65" w:semiHidden="0" w:name="Medium List 1 Accent 2"/>
-    <w:lsdException w:unhideWhenUsed="0" w:uiPriority="66" w:semiHidden="0" w:name="Medium List 2 Accent 2"/>
+    <w:lsdException w:qFormat="1" w:unhideWhenUsed="0" w:uiPriority="64" w:semiHidden="0" w:name="Medium Shading 2 Accent 2"/>
+    <w:lsdException w:qFormat="1" w:unhideWhenUsed="0" w:uiPriority="65" w:semiHidden="0" w:name="Medium List 1 Accent 2"/>
+    <w:lsdException w:qFormat="1" w:unhideWhenUsed="0" w:uiPriority="66" w:semiHidden="0" w:name="Medium List 2 Accent 2"/>
     <w:lsdException w:qFormat="1" w:unhideWhenUsed="0" w:uiPriority="67" w:semiHidden="0" w:name="Medium Grid 1 Accent 2"/>
-    <w:lsdException w:unhideWhenUsed="0" w:uiPriority="68" w:semiHidden="0" w:name="Medium Grid 2 Accent 2"/>
-    <w:lsdException w:unhideWhenUsed="0" w:uiPriority="69" w:semiHidden="0" w:name="Medium Grid 3 Accent 2"/>
+    <w:lsdException w:qFormat="1" w:unhideWhenUsed="0" w:uiPriority="68" w:semiHidden="0" w:name="Medium Grid 2 Accent 2"/>
+    <w:lsdException w:qFormat="1" w:unhideWhenUsed="0" w:uiPriority="69" w:semiHidden="0" w:name="Medium Grid 3 Accent 2"/>
     <w:lsdException w:unhideWhenUsed="0" w:uiPriority="70" w:semiHidden="0" w:name="Dark List Accent 2"/>
     <w:lsdException w:unhideWhenUsed="0" w:uiPriority="71" w:semiHidden="0" w:name="Colorful Shading Accent 2"/>
     <w:lsdException w:unhideWhenUsed="0" w:uiPriority="72" w:semiHidden="0" w:name="Colorful List Accent 2"/>
     <w:lsdException w:unhideWhenUsed="0" w:uiPriority="73" w:semiHidden="0" w:name="Colorful Grid Accent 2"/>
     <w:lsdException w:unhideWhenUsed="0" w:uiPriority="60" w:semiHidden="0" w:name="Light Shading Accent 3"/>
-    <w:lsdException w:unhideWhenUsed="0" w:uiPriority="61" w:semiHidden="0" w:name="Light List Accent 3"/>
-    <w:lsdException w:unhideWhenUsed="0" w:uiPriority="62" w:semiHidden="0" w:name="Light Grid Accent 3"/>
+    <w:lsdException w:qFormat="1" w:unhideWhenUsed="0" w:uiPriority="61" w:semiHidden="0" w:name="Light List Accent 3"/>
+    <w:lsdException w:qFormat="1" w:unhideWhenUsed="0" w:uiPriority="62" w:semiHidden="0" w:name="Light Grid Accent 3"/>
     <w:lsdException w:qFormat="1" w:unhideWhenUsed="0" w:uiPriority="63" w:semiHidden="0" w:name="Medium Shading 1 Accent 3"/>
     <w:lsdException w:qFormat="1" w:unhideWhenUsed="0" w:uiPriority="64" w:semiHidden="0" w:name="Medium Shading 2 Accent 3"/>
-    <w:lsdException w:unhideWhenUsed="0" w:uiPriority="65" w:semiHidden="0" w:name="Medium List 1 Accent 3"/>
+    <w:lsdException w:qFormat="1" w:unhideWhenUsed="0" w:uiPriority="65" w:semiHidden="0" w:name="Medium List 1 Accent 3"/>
     <w:lsdException w:qFormat="1" w:unhideWhenUsed="0" w:uiPriority="66" w:semiHidden="0" w:name="Medium List 2 Accent 3"/>
-    <w:lsdException w:unhideWhenUsed="0" w:uiPriority="67" w:semiHidden="0" w:name="Medium Grid 1 Accent 3"/>
-    <w:lsdException w:unhideWhenUsed="0" w:uiPriority="68" w:semiHidden="0" w:name="Medium Grid 2 Accent 3"/>
-    <w:lsdException w:unhideWhenUsed="0" w:uiPriority="69" w:semiHidden="0" w:name="Medium Grid 3 Accent 3"/>
+    <w:lsdException w:qFormat="1" w:unhideWhenUsed="0" w:uiPriority="67" w:semiHidden="0" w:name="Medium Grid 1 Accent 3"/>
+    <w:lsdException w:qFormat="1" w:unhideWhenUsed="0" w:uiPriority="68" w:semiHidden="0" w:name="Medium Grid 2 Accent 3"/>
+    <w:lsdException w:qFormat="1" w:unhideWhenUsed="0" w:uiPriority="69" w:semiHidden="0" w:name="Medium Grid 3 Accent 3"/>
     <w:lsdException w:unhideWhenUsed="0" w:uiPriority="70" w:semiHidden="0" w:name="Dark List Accent 3"/>
     <w:lsdException w:unhideWhenUsed="0" w:uiPriority="71" w:semiHidden="0" w:name="Colorful Shading Accent 3"/>
     <w:lsdException w:unhideWhenUsed="0" w:uiPriority="72" w:semiHidden="0" w:name="Colorful List Accent 3"/>
     <w:lsdException w:unhideWhenUsed="0" w:uiPriority="73" w:semiHidden="0" w:name="Colorful Grid Accent 3"/>
     <w:lsdException w:unhideWhenUsed="0" w:uiPriority="60" w:semiHidden="0" w:name="Light Shading Accent 4"/>
-    <w:lsdException w:unhideWhenUsed="0" w:uiPriority="61" w:semiHidden="0" w:name="Light List Accent 4"/>
-    <w:lsdException w:unhideWhenUsed="0" w:uiPriority="62" w:semiHidden="0" w:name="Light Grid Accent 4"/>
+    <w:lsdException w:qFormat="1" w:unhideWhenUsed="0" w:uiPriority="61" w:semiHidden="0" w:name="Light List Accent 4"/>
+    <w:lsdException w:qFormat="1" w:unhideWhenUsed="0" w:uiPriority="62" w:semiHidden="0" w:name="Light Grid Accent 4"/>
     <w:lsdException w:qFormat="1" w:unhideWhenUsed="0" w:uiPriority="63" w:semiHidden="0" w:name="Medium Shading 1 Accent 4"/>
     <w:lsdException w:qFormat="1" w:unhideWhenUsed="0" w:uiPriority="64" w:semiHidden="0" w:name="Medium Shading 2 Accent 4"/>
     <w:lsdException w:qFormat="1" w:unhideWhenUsed="0" w:uiPriority="65" w:semiHidden="0" w:name="Medium List 1 Accent 4"/>
     <w:lsdException w:qFormat="1" w:unhideWhenUsed="0" w:uiPriority="66" w:semiHidden="0" w:name="Medium List 2 Accent 4"/>
-    <w:lsdException w:unhideWhenUsed="0" w:uiPriority="67" w:semiHidden="0" w:name="Medium Grid 1 Accent 4"/>
-    <w:lsdException w:unhideWhenUsed="0" w:uiPriority="68" w:semiHidden="0" w:name="Medium Grid 2 Accent 4"/>
-    <w:lsdException w:unhideWhenUsed="0" w:uiPriority="69" w:semiHidden="0" w:name="Medium Grid 3 Accent 4"/>
+    <w:lsdException w:qFormat="1" w:unhideWhenUsed="0" w:uiPriority="67" w:semiHidden="0" w:name="Medium Grid 1 Accent 4"/>
+    <w:lsdException w:qFormat="1" w:unhideWhenUsed="0" w:uiPriority="68" w:semiHidden="0" w:name="Medium Grid 2 Accent 4"/>
+    <w:lsdException w:qFormat="1" w:unhideWhenUsed="0" w:uiPriority="69" w:semiHidden="0" w:name="Medium Grid 3 Accent 4"/>
     <w:lsdException w:unhideWhenUsed="0" w:uiPriority="70" w:semiHidden="0" w:name="Dark List Accent 4"/>
     <w:lsdException w:unhideWhenUsed="0" w:uiPriority="71" w:semiHidden="0" w:name="Colorful Shading Accent 4"/>
     <w:lsdException w:unhideWhenUsed="0" w:uiPriority="72" w:semiHidden="0" w:name="Colorful List Accent 4"/>
     <w:lsdException w:unhideWhenUsed="0" w:uiPriority="73" w:semiHidden="0" w:name="Colorful Grid Accent 4"/>
     <w:lsdException w:unhideWhenUsed="0" w:uiPriority="60" w:semiHidden="0" w:name="Light Shading Accent 5"/>
-    <w:lsdException w:unhideWhenUsed="0" w:uiPriority="61" w:semiHidden="0" w:name="Light List Accent 5"/>
-    <w:lsdException w:unhideWhenUsed="0" w:uiPriority="62" w:semiHidden="0" w:name="Light Grid Accent 5"/>
+    <w:lsdException w:qFormat="1" w:unhideWhenUsed="0" w:uiPriority="61" w:semiHidden="0" w:name="Light List Accent 5"/>
+    <w:lsdException w:qFormat="1" w:unhideWhenUsed="0" w:uiPriority="62" w:semiHidden="0" w:name="Light Grid Accent 5"/>
     <w:lsdException w:qFormat="1" w:unhideWhenUsed="0" w:uiPriority="63" w:semiHidden="0" w:name="Medium Shading 1 Accent 5"/>
-    <w:lsdException w:unhideWhenUsed="0" w:uiPriority="64" w:semiHidden="0" w:name="Medium Shading 2 Accent 5"/>
+    <w:lsdException w:qFormat="1" w:unhideWhenUsed="0" w:uiPriority="64" w:semiHidden="0" w:name="Medium Shading 2 Accent 5"/>
     <w:lsdException w:qFormat="1" w:unhideWhenUsed="0" w:uiPriority="65" w:semiHidden="0" w:name="Medium List 1 Accent 5"/>
     <w:lsdException w:qFormat="1" w:unhideWhenUsed="0" w:uiPriority="66" w:semiHidden="0" w:name="Medium List 2 Accent 5"/>
-    <w:lsdException w:unhideWhenUsed="0" w:uiPriority="67" w:semiHidden="0" w:name="Medium Grid 1 Accent 5"/>
-    <w:lsdException w:unhideWhenUsed="0" w:uiPriority="68" w:semiHidden="0" w:name="Medium Grid 2 Accent 5"/>
+    <w:lsdException w:qFormat="1" w:unhideWhenUsed="0" w:uiPriority="67" w:semiHidden="0" w:name="Medium Grid 1 Accent 5"/>
+    <w:lsdException w:qFormat="1" w:unhideWhenUsed="0" w:uiPriority="68" w:semiHidden="0" w:name="Medium Grid 2 Accent 5"/>
     <w:lsdException w:unhideWhenUsed="0" w:uiPriority="69" w:semiHidden="0" w:name="Medium Grid 3 Accent 5"/>
     <w:lsdException w:unhideWhenUsed="0" w:uiPriority="70" w:semiHidden="0" w:name="Dark List Accent 5"/>
     <w:lsdException w:unhideWhenUsed="0" w:uiPriority="71" w:semiHidden="0" w:name="Colorful Shading Accent 5"/>
     <w:lsdException w:unhideWhenUsed="0" w:uiPriority="72" w:semiHidden="0" w:name="Colorful List Accent 5"/>
     <w:lsdException w:unhideWhenUsed="0" w:uiPriority="73" w:semiHidden="0" w:name="Colorful Grid Accent 5"/>
     <w:lsdException w:unhideWhenUsed="0" w:uiPriority="60" w:semiHidden="0" w:name="Light Shading Accent 6"/>
-    <w:lsdException w:unhideWhenUsed="0" w:uiPriority="61" w:semiHidden="0" w:name="Light List Accent 6"/>
+    <w:lsdException w:qFormat="1" w:unhideWhenUsed="0" w:uiPriority="61" w:semiHidden="0" w:name="Light List Accent 6"/>
     <w:lsdException w:qFormat="1" w:unhideWhenUsed="0" w:uiPriority="62" w:semiHidden="0" w:name="Light Grid Accent 6"/>
     <w:lsdException w:qFormat="1" w:unhideWhenUsed="0" w:uiPriority="63" w:semiHidden="0" w:name="Medium Shading 1 Accent 6"/>
-    <w:lsdException w:unhideWhenUsed="0" w:uiPriority="64" w:semiHidden="0" w:name="Medium Shading 2 Accent 6"/>
+    <w:lsdException w:qFormat="1" w:unhideWhenUsed="0" w:uiPriority="64" w:semiHidden="0" w:name="Medium Shading 2 Accent 6"/>
     <w:lsdException w:qFormat="1" w:unhideWhenUsed="0" w:uiPriority="65" w:semiHidden="0" w:name="Medium List 1 Accent 6"/>
     <w:lsdException w:qFormat="1" w:unhideWhenUsed="0" w:uiPriority="66" w:semiHidden="0" w:name="Medium List 2 Accent 6"/>
-    <w:lsdException w:unhideWhenUsed="0" w:uiPriority="67" w:semiHidden="0" w:name="Medium Grid 1 Accent 6"/>
-    <w:lsdException w:unhideWhenUsed="0" w:uiPriority="68" w:semiHidden="0" w:name="Medium Grid 2 Accent 6"/>
+    <w:lsdException w:qFormat="1" w:unhideWhenUsed="0" w:uiPriority="67" w:semiHidden="0" w:name="Medium Grid 1 Accent 6"/>
+    <w:lsdException w:qFormat="1" w:unhideWhenUsed="0" w:uiPriority="68" w:semiHidden="0" w:name="Medium Grid 2 Accent 6"/>
     <w:lsdException w:unhideWhenUsed="0" w:uiPriority="69" w:semiHidden="0" w:name="Medium Grid 3 Accent 6"/>
     <w:lsdException w:unhideWhenUsed="0" w:uiPriority="70" w:semiHidden="0" w:name="Dark List Accent 6"/>
     <w:lsdException w:unhideWhenUsed="0" w:uiPriority="71" w:semiHidden="0" w:name="Colorful Shading Accent 6"/>
@@ -19762,6 +17055,7 @@
   <w:style w:type="table" w:styleId="43">
     <w:name w:val="Light List Accent 2"/>
     <w:basedOn w:val="32"/>
+    <w:qFormat/>
     <w:uiPriority w:val="61"/>
     <w:pPr>
       <w:spacing w:after="0" w:line="240" w:lineRule="auto"/>
@@ -19855,6 +17149,7 @@
   <w:style w:type="table" w:styleId="44">
     <w:name w:val="Light List Accent 3"/>
     <w:basedOn w:val="32"/>
+    <w:qFormat/>
     <w:uiPriority w:val="61"/>
     <w:pPr>
       <w:spacing w:after="0" w:line="240" w:lineRule="auto"/>
@@ -19948,6 +17243,7 @@
   <w:style w:type="table" w:styleId="45">
     <w:name w:val="Light List Accent 4"/>
     <w:basedOn w:val="32"/>
+    <w:qFormat/>
     <w:uiPriority w:val="61"/>
     <w:pPr>
       <w:spacing w:after="0" w:line="240" w:lineRule="auto"/>
@@ -20041,6 +17337,7 @@
   <w:style w:type="table" w:styleId="46">
     <w:name w:val="Light List Accent 5"/>
     <w:basedOn w:val="32"/>
+    <w:qFormat/>
     <w:uiPriority w:val="61"/>
     <w:pPr>
       <w:spacing w:after="0" w:line="240" w:lineRule="auto"/>
@@ -20134,6 +17431,7 @@
   <w:style w:type="table" w:styleId="47">
     <w:name w:val="Light List Accent 6"/>
     <w:basedOn w:val="32"/>
+    <w:qFormat/>
     <w:uiPriority w:val="61"/>
     <w:pPr>
       <w:spacing w:after="0" w:line="240" w:lineRule="auto"/>
@@ -20227,6 +17525,7 @@
   <w:style w:type="table" w:styleId="48">
     <w:name w:val="Light Grid"/>
     <w:basedOn w:val="32"/>
+    <w:qFormat/>
     <w:uiPriority w:val="62"/>
     <w:pPr>
       <w:spacing w:after="0" w:line="240" w:lineRule="auto"/>
@@ -20353,6 +17652,7 @@
   <w:style w:type="table" w:styleId="49">
     <w:name w:val="Light Grid Accent 1"/>
     <w:basedOn w:val="32"/>
+    <w:qFormat/>
     <w:uiPriority w:val="62"/>
     <w:pPr>
       <w:spacing w:after="0" w:line="240" w:lineRule="auto"/>
@@ -20479,6 +17779,7 @@
   <w:style w:type="table" w:styleId="50">
     <w:name w:val="Light Grid Accent 2"/>
     <w:basedOn w:val="32"/>
+    <w:qFormat/>
     <w:uiPriority w:val="62"/>
     <w:pPr>
       <w:spacing w:after="0" w:line="240" w:lineRule="auto"/>
@@ -20605,6 +17906,7 @@
   <w:style w:type="table" w:styleId="51">
     <w:name w:val="Light Grid Accent 3"/>
     <w:basedOn w:val="32"/>
+    <w:qFormat/>
     <w:uiPriority w:val="62"/>
     <w:pPr>
       <w:spacing w:after="0" w:line="240" w:lineRule="auto"/>
@@ -20731,6 +18033,7 @@
   <w:style w:type="table" w:styleId="52">
     <w:name w:val="Light Grid Accent 4"/>
     <w:basedOn w:val="32"/>
+    <w:qFormat/>
     <w:uiPriority w:val="62"/>
     <w:pPr>
       <w:spacing w:after="0" w:line="240" w:lineRule="auto"/>
@@ -20857,6 +18160,7 @@
   <w:style w:type="table" w:styleId="53">
     <w:name w:val="Light Grid Accent 5"/>
     <w:basedOn w:val="32"/>
+    <w:qFormat/>
     <w:uiPriority w:val="62"/>
     <w:pPr>
       <w:spacing w:after="0" w:line="240" w:lineRule="auto"/>
@@ -21110,6 +18414,7 @@
   <w:style w:type="table" w:styleId="55">
     <w:name w:val="Medium Shading 1"/>
     <w:basedOn w:val="32"/>
+    <w:qFormat/>
     <w:uiPriority w:val="63"/>
     <w:pPr>
       <w:spacing w:after="0" w:line="240" w:lineRule="auto"/>
@@ -22197,6 +19502,7 @@
   <w:style w:type="table" w:styleId="64">
     <w:name w:val="Medium Shading 2 Accent 2"/>
     <w:basedOn w:val="32"/>
+    <w:qFormat/>
     <w:uiPriority w:val="64"/>
     <w:pPr>
       <w:spacing w:after="0" w:line="240" w:lineRule="auto"/>
@@ -22694,6 +20000,7 @@
   <w:style w:type="table" w:styleId="67">
     <w:name w:val="Medium Shading 2 Accent 5"/>
     <w:basedOn w:val="32"/>
+    <w:qFormat/>
     <w:uiPriority w:val="64"/>
     <w:pPr>
       <w:spacing w:after="0" w:line="240" w:lineRule="auto"/>
@@ -22859,6 +20166,7 @@
   <w:style w:type="table" w:styleId="68">
     <w:name w:val="Medium Shading 2 Accent 6"/>
     <w:basedOn w:val="32"/>
+    <w:qFormat/>
     <w:uiPriority w:val="64"/>
     <w:pPr>
       <w:spacing w:after="0" w:line="240" w:lineRule="auto"/>
@@ -23024,6 +20332,7 @@
   <w:style w:type="table" w:styleId="69">
     <w:name w:val="Medium List 1"/>
     <w:basedOn w:val="32"/>
+    <w:qFormat/>
     <w:uiPriority w:val="65"/>
     <w:pPr>
       <w:spacing w:after="0" w:line="240" w:lineRule="auto"/>
@@ -23205,6 +20514,7 @@
   <w:style w:type="table" w:styleId="71">
     <w:name w:val="Medium List 1 Accent 2"/>
     <w:basedOn w:val="32"/>
+    <w:qFormat/>
     <w:uiPriority w:val="65"/>
     <w:pPr>
       <w:spacing w:after="0" w:line="240" w:lineRule="auto"/>
@@ -23295,6 +20605,7 @@
   <w:style w:type="table" w:styleId="72">
     <w:name w:val="Medium List 1 Accent 3"/>
     <w:basedOn w:val="32"/>
+    <w:qFormat/>
     <w:uiPriority w:val="65"/>
     <w:pPr>
       <w:spacing w:after="0" w:line="240" w:lineRule="auto"/>
@@ -23918,6 +21229,7 @@
   <w:style w:type="table" w:styleId="78">
     <w:name w:val="Medium List 2 Accent 2"/>
     <w:basedOn w:val="32"/>
+    <w:qFormat/>
     <w:uiPriority w:val="66"/>
     <w:pPr>
       <w:spacing w:after="0" w:line="240" w:lineRule="auto"/>
@@ -24777,6 +22089,7 @@
   <w:style w:type="table" w:styleId="86">
     <w:name w:val="Medium Grid 1 Accent 3"/>
     <w:basedOn w:val="32"/>
+    <w:qFormat/>
     <w:uiPriority w:val="67"/>
     <w:pPr>
       <w:spacing w:after="0" w:line="240" w:lineRule="auto"/>
@@ -24846,6 +22159,7 @@
   <w:style w:type="table" w:styleId="87">
     <w:name w:val="Medium Grid 1 Accent 4"/>
     <w:basedOn w:val="32"/>
+    <w:qFormat/>
     <w:uiPriority w:val="67"/>
     <w:pPr>
       <w:spacing w:after="0" w:line="240" w:lineRule="auto"/>
@@ -24915,6 +22229,7 @@
   <w:style w:type="table" w:styleId="88">
     <w:name w:val="Medium Grid 1 Accent 5"/>
     <w:basedOn w:val="32"/>
+    <w:qFormat/>
     <w:uiPriority w:val="67"/>
     <w:pPr>
       <w:spacing w:after="0" w:line="240" w:lineRule="auto"/>
@@ -24984,6 +22299,7 @@
   <w:style w:type="table" w:styleId="89">
     <w:name w:val="Medium Grid 1 Accent 6"/>
     <w:basedOn w:val="32"/>
+    <w:qFormat/>
     <w:uiPriority w:val="67"/>
     <w:pPr>
       <w:spacing w:after="0" w:line="240" w:lineRule="auto"/>
@@ -25053,6 +22369,7 @@
   <w:style w:type="table" w:styleId="90">
     <w:name w:val="Medium Grid 2"/>
     <w:basedOn w:val="32"/>
+    <w:qFormat/>
     <w:uiPriority w:val="68"/>
     <w:pPr>
       <w:spacing w:after="0" w:line="240" w:lineRule="auto"/>
@@ -25199,6 +22516,7 @@
   <w:style w:type="table" w:styleId="91">
     <w:name w:val="Medium Grid 2 Accent 1"/>
     <w:basedOn w:val="32"/>
+    <w:qFormat/>
     <w:uiPriority w:val="68"/>
     <w:pPr>
       <w:spacing w:after="0" w:line="240" w:lineRule="auto"/>
@@ -25345,6 +22663,7 @@
   <w:style w:type="table" w:styleId="92">
     <w:name w:val="Medium Grid 2 Accent 2"/>
     <w:basedOn w:val="32"/>
+    <w:qFormat/>
     <w:uiPriority w:val="68"/>
     <w:pPr>
       <w:spacing w:after="0" w:line="240" w:lineRule="auto"/>
@@ -25491,6 +22810,7 @@
   <w:style w:type="table" w:styleId="93">
     <w:name w:val="Medium Grid 2 Accent 3"/>
     <w:basedOn w:val="32"/>
+    <w:qFormat/>
     <w:uiPriority w:val="68"/>
     <w:pPr>
       <w:spacing w:after="0" w:line="240" w:lineRule="auto"/>
@@ -25637,6 +22957,7 @@
   <w:style w:type="table" w:styleId="94">
     <w:name w:val="Medium Grid 2 Accent 4"/>
     <w:basedOn w:val="32"/>
+    <w:qFormat/>
     <w:uiPriority w:val="68"/>
     <w:pPr>
       <w:spacing w:after="0" w:line="240" w:lineRule="auto"/>
@@ -25783,6 +23104,7 @@
   <w:style w:type="table" w:styleId="95">
     <w:name w:val="Medium Grid 2 Accent 5"/>
     <w:basedOn w:val="32"/>
+    <w:qFormat/>
     <w:uiPriority w:val="68"/>
     <w:pPr>
       <w:spacing w:after="0" w:line="240" w:lineRule="auto"/>
@@ -25929,6 +23251,7 @@
   <w:style w:type="table" w:styleId="96">
     <w:name w:val="Medium Grid 2 Accent 6"/>
     <w:basedOn w:val="32"/>
+    <w:qFormat/>
     <w:uiPriority w:val="68"/>
     <w:pPr>
       <w:spacing w:after="0" w:line="240" w:lineRule="auto"/>
@@ -26075,6 +23398,7 @@
   <w:style w:type="table" w:styleId="97">
     <w:name w:val="Medium Grid 3"/>
     <w:basedOn w:val="32"/>
+    <w:qFormat/>
     <w:uiPriority w:val="69"/>
     <w:pPr>
       <w:spacing w:after="0" w:line="240" w:lineRule="auto"/>
@@ -26232,6 +23556,7 @@
   <w:style w:type="table" w:styleId="98">
     <w:name w:val="Medium Grid 3 Accent 1"/>
     <w:basedOn w:val="32"/>
+    <w:qFormat/>
     <w:uiPriority w:val="69"/>
     <w:pPr>
       <w:spacing w:after="0" w:line="240" w:lineRule="auto"/>
@@ -26389,6 +23714,7 @@
   <w:style w:type="table" w:styleId="99">
     <w:name w:val="Medium Grid 3 Accent 2"/>
     <w:basedOn w:val="32"/>
+    <w:qFormat/>
     <w:uiPriority w:val="69"/>
     <w:pPr>
       <w:spacing w:after="0" w:line="240" w:lineRule="auto"/>
@@ -26546,6 +23872,7 @@
   <w:style w:type="table" w:styleId="100">
     <w:name w:val="Medium Grid 3 Accent 3"/>
     <w:basedOn w:val="32"/>
+    <w:qFormat/>
     <w:uiPriority w:val="69"/>
     <w:pPr>
       <w:spacing w:after="0" w:line="240" w:lineRule="auto"/>
@@ -26703,6 +24030,7 @@
   <w:style w:type="table" w:styleId="101">
     <w:name w:val="Medium Grid 3 Accent 4"/>
     <w:basedOn w:val="32"/>
+    <w:qFormat/>
     <w:uiPriority w:val="69"/>
     <w:pPr>
       <w:spacing w:after="0" w:line="240" w:lineRule="auto"/>

--- a/docs/温湿度巡检仪校准系统详细使用说明书.docx
+++ b/docs/温湿度巡检仪校准系统详细使用说明书.docx
@@ -118,6 +118,12 @@
             <w:insideH w:val="single" w:color="D9D9D9" w:sz="4" w:space="0"/>
             <w:insideV w:val="single" w:color="D9D9D9" w:sz="4" w:space="0"/>
           </w:tblBorders>
+          <w:tblCellMar>
+            <w:top w:w="0" w:type="dxa"/>
+            <w:left w:w="108" w:type="dxa"/>
+            <w:bottom w:w="0" w:type="dxa"/>
+            <w:right w:w="108" w:type="dxa"/>
+          </w:tblCellMar>
         </w:tblPrEx>
         <w:trPr>
           <w:cantSplit/>
@@ -1067,6 +1073,12 @@
             <w:insideH w:val="single" w:color="D9D9D9" w:sz="4" w:space="0"/>
             <w:insideV w:val="single" w:color="D9D9D9" w:sz="4" w:space="0"/>
           </w:tblBorders>
+          <w:tblCellMar>
+            <w:top w:w="0" w:type="dxa"/>
+            <w:left w:w="108" w:type="dxa"/>
+            <w:bottom w:w="0" w:type="dxa"/>
+            <w:right w:w="108" w:type="dxa"/>
+          </w:tblCellMar>
         </w:tblPrEx>
         <w:trPr>
           <w:cantSplit/>
@@ -1723,6 +1735,12 @@
             <w:insideH w:val="single" w:color="D9D9D9" w:sz="4" w:space="0"/>
             <w:insideV w:val="single" w:color="D9D9D9" w:sz="4" w:space="0"/>
           </w:tblBorders>
+          <w:tblCellMar>
+            <w:top w:w="0" w:type="dxa"/>
+            <w:left w:w="108" w:type="dxa"/>
+            <w:bottom w:w="0" w:type="dxa"/>
+            <w:right w:w="108" w:type="dxa"/>
+          </w:tblCellMar>
         </w:tblPrEx>
         <w:trPr>
           <w:cantSplit/>
@@ -3385,12 +3403,6 @@
         </w:rPr>
         <w:t>主窗口右上角显示当前用户。点击注销会返回登录页面。若正在采集，软件会提示停止采集；未完成的正式校准作业将按中断状态保存。</w:t>
       </w:r>
-    </w:p>
-    <w:p>
-      <w:pPr>
-        <w:pStyle w:val="3"/>
-        <w:pageBreakBefore/>
-      </w:pPr>
       <w:r>
         <w:rPr>
           <w:rFonts w:ascii="微软雅黑" w:hAnsi="微软雅黑" w:eastAsia="微软雅黑"/>
@@ -6500,14 +6512,8 @@
           <w:color w:val="000000"/>
           <w:sz w:val="21"/>
         </w:rPr>
-        <w:t>如果工作台提示标准器资料已变化或无效，可点击同步维护标准器资料。同步只更新当前任务的标准器快照，不会中断实时测量或清空矩阵。</w:t>
-      </w:r>
-    </w:p>
-    <w:p>
-      <w:pPr>
-        <w:pStyle w:val="3"/>
-        <w:pageBreakBefore/>
-      </w:pPr>
+        <w:t>如果工作台提示标准器资料已变化或无效，可点击同步维护标准器资料。同步只更新当前任务的标准器快照，不会中断实时测量或清空矩阵</w:t>
+      </w:r>
       <w:r>
         <w:rPr>
           <w:rFonts w:ascii="微软雅黑" w:hAnsi="微软雅黑" w:eastAsia="微软雅黑"/>
@@ -9579,7 +9585,48 @@
           <w:color w:val="000000"/>
           <w:sz w:val="21"/>
         </w:rPr>
-        <w:t>3.  选择波特率。当前界面提供 115200 和 9600，必须与巡检仪设置一致。</w:t>
+        <w:t>3.  选择波特率。当前界面提供 115200 和 9600</w:t>
+      </w:r>
+      <w:r>
+        <w:rPr>
+          <w:rFonts w:hint="eastAsia"/>
+          <w:b w:val="0"/>
+          <w:color w:val="000000"/>
+          <w:sz w:val="21"/>
+          <w:lang w:eastAsia="zh-CN"/>
+        </w:rPr>
+        <w:t>、</w:t>
+      </w:r>
+      <w:r>
+        <w:rPr>
+          <w:rFonts w:hint="eastAsia"/>
+          <w:b w:val="0"/>
+          <w:color w:val="000000"/>
+          <w:sz w:val="21"/>
+          <w:lang w:val="en-US" w:eastAsia="zh-CN"/>
+        </w:rPr>
+        <w:t>3</w:t>
+      </w:r>
+      <w:bookmarkStart w:id="0" w:name="_GoBack"/>
+      <w:bookmarkEnd w:id="0"/>
+      <w:r>
+        <w:rPr>
+          <w:rFonts w:hint="eastAsia"/>
+          <w:b w:val="0"/>
+          <w:color w:val="000000"/>
+          <w:sz w:val="21"/>
+          <w:lang w:val="en-US" w:eastAsia="zh-CN"/>
+        </w:rPr>
+        <w:t>8400</w:t>
+      </w:r>
+      <w:r>
+        <w:rPr>
+          <w:rFonts w:ascii="微软雅黑" w:hAnsi="微软雅黑" w:eastAsia="微软雅黑"/>
+          <w:b w:val="0"/>
+          <w:color w:val="000000"/>
+          <w:sz w:val="21"/>
+        </w:rPr>
+        <w:t>，必须与巡检仪设置一致。</w:t>
       </w:r>
     </w:p>
     <w:p>
@@ -11486,13 +11533,21 @@
       </w:r>
     </w:p>
     <w:p>
-      <w:r>
+      <w:pPr>
         <w:rPr>
           <w:rFonts w:ascii="微软雅黑" w:hAnsi="微软雅黑" w:eastAsia="微软雅黑"/>
           <w:b w:val="0"/>
           <w:color w:val="000000"/>
           <w:sz w:val="21"/>
         </w:rPr>
+      </w:pPr>
+      <w:r>
+        <w:rPr>
+          <w:rFonts w:ascii="微软雅黑" w:hAnsi="微软雅黑" w:eastAsia="微软雅黑"/>
+          <w:b w:val="0"/>
+          <w:color w:val="000000"/>
+          <w:sz w:val="21"/>
+        </w:rPr>
         <w:t>Excel 和 Word 只读取当前作业目录中的</w:t>
       </w:r>
       <w:r>
@@ -11524,8 +11579,6 @@
         </w:rPr>
         <w:t>数据</w:t>
       </w:r>
-      <w:bookmarkStart w:id="0" w:name="_GoBack"/>
-      <w:bookmarkEnd w:id="0"/>
       <w:r>
         <w:rPr>
           <w:rFonts w:ascii="微软雅黑" w:hAnsi="微软雅黑" w:eastAsia="微软雅黑"/>
@@ -11537,10 +11590,6 @@
       </w:r>
     </w:p>
     <w:p>
-      <w:pPr>
-        <w:pStyle w:val="3"/>
-        <w:pageBreakBefore/>
-      </w:pPr>
       <w:r>
         <w:rPr>
           <w:rFonts w:ascii="微软雅黑" w:hAnsi="微软雅黑" w:eastAsia="微软雅黑"/>
@@ -11669,21 +11718,25 @@
       </w:r>
     </w:p>
     <w:p>
-      <w:r>
+      <w:pPr>
         <w:rPr>
           <w:rFonts w:ascii="微软雅黑" w:hAnsi="微软雅黑" w:eastAsia="微软雅黑"/>
           <w:b w:val="0"/>
           <w:color w:val="000000"/>
           <w:sz w:val="21"/>
         </w:rPr>
+      </w:pPr>
+      <w:r>
+        <w:rPr>
+          <w:rFonts w:ascii="微软雅黑" w:hAnsi="微软雅黑" w:eastAsia="微软雅黑"/>
+          <w:b w:val="0"/>
+          <w:color w:val="000000"/>
+          <w:sz w:val="21"/>
+        </w:rPr>
         <w:t>已完成表示计划样本、结果和作业摘要已完整保存。已中断表示正式样本不足，已有数据保留但不能直接作为完整校准结果签发。保存异常表示本地文件没有完整写入，应先保留目录并检查日志、磁盘和权限。</w:t>
       </w:r>
     </w:p>
     <w:p>
-      <w:pPr>
-        <w:pStyle w:val="3"/>
-        <w:pageBreakBefore/>
-      </w:pPr>
       <w:r>
         <w:rPr>
           <w:rFonts w:ascii="微软雅黑" w:hAnsi="微软雅黑" w:eastAsia="微软雅黑"/>
@@ -13227,6 +13280,14 @@
       </w:r>
     </w:p>
     <w:p>
+      <w:pPr>
+        <w:rPr>
+          <w:rFonts w:ascii="微软雅黑" w:hAnsi="微软雅黑" w:eastAsia="微软雅黑"/>
+          <w:b w:val="0"/>
+          <w:color w:val="000000"/>
+          <w:sz w:val="21"/>
+        </w:rPr>
+      </w:pPr>
       <w:r>
         <w:rPr>
           <w:rFonts w:ascii="Consolas" w:hAnsi="Consolas" w:eastAsia="Consolas"/>
@@ -13265,10 +13326,6 @@
       </w:r>
     </w:p>
     <w:p>
-      <w:pPr>
-        <w:pStyle w:val="3"/>
-        <w:pageBreakBefore/>
-      </w:pPr>
       <w:r>
         <w:rPr>
           <w:rFonts w:ascii="微软雅黑" w:hAnsi="微软雅黑" w:eastAsia="微软雅黑"/>
@@ -13490,6 +13547,12 @@
       <w:pPr>
         <w:spacing w:after="60"/>
         <w:ind w:left="432" w:hanging="317"/>
+        <w:rPr>
+          <w:rFonts w:ascii="微软雅黑" w:hAnsi="微软雅黑" w:eastAsia="微软雅黑"/>
+          <w:b w:val="0"/>
+          <w:color w:val="000000"/>
+          <w:sz w:val="21"/>
+        </w:rPr>
       </w:pPr>
       <w:r>
         <w:rPr>
@@ -13513,8 +13576,8 @@
     </w:p>
     <w:p>
       <w:pPr>
-        <w:pStyle w:val="3"/>
-        <w:pageBreakBefore/>
+        <w:spacing w:after="60"/>
+        <w:ind w:left="432" w:hanging="317"/>
       </w:pPr>
       <w:r>
         <w:rPr>
@@ -15353,8 +15416,8 @@
     <w:lsdException w:uiPriority="99" w:name="Normal Indent"/>
     <w:lsdException w:uiPriority="99" w:name="footnote text"/>
     <w:lsdException w:uiPriority="99" w:name="annotation text"/>
-    <w:lsdException w:uiPriority="99" w:semiHidden="0" w:name="header"/>
-    <w:lsdException w:uiPriority="99" w:semiHidden="0" w:name="footer"/>
+    <w:lsdException w:qFormat="1" w:uiPriority="99" w:semiHidden="0" w:name="header"/>
+    <w:lsdException w:qFormat="1" w:uiPriority="99" w:semiHidden="0" w:name="footer"/>
     <w:lsdException w:uiPriority="99" w:name="index heading"/>
     <w:lsdException w:qFormat="1" w:uiPriority="35" w:name="caption"/>
     <w:lsdException w:uiPriority="99" w:name="table of figures"/>
@@ -15367,12 +15430,12 @@
     <w:lsdException w:uiPriority="99" w:name="endnote reference"/>
     <w:lsdException w:uiPriority="99" w:name="endnote text"/>
     <w:lsdException w:uiPriority="99" w:name="table of authorities"/>
-    <w:lsdException w:uiPriority="99" w:semiHidden="0" w:name="macro"/>
+    <w:lsdException w:qFormat="1" w:uiPriority="99" w:semiHidden="0" w:name="macro"/>
     <w:lsdException w:uiPriority="99" w:name="toa heading"/>
     <w:lsdException w:qFormat="1" w:uiPriority="99" w:semiHidden="0" w:name="List"/>
     <w:lsdException w:qFormat="1" w:uiPriority="99" w:semiHidden="0" w:name="List Bullet"/>
-    <w:lsdException w:uiPriority="99" w:semiHidden="0" w:name="List Number"/>
-    <w:lsdException w:uiPriority="99" w:semiHidden="0" w:name="List 2"/>
+    <w:lsdException w:qFormat="1" w:uiPriority="99" w:semiHidden="0" w:name="List Number"/>
+    <w:lsdException w:qFormat="1" w:uiPriority="99" w:semiHidden="0" w:name="List 2"/>
     <w:lsdException w:qFormat="1" w:uiPriority="99" w:semiHidden="0" w:name="List 3"/>
     <w:lsdException w:uiPriority="99" w:name="List 4"/>
     <w:lsdException w:uiPriority="99" w:name="List 5"/>
@@ -15381,14 +15444,14 @@
     <w:lsdException w:uiPriority="99" w:name="List Bullet 4"/>
     <w:lsdException w:uiPriority="99" w:name="List Bullet 5"/>
     <w:lsdException w:qFormat="1" w:uiPriority="99" w:semiHidden="0" w:name="List Number 2"/>
-    <w:lsdException w:uiPriority="99" w:semiHidden="0" w:name="List Number 3"/>
+    <w:lsdException w:qFormat="1" w:uiPriority="99" w:semiHidden="0" w:name="List Number 3"/>
     <w:lsdException w:uiPriority="99" w:name="List Number 4"/>
     <w:lsdException w:uiPriority="99" w:name="List Number 5"/>
     <w:lsdException w:qFormat="1" w:unhideWhenUsed="0" w:uiPriority="10" w:semiHidden="0" w:name="Title"/>
     <w:lsdException w:uiPriority="99" w:name="Closing"/>
     <w:lsdException w:uiPriority="99" w:name="Signature"/>
-    <w:lsdException w:uiPriority="1" w:name="Default Paragraph Font"/>
-    <w:lsdException w:uiPriority="99" w:semiHidden="0" w:name="Body Text"/>
+    <w:lsdException w:qFormat="1" w:uiPriority="1" w:name="Default Paragraph Font"/>
+    <w:lsdException w:qFormat="1" w:uiPriority="99" w:semiHidden="0" w:name="Body Text"/>
     <w:lsdException w:uiPriority="99" w:name="Body Text Indent"/>
     <w:lsdException w:qFormat="1" w:uiPriority="99" w:semiHidden="0" w:name="List Continue"/>
     <w:lsdException w:qFormat="1" w:uiPriority="99" w:semiHidden="0" w:name="List Continue 2"/>
@@ -15402,8 +15465,8 @@
     <w:lsdException w:uiPriority="99" w:name="Body Text First Indent"/>
     <w:lsdException w:uiPriority="99" w:name="Body Text First Indent 2"/>
     <w:lsdException w:uiPriority="99" w:name="Note Heading"/>
-    <w:lsdException w:uiPriority="99" w:semiHidden="0" w:name="Body Text 2"/>
-    <w:lsdException w:uiPriority="99" w:semiHidden="0" w:name="Body Text 3"/>
+    <w:lsdException w:qFormat="1" w:uiPriority="99" w:semiHidden="0" w:name="Body Text 2"/>
+    <w:lsdException w:qFormat="1" w:uiPriority="99" w:semiHidden="0" w:name="Body Text 3"/>
     <w:lsdException w:uiPriority="99" w:name="Body Text Indent 2"/>
     <w:lsdException w:uiPriority="99" w:name="Body Text Indent 3"/>
     <w:lsdException w:uiPriority="99" w:name="Block Text"/>
@@ -15425,7 +15488,7 @@
     <w:lsdException w:uiPriority="99" w:name="HTML Sample"/>
     <w:lsdException w:uiPriority="99" w:name="HTML Typewriter"/>
     <w:lsdException w:uiPriority="99" w:name="HTML Variable"/>
-    <w:lsdException w:uiPriority="99" w:name="Normal Table"/>
+    <w:lsdException w:qFormat="1" w:uiPriority="99" w:name="Normal Table"/>
     <w:lsdException w:uiPriority="99" w:name="annotation subject"/>
     <w:lsdException w:uiPriority="99" w:name="Table Simple 1"/>
     <w:lsdException w:uiPriority="99" w:name="Table Simple 2"/>
@@ -15470,11 +15533,11 @@
     <w:lsdException w:uiPriority="99" w:name="Table Web 2"/>
     <w:lsdException w:uiPriority="99" w:name="Table Web 3"/>
     <w:lsdException w:uiPriority="99" w:name="Balloon Text"/>
-    <w:lsdException w:unhideWhenUsed="0" w:uiPriority="59" w:semiHidden="0" w:name="Table Grid"/>
+    <w:lsdException w:qFormat="1" w:unhideWhenUsed="0" w:uiPriority="59" w:semiHidden="0" w:name="Table Grid"/>
     <w:lsdException w:uiPriority="99" w:name="Table Theme"/>
     <w:lsdException w:qFormat="1" w:unhideWhenUsed="0" w:uiPriority="1" w:semiHidden="0" w:name="No Spacing"/>
     <w:lsdException w:unhideWhenUsed="0" w:uiPriority="60" w:semiHidden="0" w:name="Light Shading"/>
-    <w:lsdException w:unhideWhenUsed="0" w:uiPriority="61" w:semiHidden="0" w:name="Light List"/>
+    <w:lsdException w:qFormat="1" w:unhideWhenUsed="0" w:uiPriority="61" w:semiHidden="0" w:name="Light List"/>
     <w:lsdException w:qFormat="1" w:unhideWhenUsed="0" w:uiPriority="62" w:semiHidden="0" w:name="Light Grid"/>
     <w:lsdException w:qFormat="1" w:unhideWhenUsed="0" w:uiPriority="63" w:semiHidden="0" w:name="Medium Shading 1"/>
     <w:lsdException w:qFormat="1" w:unhideWhenUsed="0" w:uiPriority="64" w:semiHidden="0" w:name="Medium Shading 2"/>
@@ -15504,7 +15567,7 @@
     <w:lsdException w:unhideWhenUsed="0" w:uiPriority="71" w:semiHidden="0" w:name="Colorful Shading Accent 1"/>
     <w:lsdException w:unhideWhenUsed="0" w:uiPriority="72" w:semiHidden="0" w:name="Colorful List Accent 1"/>
     <w:lsdException w:unhideWhenUsed="0" w:uiPriority="73" w:semiHidden="0" w:name="Colorful Grid Accent 1"/>
-    <w:lsdException w:unhideWhenUsed="0" w:uiPriority="60" w:semiHidden="0" w:name="Light Shading Accent 2"/>
+    <w:lsdException w:qFormat="1" w:unhideWhenUsed="0" w:uiPriority="60" w:semiHidden="0" w:name="Light Shading Accent 2"/>
     <w:lsdException w:qFormat="1" w:unhideWhenUsed="0" w:uiPriority="61" w:semiHidden="0" w:name="Light List Accent 2"/>
     <w:lsdException w:qFormat="1" w:unhideWhenUsed="0" w:uiPriority="62" w:semiHidden="0" w:name="Light Grid Accent 2"/>
     <w:lsdException w:qFormat="1" w:unhideWhenUsed="0" w:uiPriority="63" w:semiHidden="0" w:name="Medium Shading 1 Accent 2"/>
@@ -15546,7 +15609,7 @@
     <w:lsdException w:unhideWhenUsed="0" w:uiPriority="71" w:semiHidden="0" w:name="Colorful Shading Accent 4"/>
     <w:lsdException w:unhideWhenUsed="0" w:uiPriority="72" w:semiHidden="0" w:name="Colorful List Accent 4"/>
     <w:lsdException w:unhideWhenUsed="0" w:uiPriority="73" w:semiHidden="0" w:name="Colorful Grid Accent 4"/>
-    <w:lsdException w:unhideWhenUsed="0" w:uiPriority="60" w:semiHidden="0" w:name="Light Shading Accent 5"/>
+    <w:lsdException w:qFormat="1" w:unhideWhenUsed="0" w:uiPriority="60" w:semiHidden="0" w:name="Light Shading Accent 5"/>
     <w:lsdException w:qFormat="1" w:unhideWhenUsed="0" w:uiPriority="61" w:semiHidden="0" w:name="Light List Accent 5"/>
     <w:lsdException w:qFormat="1" w:unhideWhenUsed="0" w:uiPriority="62" w:semiHidden="0" w:name="Light Grid Accent 5"/>
     <w:lsdException w:qFormat="1" w:unhideWhenUsed="0" w:uiPriority="63" w:semiHidden="0" w:name="Medium Shading 1 Accent 5"/>
@@ -15821,12 +15884,14 @@
     <w:name w:val="Default Paragraph Font"/>
     <w:semiHidden/>
     <w:unhideWhenUsed/>
+    <w:qFormat/>
     <w:uiPriority w:val="1"/>
   </w:style>
   <w:style w:type="table" w:default="1" w:styleId="32">
     <w:name w:val="Normal Table"/>
     <w:semiHidden/>
     <w:unhideWhenUsed/>
+    <w:qFormat/>
     <w:uiPriority w:val="99"/>
     <w:tblPr>
       <w:tblCellMar>
@@ -15841,6 +15906,7 @@
     <w:name w:val="macro"/>
     <w:link w:val="147"/>
     <w:unhideWhenUsed/>
+    <w:qFormat/>
     <w:uiPriority w:val="99"/>
     <w:pPr>
       <w:tabs>
@@ -15890,6 +15956,7 @@
     <w:name w:val="List Number"/>
     <w:basedOn w:val="1"/>
     <w:unhideWhenUsed/>
+    <w:qFormat/>
     <w:uiPriority w:val="99"/>
     <w:pPr>
       <w:numPr>
@@ -15952,6 +16019,7 @@
     <w:basedOn w:val="1"/>
     <w:link w:val="146"/>
     <w:unhideWhenUsed/>
+    <w:qFormat/>
     <w:uiPriority w:val="99"/>
     <w:pPr>
       <w:spacing w:after="120"/>
@@ -15980,6 +16048,7 @@
     <w:basedOn w:val="1"/>
     <w:link w:val="144"/>
     <w:unhideWhenUsed/>
+    <w:qFormat/>
     <w:uiPriority w:val="99"/>
     <w:pPr>
       <w:spacing w:after="120"/>
@@ -15989,6 +16058,7 @@
     <w:name w:val="List Number 3"/>
     <w:basedOn w:val="1"/>
     <w:unhideWhenUsed/>
+    <w:qFormat/>
     <w:uiPriority w:val="99"/>
     <w:pPr>
       <w:numPr>
@@ -16002,6 +16072,7 @@
     <w:name w:val="List 2"/>
     <w:basedOn w:val="1"/>
     <w:unhideWhenUsed/>
+    <w:qFormat/>
     <w:uiPriority w:val="99"/>
     <w:pPr>
       <w:ind w:left="720" w:hanging="360"/>
@@ -16039,6 +16110,7 @@
     <w:basedOn w:val="1"/>
     <w:link w:val="136"/>
     <w:unhideWhenUsed/>
+    <w:qFormat/>
     <w:uiPriority w:val="99"/>
     <w:pPr>
       <w:tabs>
@@ -16053,6 +16125,7 @@
     <w:basedOn w:val="1"/>
     <w:link w:val="135"/>
     <w:unhideWhenUsed/>
+    <w:qFormat/>
     <w:uiPriority w:val="99"/>
     <w:pPr>
       <w:tabs>
@@ -16100,6 +16173,7 @@
     <w:basedOn w:val="1"/>
     <w:link w:val="145"/>
     <w:unhideWhenUsed/>
+    <w:qFormat/>
     <w:uiPriority w:val="99"/>
     <w:pPr>
       <w:spacing w:after="120" w:line="480" w:lineRule="auto"/>
@@ -16152,6 +16226,7 @@
   <w:style w:type="table" w:styleId="33">
     <w:name w:val="Table Grid"/>
     <w:basedOn w:val="32"/>
+    <w:qFormat/>
     <w:uiPriority w:val="59"/>
     <w:pPr>
       <w:spacing w:after="0" w:line="240" w:lineRule="auto"/>
@@ -16374,6 +16449,7 @@
   <w:style w:type="table" w:styleId="36">
     <w:name w:val="Light Shading Accent 2"/>
     <w:basedOn w:val="32"/>
+    <w:qFormat/>
     <w:uiPriority w:val="60"/>
     <w:pPr>
       <w:spacing w:after="0" w:line="240" w:lineRule="auto"/>
@@ -16671,6 +16747,7 @@
   <w:style w:type="table" w:styleId="39">
     <w:name w:val="Light Shading Accent 5"/>
     <w:basedOn w:val="32"/>
+    <w:qFormat/>
     <w:uiPriority w:val="60"/>
     <w:pPr>
       <w:spacing w:after="0" w:line="240" w:lineRule="auto"/>
@@ -16869,6 +16946,7 @@
   <w:style w:type="table" w:styleId="41">
     <w:name w:val="Light List"/>
     <w:basedOn w:val="32"/>
+    <w:qFormat/>
     <w:uiPriority w:val="61"/>
     <w:pPr>
       <w:spacing w:after="0" w:line="240" w:lineRule="auto"/>
@@ -27919,6 +27997,7 @@
     <w:basedOn w:val="132"/>
     <w:link w:val="10"/>
     <w:semiHidden/>
+    <w:qFormat/>
     <w:uiPriority w:val="9"/>
     <w:rPr>
       <w:rFonts w:asciiTheme="majorHAnsi" w:hAnsiTheme="majorHAnsi" w:eastAsiaTheme="majorEastAsia" w:cstheme="majorBidi"/>

--- a/docs/温湿度巡检仪校准系统详细使用说明书.docx
+++ b/docs/温湿度巡检仪校准系统详细使用说明书.docx
@@ -60,7 +60,7 @@
           <w:color w:val="000000"/>
           <w:sz w:val="22"/>
         </w:rPr>
-        <w:t>文档版本：1.0</w:t>
+        <w:t>文档版本：1.1</w:t>
       </w:r>
     </w:p>
     <w:p>
@@ -75,7 +75,7 @@
           <w:color w:val="000000"/>
           <w:sz w:val="22"/>
         </w:rPr>
-        <w:t>编制日期：2026年9月11日</w:t>
+        <w:t>更新日期：2026年9月29日</w:t>
       </w:r>
     </w:p>
     <w:p>
@@ -888,7 +888,7 @@
           <w:color w:val="000000"/>
           <w:sz w:val="21"/>
         </w:rPr>
-        <w:t>本软件连接温湿度巡检仪并读取最多 50 路温度、10 路湿度数据。系统根据任务中的测点数量选择参与显示和计算的通道，每轮完整设备响应形成一组实时数据。操作人员在实时趋势稳定后，可以不停止测量而直接启动正式校准采样。</w:t>
+        <w:t>本软件连接当前巡检仪的 24 路温度接口和 9 路湿度接口。系统根据任务中的测点绑定选择实际物理接口，每轮完整设备响应形成一组实时数据。操作人员在实时趋势稳定后，可以不停止测量而直接启动正式校准采样。协议中的 50 路温度和 10 路湿度容量包含预留地址，不作为当前设备可选接口。</w:t>
       </w:r>
     </w:p>
     <w:p>
@@ -928,6 +928,14 @@
           <w:sz w:val="21"/>
         </w:rPr>
         <w:t>读取巡检仪完整温度块和湿度块，并显示动态测点矩阵；</w:t>
+      </w:r>
+    </w:p>
+    <w:p>
+      <w:pPr>
+        <w:pStyle w:val="16"/>
+      </w:pPr>
+      <w:r>
+        <w:t>把任务逻辑测点绑定到实际物理接口，并在保存时自动开启已绑定接口、关闭未绑定接口；</w:t>
       </w:r>
     </w:p>
     <w:p>
@@ -1447,7 +1455,7 @@
                 <w:color w:val="000000"/>
                 <w:sz w:val="18"/>
               </w:rPr>
-              <w:t>最多 50 路</w:t>
+              <w:t>24 路实际物理接口；协议另保留扩展容量</w:t>
             </w:r>
           </w:p>
         </w:tc>
@@ -1523,7 +1531,7 @@
                 <w:color w:val="000000"/>
                 <w:sz w:val="18"/>
               </w:rPr>
-              <w:t>最多 10 路</w:t>
+              <w:t>9 路实际物理接口；协议另保留扩展容量</w:t>
             </w:r>
           </w:p>
         </w:tc>
@@ -2490,7 +2498,7 @@
                 <w:color w:val="000000"/>
                 <w:sz w:val="18"/>
               </w:rPr>
-              <w:t>连接巡检仪并开始实时测量</w:t>
+              <w:t>按实际接线绑定任务测点并保存设备通道配置</w:t>
             </w:r>
           </w:p>
         </w:tc>
@@ -2517,7 +2525,7 @@
                 <w:color w:val="000000"/>
                 <w:sz w:val="18"/>
               </w:rPr>
-              <w:t>实时矩阵、趋势和实时 CSV</w:t>
+              <w:t>已绑定接口开启，未绑定接口关闭，任务映射保存到本机</w:t>
             </w:r>
           </w:p>
         </w:tc>
@@ -2546,7 +2554,6 @@
         <w:tc>
           <w:tcPr>
             <w:tcW w:w="1584" w:type="dxa"/>
-            <w:shd w:val="clear" w:color="auto" w:fill="F3F6FA"/>
             <w:tcMar>
               <w:top w:w="95" w:type="dxa"/>
               <w:left w:w="110" w:type="dxa"/>
@@ -2574,7 +2581,6 @@
         <w:tc>
           <w:tcPr>
             <w:tcW w:w="3096" w:type="dxa"/>
-            <w:shd w:val="clear" w:color="auto" w:fill="F3F6FA"/>
             <w:tcMar>
               <w:top w:w="95" w:type="dxa"/>
               <w:left w:w="110" w:type="dxa"/>
@@ -2602,7 +2608,6 @@
         <w:tc>
           <w:tcPr>
             <w:tcW w:w="2232" w:type="dxa"/>
-            <w:shd w:val="clear" w:color="auto" w:fill="F3F6FA"/>
             <w:tcMar>
               <w:top w:w="95" w:type="dxa"/>
               <w:left w:w="110" w:type="dxa"/>
@@ -2623,14 +2628,13 @@
                 <w:color w:val="000000"/>
                 <w:sz w:val="18"/>
               </w:rPr>
-              <w:t>确认稳定并启动校准采样</w:t>
+              <w:t>连接巡检仪并开始实时测量</w:t>
             </w:r>
           </w:p>
         </w:tc>
         <w:tc>
           <w:tcPr>
             <w:tcW w:w="2880" w:type="dxa"/>
-            <w:shd w:val="clear" w:color="auto" w:fill="F3F6FA"/>
             <w:tcMar>
               <w:top w:w="95" w:type="dxa"/>
               <w:left w:w="110" w:type="dxa"/>
@@ -2651,7 +2655,7 @@
                 <w:color w:val="000000"/>
                 <w:sz w:val="18"/>
               </w:rPr>
-              <w:t>按计划间隔保存正式样本</w:t>
+              <w:t>实时矩阵、趋势和实时 CSV</w:t>
             </w:r>
           </w:p>
         </w:tc>
@@ -2680,6 +2684,7 @@
         <w:tc>
           <w:tcPr>
             <w:tcW w:w="1584" w:type="dxa"/>
+            <w:shd w:val="clear" w:color="auto" w:fill="F3F6FA"/>
             <w:tcMar>
               <w:top w:w="95" w:type="dxa"/>
               <w:left w:w="110" w:type="dxa"/>
@@ -2707,6 +2712,7 @@
         <w:tc>
           <w:tcPr>
             <w:tcW w:w="3096" w:type="dxa"/>
+            <w:shd w:val="clear" w:color="auto" w:fill="F3F6FA"/>
             <w:tcMar>
               <w:top w:w="95" w:type="dxa"/>
               <w:left w:w="110" w:type="dxa"/>
@@ -2727,13 +2733,14 @@
                 <w:color w:val="000000"/>
                 <w:sz w:val="18"/>
               </w:rPr>
-              <w:t>结果与报告</w:t>
+              <w:t>校准工作台</w:t>
             </w:r>
           </w:p>
         </w:tc>
         <w:tc>
           <w:tcPr>
             <w:tcW w:w="2232" w:type="dxa"/>
+            <w:shd w:val="clear" w:color="auto" w:fill="F3F6FA"/>
             <w:tcMar>
               <w:top w:w="95" w:type="dxa"/>
               <w:left w:w="110" w:type="dxa"/>
@@ -2754,13 +2761,14 @@
                 <w:color w:val="000000"/>
                 <w:sz w:val="18"/>
               </w:rPr>
-              <w:t>复核结果并生成文件</w:t>
+              <w:t>确认稳定并启动校准采样</w:t>
             </w:r>
           </w:p>
         </w:tc>
         <w:tc>
           <w:tcPr>
             <w:tcW w:w="2880" w:type="dxa"/>
+            <w:shd w:val="clear" w:color="auto" w:fill="F3F6FA"/>
             <w:tcMar>
               <w:top w:w="95" w:type="dxa"/>
               <w:left w:w="110" w:type="dxa"/>
@@ -2781,7 +2789,7 @@
                 <w:color w:val="000000"/>
                 <w:sz w:val="18"/>
               </w:rPr>
-              <w:t>Excel 原始记录和 Word 报告</w:t>
+              <w:t>按计划间隔保存正式样本</w:t>
             </w:r>
           </w:p>
         </w:tc>
@@ -2810,7 +2818,6 @@
         <w:tc>
           <w:tcPr>
             <w:tcW w:w="1584" w:type="dxa"/>
-            <w:shd w:val="clear" w:color="auto" w:fill="F3F6FA"/>
             <w:tcMar>
               <w:top w:w="95" w:type="dxa"/>
               <w:left w:w="110" w:type="dxa"/>
@@ -2832,6 +2839,137 @@
                 <w:sz w:val="18"/>
               </w:rPr>
               <w:t>8</w:t>
+            </w:r>
+          </w:p>
+        </w:tc>
+        <w:tc>
+          <w:tcPr>
+            <w:tcW w:w="3096" w:type="dxa"/>
+            <w:tcMar>
+              <w:top w:w="95" w:type="dxa"/>
+              <w:left w:w="110" w:type="dxa"/>
+              <w:bottom w:w="95" w:type="dxa"/>
+              <w:right w:w="110" w:type="dxa"/>
+            </w:tcMar>
+            <w:vAlign w:val="center"/>
+          </w:tcPr>
+          <w:p>
+            <w:pPr>
+              <w:spacing w:after="0" w:line="264" w:lineRule="auto"/>
+              <w:jc w:val="left"/>
+            </w:pPr>
+            <w:r>
+              <w:rPr>
+                <w:rFonts w:ascii="微软雅黑" w:hAnsi="微软雅黑" w:eastAsia="微软雅黑"/>
+                <w:b w:val="0"/>
+                <w:color w:val="000000"/>
+                <w:sz w:val="18"/>
+              </w:rPr>
+              <w:t>结果与报告</w:t>
+            </w:r>
+          </w:p>
+        </w:tc>
+        <w:tc>
+          <w:tcPr>
+            <w:tcW w:w="2232" w:type="dxa"/>
+            <w:tcMar>
+              <w:top w:w="95" w:type="dxa"/>
+              <w:left w:w="110" w:type="dxa"/>
+              <w:bottom w:w="95" w:type="dxa"/>
+              <w:right w:w="110" w:type="dxa"/>
+            </w:tcMar>
+            <w:vAlign w:val="center"/>
+          </w:tcPr>
+          <w:p>
+            <w:pPr>
+              <w:spacing w:after="0" w:line="264" w:lineRule="auto"/>
+              <w:jc w:val="left"/>
+            </w:pPr>
+            <w:r>
+              <w:rPr>
+                <w:rFonts w:ascii="微软雅黑" w:hAnsi="微软雅黑" w:eastAsia="微软雅黑"/>
+                <w:b w:val="0"/>
+                <w:color w:val="000000"/>
+                <w:sz w:val="18"/>
+              </w:rPr>
+              <w:t>复核结果并生成文件</w:t>
+            </w:r>
+          </w:p>
+        </w:tc>
+        <w:tc>
+          <w:tcPr>
+            <w:tcW w:w="2880" w:type="dxa"/>
+            <w:tcMar>
+              <w:top w:w="95" w:type="dxa"/>
+              <w:left w:w="110" w:type="dxa"/>
+              <w:bottom w:w="95" w:type="dxa"/>
+              <w:right w:w="110" w:type="dxa"/>
+            </w:tcMar>
+            <w:vAlign w:val="center"/>
+          </w:tcPr>
+          <w:p>
+            <w:pPr>
+              <w:spacing w:after="0" w:line="264" w:lineRule="auto"/>
+              <w:jc w:val="left"/>
+            </w:pPr>
+            <w:r>
+              <w:rPr>
+                <w:rFonts w:ascii="微软雅黑" w:hAnsi="微软雅黑" w:eastAsia="微软雅黑"/>
+                <w:b w:val="0"/>
+                <w:color w:val="000000"/>
+                <w:sz w:val="18"/>
+              </w:rPr>
+              <w:t>Excel 原始记录和 Word 报告</w:t>
+            </w:r>
+          </w:p>
+        </w:tc>
+      </w:tr>
+      <w:tr>
+        <w:tblPrEx>
+          <w:tblBorders>
+            <w:top w:val="single" w:color="D9D9D9" w:sz="4" w:space="0"/>
+            <w:left w:val="single" w:color="D9D9D9" w:sz="4" w:space="0"/>
+            <w:bottom w:val="single" w:color="D9D9D9" w:sz="4" w:space="0"/>
+            <w:right w:val="single" w:color="D9D9D9" w:sz="4" w:space="0"/>
+            <w:insideH w:val="single" w:color="D9D9D9" w:sz="4" w:space="0"/>
+            <w:insideV w:val="single" w:color="D9D9D9" w:sz="4" w:space="0"/>
+          </w:tblBorders>
+          <w:tblCellMar>
+            <w:top w:w="0" w:type="dxa"/>
+            <w:left w:w="108" w:type="dxa"/>
+            <w:bottom w:w="0" w:type="dxa"/>
+            <w:right w:w="108" w:type="dxa"/>
+          </w:tblCellMar>
+        </w:tblPrEx>
+        <w:trPr>
+          <w:cantSplit/>
+          <w:jc w:val="center"/>
+        </w:trPr>
+        <w:tc>
+          <w:tcPr>
+            <w:tcW w:w="1584" w:type="dxa"/>
+            <w:shd w:val="clear" w:color="auto" w:fill="F3F6FA"/>
+            <w:tcMar>
+              <w:top w:w="95" w:type="dxa"/>
+              <w:left w:w="110" w:type="dxa"/>
+              <w:bottom w:w="95" w:type="dxa"/>
+              <w:right w:w="110" w:type="dxa"/>
+            </w:tcMar>
+            <w:vAlign w:val="center"/>
+          </w:tcPr>
+          <w:p>
+            <w:pPr>
+              <w:spacing w:after="0" w:line="264" w:lineRule="auto"/>
+              <w:jc w:val="center"/>
+            </w:pPr>
+            <w:r>
+              <w:rPr>
+                <w:rFonts w:ascii="微软雅黑" w:hAnsi="微软雅黑" w:eastAsia="微软雅黑"/>
+                <w:b w:val="0"/>
+                <w:color w:val="000000"/>
+                <w:sz w:val="18"/>
+              </w:rPr>
+              <w:t>9</w:t>
             </w:r>
           </w:p>
         </w:tc>
@@ -3403,13 +3541,12 @@
         </w:rPr>
         <w:t>主窗口右上角显示当前用户。点击注销会返回登录页面。若正在采集，软件会提示停止采集；未完成的正式校准作业将按中断状态保存。</w:t>
       </w:r>
-      <w:r>
-        <w:rPr>
-          <w:rFonts w:ascii="微软雅黑" w:hAnsi="微软雅黑" w:eastAsia="微软雅黑"/>
-          <w:b/>
-          <w:color w:val="000000"/>
-          <w:sz w:val="36"/>
-        </w:rPr>
+    </w:p>
+    <w:p>
+      <w:pPr>
+        <w:pStyle w:val="3"/>
+      </w:pPr>
+      <w:r>
         <w:t>5 主界面和状态信息</w:t>
       </w:r>
     </w:p>
@@ -4737,7 +4874,7 @@
           <w:color w:val="000000"/>
           <w:sz w:val="21"/>
         </w:rPr>
-        <w:t>2.  按实际布点完成温度和湿度通道接线，并记录通道与空间测点对应关系。</w:t>
+        <w:t>2.  按实际布点完成温度和湿度通道接线，并记录逻辑测点与物理接口的对应关系。当前设备提供 CH1 至 CH24 温度接口和 H1 至 H9 湿度接口。</w:t>
       </w:r>
     </w:p>
     <w:p>
@@ -6466,17 +6603,7 @@
           <w:color w:val="000000"/>
           <w:sz w:val="21"/>
         </w:rPr>
-        <w:t>温度最多填写 1 至 50 通道，湿度最多填写 1 至 10 通道。修正值正负号必须与证书一致。未填写的通道修正值按零处理</w:t>
-      </w:r>
-      <w:r>
-        <w:rPr>
-          <w:rFonts w:hint="eastAsia"/>
-          <w:b w:val="0"/>
-          <w:color w:val="000000"/>
-          <w:sz w:val="21"/>
-          <w:lang w:eastAsia="zh-CN"/>
-        </w:rPr>
-        <w:t>。</w:t>
+        <w:t>温度修正值可填写 CH1 至 CH24，湿度修正值可填写 H1 至 H9。修正值正负号必须与证书一致。未填写的物理接口修正值按零处理；逻辑测点绑定到其他物理接口后，系统使用该物理接口对应的修正值。</w:t>
       </w:r>
     </w:p>
     <w:p>
@@ -6512,15 +6639,14 @@
           <w:color w:val="000000"/>
           <w:sz w:val="21"/>
         </w:rPr>
-        <w:t>如果工作台提示标准器资料已变化或无效，可点击同步维护标准器资料。同步只更新当前任务的标准器快照，不会中断实时测量或清空矩阵</w:t>
-      </w:r>
-      <w:r>
-        <w:rPr>
-          <w:rFonts w:ascii="微软雅黑" w:hAnsi="微软雅黑" w:eastAsia="微软雅黑"/>
-          <w:b/>
-          <w:color w:val="000000"/>
-          <w:sz w:val="36"/>
-        </w:rPr>
+        <w:t>如果工作台提示标准器资料已变化或无效，可点击同步维护标准器资料。同步只更新当前任务的标准器快照，不会中断实时测量或清空矩阵。</w:t>
+      </w:r>
+    </w:p>
+    <w:p>
+      <w:pPr>
+        <w:pStyle w:val="3"/>
+      </w:pPr>
+      <w:r>
         <w:t>8 创建校准任务</w:t>
       </w:r>
     </w:p>
@@ -7234,13 +7360,7 @@
     </w:p>
     <w:p>
       <w:r>
-        <w:rPr>
-          <w:rFonts w:ascii="微软雅黑" w:hAnsi="微软雅黑" w:eastAsia="微软雅黑"/>
-          <w:b w:val="0"/>
-          <w:color w:val="000000"/>
-          <w:sz w:val="21"/>
-        </w:rPr>
-        <w:t>该区域默认折叠，字段在连接、实时观察和计算阶段均为可选。正式出具报告前，应按实验室制度补齐委托单位、地址、校准地点、设备名称、制造厂、型号规格、出厂编号、校准日期、校准员和核验员。</w:t>
+        <w:t>本区域默认折叠且所有字段均为可选。连接、实时观察和正式采样阶段不要求填写；正式签发报告前，应按实验室制度补齐委托单位、地址、校准地点、设备名称、制造厂、型号规格、出厂编号、校准员和核验员。校准日期由系统按任务开始日期自动记录，不需要用户选择。</w:t>
       </w:r>
     </w:p>
     <w:p>
@@ -7803,7 +7923,7 @@
           <w:color w:val="000000"/>
           <w:sz w:val="21"/>
         </w:rPr>
-        <w:t>布点方式包括规范默认空间布点、按实际工作位置调整和极端容积按需调整点数。选择可自定义方式后，温度点数、湿度点数和中心点可以修改，但必须填写布点说明。改变规范默认点数还必须填写偏离原因、依据和实际点数。</w:t>
+        <w:t>布点方式包括规范默认空间布点、按实际工作位置调整和极端容积按需调整点数。规范默认布点会自动选择并锁定点数；选择可自定义方式后，温度点数可在 1 至 24 中选择，湿度点数可在 1 至 9 中选择，中心点随点数自动收敛到有效范围。自定义点数必须填写布点说明；改变规范默认点数还必须填写偏离原因、依据和实际点数。</w:t>
       </w:r>
     </w:p>
     <w:p>
@@ -9006,7 +9126,7 @@
           <w:color w:val="000000"/>
           <w:sz w:val="21"/>
         </w:rPr>
-        <w:t>点击保存并进入校准工作台后，任务参数和标准器资料形成快照。</w:t>
+        <w:t>点击保存并进入校准工作台后，任务参数和标准器资料形成快照。参数不完整时，软件列出具体字段、用红色边框标记全部错误项，并自动滚动到第一个错误字段。修改输入后，对应红框立即清除。</w:t>
       </w:r>
     </w:p>
     <w:p>
@@ -9447,7 +9567,7 @@
                 <w:color w:val="000000"/>
                 <w:sz w:val="18"/>
               </w:rPr>
-              <w:t>串口参数、文件记录、连接、实时测量、正式采样和稳定确认</w:t>
+              <w:t>串口参数、剩余电量、任务测点与设备通道配置、文件记录、连接、实时测量、正式采样和稳定确认</w:t>
             </w:r>
           </w:p>
         </w:tc>
@@ -9523,7 +9643,7 @@
                 <w:color w:val="000000"/>
                 <w:sz w:val="18"/>
               </w:rPr>
-              <w:t>规范、设备、设定值、测点数、环境和采样计划摘要</w:t>
+              <w:t>规范、设备、设定值、测点数、环境和采样计划摘要，并提供修改任务配置入口</w:t>
             </w:r>
           </w:p>
         </w:tc>
@@ -9703,7 +9823,57 @@
           <w:color w:val="000000"/>
           <w:sz w:val="21"/>
         </w:rPr>
-        <w:t>再次点击连接按钮可以断开设备。断开前应先暂停测量，避免正在执行的请求被强制中止。</w:t>
+        <w:t>再次点击连接按钮可以断开设备。连接、启动确认或设备状态查询正在执行时，按钮会暂时禁用，避免错误串口下强制断开造成后台异常。配置读取允许取消；配置写入期间不能强制关闭窗口，以免设备留下部分写入状态。</w:t>
+      </w:r>
+    </w:p>
+    <w:p>
+      <w:pPr/>
+      <w:r>
+        <w:t>设备响应后，工作台读取巡检仪剩余电量。实时测量期间每分钟最多刷新一次；读取失败只把电量显示为未知或刷新失败，不会把本轮测量数据判为无效。</w:t>
+      </w:r>
+    </w:p>
+    <w:p>
+      <w:pPr>
+        <w:pStyle w:val="4"/>
+      </w:pPr>
+      <w:r>
+        <w:t>9.4 任务测点与设备通道配置</w:t>
+      </w:r>
+    </w:p>
+    <w:p>
+      <w:pPr/>
+      <w:r>
+        <w:t>在巡检仪已连接且实时测量未运行时，点击设备通道配置。窗口上半区用于编辑任务逻辑测点与物理接口的绑定：温度测点 T1 至 Tn 可选择 CH1 至 CH24，湿度测点 H1 至 Hn 可选择 H1 至 H9，同一类型的多个逻辑测点不能重复使用同一物理接口。</w:t>
+      </w:r>
+    </w:p>
+    <w:p>
+      <w:pPr/>
+      <w:r>
+        <w:t>物理接口损坏时可以改用空闲接口。例如 CH1 至 CH5 不可用时，可把 T1 至 T5 依次绑定到 CH16 至 CH20。保存后，实时矩阵、稳定性判断、正式样本、计算结果和报告仍按 T1 至 T5 的逻辑顺序排列，原始追溯记录同时保留实际物理接口。</w:t>
+      </w:r>
+    </w:p>
+    <w:p>
+      <w:pPr/>
+      <w:r>
+        <w:t>下半区的“当前设备”显示本次从巡检仪读取的开启或关闭状态；“保存后”显示由当前绑定自动生成的目标状态；“配置诊断”只说明寄存器格式是否正常，不能代替开启状态。巡检仪当前只支持在本机统一设置全部温度通道的传感器类型，因此本窗口不提供逐通道传感器类型编辑；任务配置中的统一传感器类型仍用于任务记录和报告。</w:t>
+      </w:r>
+    </w:p>
+    <w:p>
+      <w:pPr/>
+      <w:r>
+        <w:t>点击保存绑定并应用设备后，软件自动开启参与当前任务绑定的物理接口并关闭未绑定接口。程序先核对读取快照，只写入发生变化的使能地址，再读取变化地址确认结果并恢复设备采集状态；全部完成后才保存本地任务映射。成功、无需写入或完成但有警告时，窗口都会先显示明确结果，确认后再返回工作台。写入失败时不会用未确认的映射覆盖当前任务。</w:t>
+      </w:r>
+    </w:p>
+    <w:p>
+      <w:pPr/>
+      <w:r>
+        <w:t>关闭接口的测量寄存器可能继续保留关闭前的旧值。软件会把这些值标记为关闭，不计入实时有效数、趋势、稳定性判断、正式样本和报告；如果任务绑定引用了关闭或无有效数据的接口，系统会提示任务要求的测点不完整并阻止正式采样。</w:t>
+      </w:r>
+    </w:p>
+    <w:p>
+      <w:pPr/>
+      <w:r>
+        <w:t>部分巡检仪固件的本机通道配置界面与 Modbus 使能寄存器不同步。上位机保存后又在巡检仪本机进入通道配置并重新启动采集，设备可能按本机界面的全通道状态覆盖上位机设置。遇到这种情况，应退出巡检仪本机配置界面，在上位机重新读取并保存；该现象需要通过巡检仪固件同步逻辑彻底解决。</w:t>
       </w:r>
     </w:p>
     <w:p>
@@ -9717,7 +9887,7 @@
           <w:color w:val="000000"/>
           <w:sz w:val="28"/>
         </w:rPr>
-        <w:t>9.4 开始实时测量</w:t>
+        <w:t>9.5 开始实时测量</w:t>
       </w:r>
     </w:p>
     <w:p>
@@ -9728,7 +9898,7 @@
           <w:color w:val="000000"/>
           <w:sz w:val="21"/>
         </w:rPr>
-        <w:t>设备响应后点击开始实时测量。软件读取完整温度块和湿度块，一轮完整响应形成一行矩阵。任务为纯温度时只保留温度通道；温湿度任务按配置的温度点数和湿度点数显示。</w:t>
+        <w:t>设备响应后点击开始实时测量。软件按任务绑定读取所需物理接口，并把结果投影为 T1 至 Tn、H1 至 Hn 逻辑测点；一轮完整响应形成一行矩阵。任务为纯温度时只保留温度测点，温湿度任务按配置的温度点数和湿度点数显示。</w:t>
       </w:r>
     </w:p>
     <w:p>
@@ -9753,7 +9923,7 @@
           <w:color w:val="000000"/>
           <w:sz w:val="28"/>
         </w:rPr>
-        <w:t>9.5 实时趋势</w:t>
+        <w:t>9.6 实时趋势</w:t>
       </w:r>
     </w:p>
     <w:p>
@@ -9786,7 +9956,7 @@
           <w:color w:val="000000"/>
           <w:sz w:val="21"/>
         </w:rPr>
-        <w:t>趋势预检根据最近 5 组数据提示是否趋于稳定，仅用于辅助观察。该提示不能替代设备说明书、规范稳定条件和操作人员确认。</w:t>
+        <w:t>趋势预检要求最近 5 组均具备任务所需的完整有效测点，再按各组空间平均值的最大值与最小值之差计算 ΔT 和 ΔH。少于 5 组或存在缺测时显示数据不足，不会把无穷值或缺测误判为稳定。该提示仅用于辅助观察，不能替代设备说明书、规范稳定条件和操作人员确认。</w:t>
       </w:r>
     </w:p>
     <w:p>
@@ -9800,7 +9970,7 @@
           <w:color w:val="000000"/>
           <w:sz w:val="28"/>
         </w:rPr>
-        <w:t>9.6 测点数据矩阵和数据质量</w:t>
+        <w:t>9.7 测点数据矩阵和数据质量</w:t>
       </w:r>
     </w:p>
     <w:p>
@@ -9811,7 +9981,7 @@
           <w:color w:val="000000"/>
           <w:sz w:val="21"/>
         </w:rPr>
-        <w:t>矩阵的前两列为采集序号和采集时间，后续列按任务自动生成温度 1 至 N、湿度 1 至 N。修改任务测点数后，矩阵、正式采样文件和计算输入会同时更新。</w:t>
+        <w:t>矩阵的前两列为采集序号和采集时间，后续列按任务自动生成 T1 至 Tn、H1 至 Hn。每个逻辑测点显示绑定物理接口的实时值；修改任务点数或绑定后，矩阵、正式采样文件和计算输入会同时更新。</w:t>
       </w:r>
     </w:p>
     <w:p>
@@ -9836,7 +10006,7 @@
           <w:color w:val="000000"/>
           <w:sz w:val="28"/>
         </w:rPr>
-        <w:t>9.7 正式校准启动条件</w:t>
+        <w:t>9.8 正式校准启动条件</w:t>
       </w:r>
     </w:p>
     <w:p>
@@ -9981,7 +10151,7 @@
           <w:color w:val="000000"/>
           <w:sz w:val="28"/>
         </w:rPr>
-        <w:t>9.8 正式校准采样</w:t>
+        <w:t>9.9 正式校准采样</w:t>
       </w:r>
     </w:p>
     <w:p>
@@ -10046,7 +10216,7 @@
           <w:color w:val="000000"/>
           <w:sz w:val="28"/>
         </w:rPr>
-        <w:t>9.9 暂停 清空和返回任务配置</w:t>
+        <w:t>9.10 暂停 清空和返回任务配置</w:t>
       </w:r>
     </w:p>
     <w:p>
@@ -10107,7 +10277,7 @@
           <w:color w:val="000000"/>
           <w:sz w:val="21"/>
         </w:rPr>
-        <w:t>返回任务配置：采集运行时不可直接返回，应先暂停。修改并保存任务后，工作台按新任务重新建立矩阵。</w:t>
+        <w:t>返回任务配置：顶部蓝色描边的“返回任务配置”和当前任务卡片内的“修改任务配置”使用同一安全入口。采集运行时应先暂停；修改并保存任务后，工作台按新任务重新建立矩阵。</w:t>
       </w:r>
     </w:p>
     <w:p>
@@ -11590,6 +11760,9 @@
       </w:r>
     </w:p>
     <w:p>
+      <w:pPr>
+        <w:pStyle w:val="3"/>
+      </w:pPr>
       <w:r>
         <w:rPr>
           <w:rFonts w:ascii="微软雅黑" w:hAnsi="微软雅黑" w:eastAsia="微软雅黑"/>
@@ -11737,6 +11910,9 @@
       </w:r>
     </w:p>
     <w:p>
+      <w:pPr>
+        <w:pStyle w:val="3"/>
+      </w:pPr>
       <w:r>
         <w:rPr>
           <w:rFonts w:ascii="微软雅黑" w:hAnsi="微软雅黑" w:eastAsia="微软雅黑"/>
@@ -13326,6 +13502,9 @@
       </w:r>
     </w:p>
     <w:p>
+      <w:pPr>
+        <w:pStyle w:val="3"/>
+      </w:pPr>
       <w:r>
         <w:rPr>
           <w:rFonts w:ascii="微软雅黑" w:hAnsi="微软雅黑" w:eastAsia="微软雅黑"/>
@@ -13576,6 +13755,7 @@
     </w:p>
     <w:p>
       <w:pPr>
+        <w:pStyle w:val="3"/>
         <w:spacing w:after="60"/>
         <w:ind w:left="432" w:hanging="317"/>
       </w:pPr>
@@ -15082,25 +15262,135 @@
           </w:p>
         </w:tc>
       </w:tr>
+      <w:tr>
+        <w:tc>
+          <w:tcPr>
+            <w:tcW w:type="dxa" w:w="3331"/>
+          </w:tcPr>
+          <w:p>
+            <w:r>
+              <w:t>设备通道配置读取或写入失败</w:t>
+            </w:r>
+          </w:p>
+        </w:tc>
+        <w:tc>
+          <w:tcPr>
+            <w:tcW w:type="dxa" w:w="3331"/>
+          </w:tcPr>
+          <w:p>
+            <w:r>
+              <w:t>串口选择错误、端口被占用、设备停留在本机配置界面或瞬时丢帧</w:t>
+            </w:r>
+          </w:p>
+        </w:tc>
+        <w:tc>
+          <w:tcPr>
+            <w:tcW w:type="dxa" w:w="3331"/>
+          </w:tcPr>
+          <w:p>
+            <w:r>
+              <w:t>停止实时测量，核对 COM 口并关闭其他串口程序；退出设备本机配置界面，重新读取后再保存。写入期间不要关闭窗口或断电</w:t>
+            </w:r>
+          </w:p>
+        </w:tc>
+      </w:tr>
+      <w:tr>
+        <w:tc>
+          <w:tcPr>
+            <w:tcW w:type="dxa" w:w="3331"/>
+          </w:tcPr>
+          <w:p>
+            <w:r>
+              <w:t>保存后巡检仪本机仍显示全部通道开启</w:t>
+            </w:r>
+          </w:p>
+        </w:tc>
+        <w:tc>
+          <w:tcPr>
+            <w:tcW w:type="dxa" w:w="3331"/>
+          </w:tcPr>
+          <w:p>
+            <w:r>
+              <w:t>设备本机界面状态没有与 Modbus 使能寄存器同步，或本机操作覆盖了上位机配置</w:t>
+            </w:r>
+          </w:p>
+        </w:tc>
+        <w:tc>
+          <w:tcPr>
+            <w:tcW w:type="dxa" w:w="3331"/>
+          </w:tcPr>
+          <w:p>
+            <w:r>
+              <w:t>以重新读取的寄存器状态为准；避免保存后再次进入设备本机通道配置。若被覆盖，在上位机重新读取并保存，并联系固件人员处理同步逻辑</w:t>
+            </w:r>
+          </w:p>
+        </w:tc>
+      </w:tr>
+      <w:tr>
+        <w:tc>
+          <w:tcPr>
+            <w:tcW w:type="dxa" w:w="3331"/>
+          </w:tcPr>
+          <w:p>
+            <w:r>
+              <w:t>关闭通道后仍能读到旧数值</w:t>
+            </w:r>
+          </w:p>
+        </w:tc>
+        <w:tc>
+          <w:tcPr>
+            <w:tcW w:type="dxa" w:w="3331"/>
+          </w:tcPr>
+          <w:p>
+            <w:r>
+              <w:t>巡检仪停止扫描后仍保留测量寄存器的最后一次值</w:t>
+            </w:r>
+          </w:p>
+        </w:tc>
+        <w:tc>
+          <w:tcPr>
+            <w:tcW w:type="dxa" w:w="3331"/>
+          </w:tcPr>
+          <w:p>
+            <w:r>
+              <w:t>在设备通道配置中确认该接口显示关闭。软件会将保留值标记为关闭并排除计算，不应把寄存器非零视为实时采集</w:t>
+            </w:r>
+          </w:p>
+        </w:tc>
+      </w:tr>
+      <w:tr>
+        <w:tc>
+          <w:tcPr>
+            <w:tcW w:type="dxa" w:w="3331"/>
+          </w:tcPr>
+          <w:p>
+            <w:r>
+              <w:t>剩余电量显示未知或刷新失败</w:t>
+            </w:r>
+          </w:p>
+        </w:tc>
+        <w:tc>
+          <w:tcPr>
+            <w:tcW w:type="dxa" w:w="3331"/>
+          </w:tcPr>
+          <w:p>
+            <w:r>
+              <w:t>电量辅助查询未响应，不代表测量通道必然异常</w:t>
+            </w:r>
+          </w:p>
+        </w:tc>
+        <w:tc>
+          <w:tcPr>
+            <w:tcW w:type="dxa" w:w="3331"/>
+          </w:tcPr>
+          <w:p>
+            <w:r>
+              <w:t>继续观察设备响应和测量数据；必要时检查供电和串口。电量查询会低频自动重试</w:t>
+            </w:r>
+          </w:p>
+        </w:tc>
+      </w:tr>
     </w:tbl>
-    <w:p>
-      <w:pPr>
-        <w:pStyle w:val="3"/>
-        <w:pageBreakBefore/>
-        <w:rPr>
-          <w:rFonts w:ascii="微软雅黑" w:hAnsi="微软雅黑" w:eastAsia="微软雅黑"/>
-          <w:b/>
-          <w:color w:val="000000"/>
-          <w:sz w:val="36"/>
-        </w:rPr>
-      </w:pPr>
-    </w:p>
-    <w:p>
-      <w:pPr>
-        <w:spacing w:after="60"/>
-        <w:ind w:left="403" w:hanging="288"/>
-      </w:pPr>
-    </w:p>
     <w:sectPr>
       <w:headerReference r:id="rId5" w:type="default"/>
       <w:footerReference r:id="rId6" w:type="default"/>
